--- a/doc/log_hs_dem.docx
+++ b/doc/log_hs_dem.docx
@@ -1,47 +1,66 @@
 
 <file path=word/document.xml><?xml version="1.0" encoding="utf-8"?>
-<w:document xmlns:wpc="http://schemas.microsoft.com/office/word/2010/wordprocessingCanvas" xmlns:mc="http://schemas.openxmlformats.org/markup-compatibility/2006" xmlns:o="urn:schemas-microsoft-com:office:office" xmlns:r="http://schemas.openxmlformats.org/officeDocument/2006/relationships" xmlns:m="http://schemas.openxmlformats.org/officeDocument/2006/math" xmlns:v="urn:schemas-microsoft-com:vml" xmlns:wp14="http://schemas.microsoft.com/office/word/2010/wordprocessingDrawing" xmlns:wp="http://schemas.openxmlformats.org/drawingml/2006/wordprocessingDrawing" xmlns:w="http://schemas.openxmlformats.org/wordprocessingml/2006/main" xmlns:w14="http://schemas.microsoft.com/office/word/2010/wordml" xmlns:w10="urn:schemas-microsoft-com:office:word" xmlns:w15="http://schemas.microsoft.com/office/word/2012/wordml" xmlns:wpg="http://schemas.microsoft.com/office/word/2010/wordprocessingGroup" xmlns:wpi="http://schemas.microsoft.com/office/word/2010/wordprocessingInk" xmlns:wne="http://schemas.microsoft.com/office/word/2006/wordml" xmlns:wps="http://schemas.microsoft.com/office/word/2010/wordprocessingShape" xmlns:wpsCustomData="http://www.wps.cn/officeDocument/2013/wpsCustomData" mc:Ignorable="w14 w15 wp14">
+<w:document xmlns:wpc="http://schemas.microsoft.com/office/word/2010/wordprocessingCanvas" xmlns:cx="http://schemas.microsoft.com/office/drawing/2014/chartex" xmlns:cx1="http://schemas.microsoft.com/office/drawing/2015/9/8/chartex" xmlns:cx2="http://schemas.microsoft.com/office/drawing/2015/10/21/chartex" xmlns:cx3="http://schemas.microsoft.com/office/drawing/2016/5/9/chartex" xmlns:cx4="http://schemas.microsoft.com/office/drawing/2016/5/10/chartex" xmlns:cx5="http://schemas.microsoft.com/office/drawing/2016/5/11/chartex" xmlns:cx6="http://schemas.microsoft.com/office/drawing/2016/5/12/chartex" xmlns:cx7="http://schemas.microsoft.com/office/drawing/2016/5/13/chartex" xmlns:cx8="http://schemas.microsoft.com/office/drawing/2016/5/14/chartex" xmlns:mc="http://schemas.openxmlformats.org/markup-compatibility/2006" xmlns:aink="http://schemas.microsoft.com/office/drawing/2016/ink" xmlns:am3d="http://schemas.microsoft.com/office/drawing/2017/model3d" xmlns:o="urn:schemas-microsoft-com:office:office" xmlns:oel="http://schemas.microsoft.com/office/2019/extlst" xmlns:r="http://schemas.openxmlformats.org/officeDocument/2006/relationships" xmlns:m="http://schemas.openxmlformats.org/officeDocument/2006/math" xmlns:v="urn:schemas-microsoft-com:vml" xmlns:wp14="http://schemas.microsoft.com/office/word/2010/wordprocessingDrawing" xmlns:wp="http://schemas.openxmlformats.org/drawingml/2006/wordprocessingDrawing" xmlns:w10="urn:schemas-microsoft-com:office:word" xmlns:w="http://schemas.openxmlformats.org/wordprocessingml/2006/main" xmlns:w14="http://schemas.microsoft.com/office/word/2010/wordml" xmlns:w15="http://schemas.microsoft.com/office/word/2012/wordml" xmlns:w16cex="http://schemas.microsoft.com/office/word/2018/wordml/cex" xmlns:w16cid="http://schemas.microsoft.com/office/word/2016/wordml/cid" xmlns:w16="http://schemas.microsoft.com/office/word/2018/wordml" xmlns:w16du="http://schemas.microsoft.com/office/word/2023/wordml/word16du" xmlns:w16sdtdh="http://schemas.microsoft.com/office/word/2020/wordml/sdtdatahash" xmlns:w16sdtfl="http://schemas.microsoft.com/office/word/2024/wordml/sdtformatlock" xmlns:w16se="http://schemas.microsoft.com/office/word/2015/wordml/symex" xmlns:wpg="http://schemas.microsoft.com/office/word/2010/wordprocessingGroup" xmlns:wpi="http://schemas.microsoft.com/office/word/2010/wordprocessingInk" xmlns:wne="http://schemas.microsoft.com/office/word/2006/wordml" xmlns:wps="http://schemas.microsoft.com/office/word/2010/wordprocessingShape" mc:Ignorable="w14 w15 w16se w16cid w16 w16cex w16sdtdh w16sdtfl w16du wp14">
   <w:body>
     <w:p>
-      <w:pPr>
-        <w:rPr>
-          <w:rFonts w:hint="eastAsia"/>
-          <w:lang w:val="en-US" w:eastAsia="zh-CN"/>
-        </w:rPr>
-      </w:pPr>
-      <w:r>
-        <w:rPr>
-          <w:rFonts w:hint="eastAsia"/>
-          <w:lang w:val="en-US" w:eastAsia="zh-CN"/>
+      <w:r>
+        <w:rPr>
+          <w:rFonts w:hint="eastAsia"/>
         </w:rPr>
         <w:t>高速解调器</w:t>
       </w:r>
     </w:p>
     <w:p>
-      <w:pPr>
-        <w:rPr>
-          <w:rFonts w:hint="default"/>
-          <w:lang w:val="en-US" w:eastAsia="zh-CN"/>
-        </w:rPr>
-      </w:pPr>
-      <w:r>
-        <w:rPr>
-          <w:rFonts w:hint="eastAsia"/>
-          <w:lang w:val="en-US" w:eastAsia="zh-CN"/>
-        </w:rPr>
-        <w:t>用6.4MHz的宽带采样（BW=5MHz）的波形，进行仿真，modelsim的输出解调结果的星座图</w:t>
+      <w:r>
+        <w:rPr>
+          <w:rFonts w:hint="eastAsia"/>
+        </w:rPr>
+        <w:t>用</w:t>
+      </w:r>
+      <w:r>
+        <w:rPr>
+          <w:rFonts w:hint="eastAsia"/>
+        </w:rPr>
+        <w:t>6.4MHz</w:t>
+      </w:r>
+      <w:r>
+        <w:rPr>
+          <w:rFonts w:hint="eastAsia"/>
+        </w:rPr>
+        <w:t>的宽带采样（</w:t>
+      </w:r>
+      <w:r>
+        <w:rPr>
+          <w:rFonts w:hint="eastAsia"/>
+        </w:rPr>
+        <w:t>BW=5MHz</w:t>
+      </w:r>
+      <w:r>
+        <w:rPr>
+          <w:rFonts w:hint="eastAsia"/>
+        </w:rPr>
+        <w:t>）的波形，进行仿真，</w:t>
+      </w:r>
+      <w:r>
+        <w:rPr>
+          <w:rFonts w:hint="eastAsia"/>
+        </w:rPr>
+        <w:t>modelsim</w:t>
+      </w:r>
+      <w:r>
+        <w:rPr>
+          <w:rFonts w:hint="eastAsia"/>
+        </w:rPr>
+        <w:t>的输出解调结果的星座图</w:t>
       </w:r>
     </w:p>
     <w:p>
-      <w:pPr>
-        <w:rPr>
-          <w:rFonts w:hint="default"/>
-          <w:lang w:eastAsia="zh-CN"/>
-        </w:rPr>
-      </w:pPr>
-      <w:r>
+      <w:r>
+        <w:rPr>
+          <w:noProof/>
+        </w:rPr>
         <w:drawing>
-          <wp:inline distT="0" distB="0" distL="114300" distR="114300">
+          <wp:inline distT="0" distB="0" distL="114300" distR="114300" wp14:anchorId="2197BCAA" wp14:editId="552D8E96">
             <wp:extent cx="2816225" cy="2900680"/>
             <wp:effectExtent l="0" t="0" r="3175" b="7620"/>
             <wp:docPr id="1" name="图片 1"/>
@@ -82,486 +101,714 @@
           </wp:inline>
         </w:drawing>
       </w:r>
-      <w:bookmarkStart w:id="0" w:name="_GoBack"/>
-      <w:bookmarkEnd w:id="0"/>
+    </w:p>
+    <w:p/>
+    <w:p/>
+    <w:p>
+      <w:pPr>
+        <w:pStyle w:val="1"/>
+      </w:pPr>
+      <w:r>
+        <w:rPr>
+          <w:rFonts w:hint="eastAsia"/>
+        </w:rPr>
+        <w:t>2026/4/18</w:t>
+      </w:r>
     </w:p>
     <w:p>
+      <w:r>
+        <w:rPr>
+          <w:rFonts w:hint="eastAsia"/>
+        </w:rPr>
+        <w:t>进行了整条链路仿真，由于</w:t>
+      </w:r>
+      <w:r>
+        <w:rPr>
+          <w:rFonts w:hint="eastAsia"/>
+        </w:rPr>
+        <w:t>K1</w:t>
+      </w:r>
+      <w:r>
+        <w:rPr>
+          <w:rFonts w:hint="eastAsia"/>
+        </w:rPr>
+        <w:t>和</w:t>
+      </w:r>
+      <w:r>
+        <w:rPr>
+          <w:rFonts w:hint="eastAsia"/>
+        </w:rPr>
+        <w:t>K2</w:t>
+      </w:r>
+      <w:r>
+        <w:rPr>
+          <w:rFonts w:hint="eastAsia"/>
+        </w:rPr>
+        <w:t>比较小，仿真了</w:t>
+      </w:r>
+      <w:r>
+        <w:rPr>
+          <w:rFonts w:hint="eastAsia"/>
+        </w:rPr>
+        <w:t>8</w:t>
+      </w:r>
+      <w:r>
+        <w:rPr>
+          <w:rFonts w:hint="eastAsia"/>
+        </w:rPr>
+        <w:t>个点并行的情况，当更新不及时的时候，</w:t>
+      </w:r>
+      <w:r>
+        <w:rPr>
+          <w:rFonts w:hint="eastAsia"/>
+        </w:rPr>
+        <w:t>TLL</w:t>
+      </w:r>
+      <w:r>
+        <w:rPr>
+          <w:rFonts w:hint="eastAsia"/>
+        </w:rPr>
+        <w:t>工作相对比较</w:t>
+      </w:r>
+      <w:r>
+        <w:rPr>
+          <w:rFonts w:hint="eastAsia"/>
+        </w:rPr>
+        <w:t>稳定</w:t>
+      </w:r>
+      <w:r>
+        <w:rPr>
+          <w:rFonts w:hint="eastAsia"/>
+        </w:rPr>
+        <w:t>，</w:t>
+      </w:r>
+      <w:r>
+        <w:rPr>
+          <w:rFonts w:hint="eastAsia"/>
+        </w:rPr>
+        <w:t>但是</w:t>
+      </w:r>
+      <w:r>
+        <w:rPr>
+          <w:rFonts w:hint="eastAsia"/>
+        </w:rPr>
+        <w:t>PLL</w:t>
+      </w:r>
+      <w:r>
+        <w:rPr>
+          <w:rFonts w:hint="eastAsia"/>
+        </w:rPr>
+        <w:t>出现了</w:t>
+      </w:r>
+      <w:r>
+        <w:rPr>
+          <w:rFonts w:hint="eastAsia"/>
+        </w:rPr>
+        <w:t>MATLAB</w:t>
+      </w:r>
+      <w:r>
+        <w:rPr>
+          <w:rFonts w:hint="eastAsia"/>
+        </w:rPr>
+        <w:t>收敛，但是</w:t>
+      </w:r>
+      <w:r>
+        <w:rPr>
+          <w:rFonts w:hint="eastAsia"/>
+        </w:rPr>
+        <w:t>VHDL</w:t>
+      </w:r>
+      <w:r>
+        <w:rPr>
+          <w:rFonts w:hint="eastAsia"/>
+        </w:rPr>
+        <w:t>不收敛的情况</w:t>
+      </w:r>
+      <w:r>
+        <w:rPr>
+          <w:rFonts w:hint="eastAsia"/>
+        </w:rPr>
+        <w:t>。</w:t>
+      </w:r>
+      <w:r>
+        <w:rPr>
+          <w:rFonts w:hint="eastAsia"/>
+        </w:rPr>
+        <w:t>需要进一步排查，把进</w:t>
+      </w:r>
+      <w:r>
+        <w:rPr>
+          <w:rFonts w:hint="eastAsia"/>
+        </w:rPr>
+        <w:t>PLL</w:t>
+      </w:r>
+      <w:r>
+        <w:rPr>
+          <w:rFonts w:hint="eastAsia"/>
+        </w:rPr>
+        <w:t>的数据导出来，用</w:t>
+      </w:r>
+      <w:r>
+        <w:rPr>
+          <w:rFonts w:hint="eastAsia"/>
+        </w:rPr>
+        <w:t>matlab</w:t>
+      </w:r>
+      <w:r>
+        <w:rPr>
+          <w:rFonts w:hint="eastAsia"/>
+        </w:rPr>
+        <w:t>仿真一下。</w:t>
+      </w:r>
+    </w:p>
+    <w:p/>
+    <w:p>
       <w:pPr>
         <w:rPr>
-          <w:rFonts w:hint="default"/>
-          <w:lang w:eastAsia="zh-CN"/>
+          <w:rFonts w:hint="eastAsia"/>
         </w:rPr>
       </w:pPr>
+      <w:r>
+        <w:rPr>
+          <w:rFonts w:hint="eastAsia"/>
+        </w:rPr>
+        <w:t>还需要增加状态机。在</w:t>
+      </w:r>
+      <w:r>
+        <w:rPr>
+          <w:rFonts w:hint="eastAsia"/>
+        </w:rPr>
+        <w:t>agc</w:t>
+      </w:r>
+      <w:r>
+        <w:rPr>
+          <w:rFonts w:hint="eastAsia"/>
+        </w:rPr>
+        <w:t>锁定后，进入</w:t>
+      </w:r>
+      <w:r>
+        <w:rPr>
+          <w:rFonts w:hint="eastAsia"/>
+        </w:rPr>
+        <w:t>TLL</w:t>
+      </w:r>
+      <w:r>
+        <w:rPr>
+          <w:rFonts w:hint="eastAsia"/>
+        </w:rPr>
+        <w:t>，在</w:t>
+      </w:r>
+      <w:r>
+        <w:rPr>
+          <w:rFonts w:hint="eastAsia"/>
+        </w:rPr>
+        <w:t>TLL</w:t>
+      </w:r>
+      <w:r>
+        <w:rPr>
+          <w:rFonts w:hint="eastAsia"/>
+        </w:rPr>
+        <w:t>锁定后进入</w:t>
+      </w:r>
+      <w:r>
+        <w:rPr>
+          <w:rFonts w:hint="eastAsia"/>
+        </w:rPr>
+        <w:t>PLL</w:t>
+      </w:r>
+      <w:r>
+        <w:rPr>
+          <w:rFonts w:hint="eastAsia"/>
+        </w:rPr>
+        <w:t>。如果长时间不锁定，就复位。</w:t>
+      </w:r>
     </w:p>
+    <w:p/>
     <w:sectPr>
       <w:pgSz w:w="11906" w:h="16838"/>
       <w:pgMar w:top="1440" w:right="1800" w:bottom="1440" w:left="1800" w:header="851" w:footer="992" w:gutter="0"/>
-      <w:cols w:space="0" w:num="1"/>
-      <w:rtlGutter w:val="0"/>
-      <w:docGrid w:type="lines" w:linePitch="387" w:charSpace="0"/>
+      <w:cols w:space="0"/>
+      <w:docGrid w:type="lines" w:linePitch="387"/>
     </w:sectPr>
   </w:body>
 </w:document>
 </file>
 
 <file path=word/styles.xml><?xml version="1.0" encoding="utf-8"?>
-<w:styles xmlns:mc="http://schemas.openxmlformats.org/markup-compatibility/2006" xmlns:o="urn:schemas-microsoft-com:office:office" xmlns:r="http://schemas.openxmlformats.org/officeDocument/2006/relationships" xmlns:m="http://schemas.openxmlformats.org/officeDocument/2006/math" xmlns:v="urn:schemas-microsoft-com:vml" xmlns:w="http://schemas.openxmlformats.org/wordprocessingml/2006/main" xmlns:w14="http://schemas.microsoft.com/office/word/2010/wordml" xmlns:w10="urn:schemas-microsoft-com:office:word" xmlns:sl="http://schemas.openxmlformats.org/schemaLibrary/2006/main" xmlns:wpsCustomData="http://www.wps.cn/officeDocument/2013/wpsCustomData" mc:Ignorable="w14">
+<w:styles xmlns:mc="http://schemas.openxmlformats.org/markup-compatibility/2006" xmlns:r="http://schemas.openxmlformats.org/officeDocument/2006/relationships" xmlns:w="http://schemas.openxmlformats.org/wordprocessingml/2006/main" xmlns:w14="http://schemas.microsoft.com/office/word/2010/wordml" xmlns:w15="http://schemas.microsoft.com/office/word/2012/wordml" xmlns:w16cex="http://schemas.microsoft.com/office/word/2018/wordml/cex" xmlns:w16cid="http://schemas.microsoft.com/office/word/2016/wordml/cid" xmlns:w16="http://schemas.microsoft.com/office/word/2018/wordml" xmlns:w16du="http://schemas.microsoft.com/office/word/2023/wordml/word16du" xmlns:w16sdtdh="http://schemas.microsoft.com/office/word/2020/wordml/sdtdatahash" xmlns:w16sdtfl="http://schemas.microsoft.com/office/word/2024/wordml/sdtformatlock" xmlns:w16se="http://schemas.microsoft.com/office/word/2015/wordml/symex" mc:Ignorable="w14 w15 w16se w16cid w16 w16cex w16sdtdh w16sdtfl w16du">
   <w:docDefaults>
     <w:rPrDefault>
       <w:rPr>
-        <w:rFonts w:ascii="Times New Roman" w:hAnsi="Times New Roman" w:eastAsia="宋体" w:cs="Times New Roman"/>
+        <w:rFonts w:ascii="Times New Roman" w:eastAsia="宋体" w:hAnsi="Times New Roman" w:cs="Times New Roman"/>
+        <w:lang w:val="en-US" w:eastAsia="zh-CN" w:bidi="ar-SA"/>
       </w:rPr>
     </w:rPrDefault>
     <w:pPrDefault/>
   </w:docDefaults>
-  <w:latentStyles w:count="260" w:defQFormat="0" w:defUnhideWhenUsed="1" w:defSemiHidden="1" w:defUIPriority="99" w:defLockedState="0">
-    <w:lsdException w:qFormat="1" w:unhideWhenUsed="0" w:uiPriority="0" w:semiHidden="0" w:name="Normal"/>
-    <w:lsdException w:qFormat="1" w:unhideWhenUsed="0" w:uiPriority="0" w:semiHidden="0" w:name="heading 1"/>
-    <w:lsdException w:qFormat="1" w:uiPriority="0" w:semiHidden="0" w:name="heading 2"/>
-    <w:lsdException w:qFormat="1" w:uiPriority="0" w:semiHidden="0" w:name="heading 3"/>
-    <w:lsdException w:qFormat="1" w:uiPriority="0" w:semiHidden="0" w:name="heading 4"/>
-    <w:lsdException w:qFormat="1" w:uiPriority="0" w:semiHidden="0" w:name="heading 5"/>
-    <w:lsdException w:qFormat="1" w:uiPriority="0" w:semiHidden="0" w:name="heading 6"/>
-    <w:lsdException w:qFormat="1" w:uiPriority="0" w:semiHidden="0" w:name="heading 7"/>
-    <w:lsdException w:qFormat="1" w:uiPriority="0" w:semiHidden="0" w:name="heading 8"/>
-    <w:lsdException w:qFormat="1" w:uiPriority="0" w:semiHidden="0" w:name="heading 9"/>
-    <w:lsdException w:unhideWhenUsed="0" w:uiPriority="0" w:semiHidden="0" w:name="index 1"/>
-    <w:lsdException w:unhideWhenUsed="0" w:uiPriority="0" w:semiHidden="0" w:name="index 2"/>
-    <w:lsdException w:unhideWhenUsed="0" w:uiPriority="0" w:semiHidden="0" w:name="index 3"/>
-    <w:lsdException w:unhideWhenUsed="0" w:uiPriority="0" w:semiHidden="0" w:name="index 4"/>
-    <w:lsdException w:unhideWhenUsed="0" w:uiPriority="0" w:semiHidden="0" w:name="index 5"/>
-    <w:lsdException w:unhideWhenUsed="0" w:uiPriority="0" w:semiHidden="0" w:name="index 6"/>
-    <w:lsdException w:unhideWhenUsed="0" w:uiPriority="0" w:semiHidden="0" w:name="index 7"/>
-    <w:lsdException w:unhideWhenUsed="0" w:uiPriority="0" w:semiHidden="0" w:name="index 8"/>
-    <w:lsdException w:unhideWhenUsed="0" w:uiPriority="0" w:semiHidden="0" w:name="index 9"/>
-    <w:lsdException w:unhideWhenUsed="0" w:uiPriority="0" w:semiHidden="0" w:name="toc 1"/>
-    <w:lsdException w:unhideWhenUsed="0" w:uiPriority="0" w:semiHidden="0" w:name="toc 2"/>
-    <w:lsdException w:unhideWhenUsed="0" w:uiPriority="0" w:semiHidden="0" w:name="toc 3"/>
-    <w:lsdException w:unhideWhenUsed="0" w:uiPriority="0" w:semiHidden="0" w:name="toc 4"/>
-    <w:lsdException w:unhideWhenUsed="0" w:uiPriority="0" w:semiHidden="0" w:name="toc 5"/>
-    <w:lsdException w:unhideWhenUsed="0" w:uiPriority="0" w:semiHidden="0" w:name="toc 6"/>
-    <w:lsdException w:unhideWhenUsed="0" w:uiPriority="0" w:semiHidden="0" w:name="toc 7"/>
-    <w:lsdException w:unhideWhenUsed="0" w:uiPriority="0" w:semiHidden="0" w:name="toc 8"/>
-    <w:lsdException w:unhideWhenUsed="0" w:uiPriority="0" w:semiHidden="0" w:name="toc 9"/>
-    <w:lsdException w:unhideWhenUsed="0" w:uiPriority="0" w:semiHidden="0" w:name="Normal Indent"/>
-    <w:lsdException w:unhideWhenUsed="0" w:uiPriority="0" w:semiHidden="0" w:name="footnote text"/>
-    <w:lsdException w:unhideWhenUsed="0" w:uiPriority="0" w:semiHidden="0" w:name="annotation text"/>
-    <w:lsdException w:unhideWhenUsed="0" w:uiPriority="0" w:semiHidden="0" w:name="header"/>
-    <w:lsdException w:unhideWhenUsed="0" w:uiPriority="0" w:semiHidden="0" w:name="footer"/>
-    <w:lsdException w:unhideWhenUsed="0" w:uiPriority="0" w:semiHidden="0" w:name="index heading"/>
-    <w:lsdException w:qFormat="1" w:uiPriority="0" w:name="caption"/>
-    <w:lsdException w:unhideWhenUsed="0" w:uiPriority="0" w:semiHidden="0" w:name="table of figures"/>
-    <w:lsdException w:unhideWhenUsed="0" w:uiPriority="0" w:semiHidden="0" w:name="envelope address"/>
-    <w:lsdException w:unhideWhenUsed="0" w:uiPriority="0" w:semiHidden="0" w:name="envelope return"/>
-    <w:lsdException w:unhideWhenUsed="0" w:uiPriority="0" w:semiHidden="0" w:name="footnote reference"/>
-    <w:lsdException w:unhideWhenUsed="0" w:uiPriority="0" w:semiHidden="0" w:name="annotation reference"/>
-    <w:lsdException w:unhideWhenUsed="0" w:uiPriority="0" w:semiHidden="0" w:name="line number"/>
-    <w:lsdException w:unhideWhenUsed="0" w:uiPriority="0" w:semiHidden="0" w:name="page number"/>
-    <w:lsdException w:unhideWhenUsed="0" w:uiPriority="0" w:semiHidden="0" w:name="endnote reference"/>
-    <w:lsdException w:unhideWhenUsed="0" w:uiPriority="0" w:semiHidden="0" w:name="endnote text"/>
-    <w:lsdException w:unhideWhenUsed="0" w:uiPriority="0" w:semiHidden="0" w:name="table of authorities"/>
-    <w:lsdException w:unhideWhenUsed="0" w:uiPriority="0" w:semiHidden="0" w:name="macro"/>
-    <w:lsdException w:unhideWhenUsed="0" w:uiPriority="0" w:semiHidden="0" w:name="toa heading"/>
-    <w:lsdException w:unhideWhenUsed="0" w:uiPriority="0" w:semiHidden="0" w:name="List"/>
-    <w:lsdException w:unhideWhenUsed="0" w:uiPriority="0" w:semiHidden="0" w:name="List Bullet"/>
-    <w:lsdException w:unhideWhenUsed="0" w:uiPriority="0" w:semiHidden="0" w:name="List Number"/>
-    <w:lsdException w:unhideWhenUsed="0" w:uiPriority="0" w:semiHidden="0" w:name="List 2"/>
-    <w:lsdException w:unhideWhenUsed="0" w:uiPriority="0" w:semiHidden="0" w:name="List 3"/>
-    <w:lsdException w:unhideWhenUsed="0" w:uiPriority="0" w:semiHidden="0" w:name="List 4"/>
-    <w:lsdException w:unhideWhenUsed="0" w:uiPriority="0" w:semiHidden="0" w:name="List 5"/>
-    <w:lsdException w:unhideWhenUsed="0" w:uiPriority="0" w:semiHidden="0" w:name="List Bullet 2"/>
-    <w:lsdException w:unhideWhenUsed="0" w:uiPriority="0" w:semiHidden="0" w:name="List Bullet 3"/>
-    <w:lsdException w:unhideWhenUsed="0" w:uiPriority="0" w:semiHidden="0" w:name="List Bullet 4"/>
-    <w:lsdException w:unhideWhenUsed="0" w:uiPriority="0" w:semiHidden="0" w:name="List Bullet 5"/>
-    <w:lsdException w:unhideWhenUsed="0" w:uiPriority="0" w:semiHidden="0" w:name="List Number 2"/>
-    <w:lsdException w:unhideWhenUsed="0" w:uiPriority="0" w:semiHidden="0" w:name="List Number 3"/>
-    <w:lsdException w:unhideWhenUsed="0" w:uiPriority="0" w:semiHidden="0" w:name="List Number 4"/>
-    <w:lsdException w:unhideWhenUsed="0" w:uiPriority="0" w:semiHidden="0" w:name="List Number 5"/>
-    <w:lsdException w:qFormat="1" w:unhideWhenUsed="0" w:uiPriority="0" w:semiHidden="0" w:name="Title"/>
-    <w:lsdException w:unhideWhenUsed="0" w:uiPriority="0" w:semiHidden="0" w:name="Closing"/>
-    <w:lsdException w:unhideWhenUsed="0" w:uiPriority="0" w:semiHidden="0" w:name="Signature"/>
-    <w:lsdException w:qFormat="1" w:unhideWhenUsed="0" w:uiPriority="0" w:semiHidden="0" w:name="Default Paragraph Font"/>
-    <w:lsdException w:unhideWhenUsed="0" w:uiPriority="0" w:semiHidden="0" w:name="Body Text"/>
-    <w:lsdException w:unhideWhenUsed="0" w:uiPriority="0" w:semiHidden="0" w:name="Body Text Indent"/>
-    <w:lsdException w:unhideWhenUsed="0" w:uiPriority="0" w:semiHidden="0" w:name="List Continue"/>
-    <w:lsdException w:unhideWhenUsed="0" w:uiPriority="0" w:semiHidden="0" w:name="List Continue 2"/>
-    <w:lsdException w:unhideWhenUsed="0" w:uiPriority="0" w:semiHidden="0" w:name="List Continue 3"/>
-    <w:lsdException w:unhideWhenUsed="0" w:uiPriority="0" w:semiHidden="0" w:name="List Continue 4"/>
-    <w:lsdException w:unhideWhenUsed="0" w:uiPriority="0" w:semiHidden="0" w:name="List Continue 5"/>
-    <w:lsdException w:unhideWhenUsed="0" w:uiPriority="0" w:semiHidden="0" w:name="Message Header"/>
-    <w:lsdException w:qFormat="1" w:unhideWhenUsed="0" w:uiPriority="0" w:semiHidden="0" w:name="Subtitle"/>
-    <w:lsdException w:unhideWhenUsed="0" w:uiPriority="0" w:semiHidden="0" w:name="Salutation"/>
-    <w:lsdException w:unhideWhenUsed="0" w:uiPriority="0" w:semiHidden="0" w:name="Date"/>
-    <w:lsdException w:unhideWhenUsed="0" w:uiPriority="0" w:semiHidden="0" w:name="Body Text First Indent"/>
-    <w:lsdException w:unhideWhenUsed="0" w:uiPriority="0" w:semiHidden="0" w:name="Body Text First Indent 2"/>
-    <w:lsdException w:unhideWhenUsed="0" w:uiPriority="0" w:semiHidden="0" w:name="Note Heading"/>
-    <w:lsdException w:unhideWhenUsed="0" w:uiPriority="0" w:semiHidden="0" w:name="Body Text 2"/>
-    <w:lsdException w:unhideWhenUsed="0" w:uiPriority="0" w:semiHidden="0" w:name="Body Text 3"/>
-    <w:lsdException w:unhideWhenUsed="0" w:uiPriority="0" w:semiHidden="0" w:name="Body Text Indent 2"/>
-    <w:lsdException w:unhideWhenUsed="0" w:uiPriority="0" w:semiHidden="0" w:name="Body Text Indent 3"/>
-    <w:lsdException w:unhideWhenUsed="0" w:uiPriority="0" w:semiHidden="0" w:name="Block Text"/>
-    <w:lsdException w:unhideWhenUsed="0" w:uiPriority="0" w:semiHidden="0" w:name="Hyperlink"/>
-    <w:lsdException w:unhideWhenUsed="0" w:uiPriority="0" w:semiHidden="0" w:name="FollowedHyperlink"/>
-    <w:lsdException w:qFormat="1" w:unhideWhenUsed="0" w:uiPriority="0" w:semiHidden="0" w:name="Strong"/>
-    <w:lsdException w:qFormat="1" w:unhideWhenUsed="0" w:uiPriority="0" w:semiHidden="0" w:name="Emphasis"/>
-    <w:lsdException w:unhideWhenUsed="0" w:uiPriority="0" w:semiHidden="0" w:name="Document Map"/>
-    <w:lsdException w:unhideWhenUsed="0" w:uiPriority="0" w:semiHidden="0" w:name="Plain Text"/>
-    <w:lsdException w:unhideWhenUsed="0" w:uiPriority="0" w:semiHidden="0" w:name="E-mail Signature"/>
-    <w:lsdException w:unhideWhenUsed="0" w:uiPriority="0" w:semiHidden="0" w:name="Normal (Web)"/>
-    <w:lsdException w:unhideWhenUsed="0" w:uiPriority="0" w:semiHidden="0" w:name="HTML Acronym"/>
-    <w:lsdException w:unhideWhenUsed="0" w:uiPriority="0" w:semiHidden="0" w:name="HTML Address"/>
-    <w:lsdException w:unhideWhenUsed="0" w:uiPriority="0" w:semiHidden="0" w:name="HTML Cite"/>
-    <w:lsdException w:unhideWhenUsed="0" w:uiPriority="0" w:semiHidden="0" w:name="HTML Code"/>
-    <w:lsdException w:unhideWhenUsed="0" w:uiPriority="0" w:semiHidden="0" w:name="HTML Definition"/>
-    <w:lsdException w:unhideWhenUsed="0" w:uiPriority="0" w:semiHidden="0" w:name="HTML Keyboard"/>
-    <w:lsdException w:unhideWhenUsed="0" w:uiPriority="0" w:semiHidden="0" w:name="HTML Preformatted"/>
-    <w:lsdException w:unhideWhenUsed="0" w:uiPriority="0" w:semiHidden="0" w:name="HTML Sample"/>
-    <w:lsdException w:unhideWhenUsed="0" w:uiPriority="0" w:semiHidden="0" w:name="HTML Typewriter"/>
-    <w:lsdException w:unhideWhenUsed="0" w:uiPriority="0" w:semiHidden="0" w:name="HTML Variable"/>
-    <w:lsdException w:qFormat="1" w:unhideWhenUsed="0" w:uiPriority="0" w:name="Normal Table"/>
-    <w:lsdException w:unhideWhenUsed="0" w:uiPriority="0" w:semiHidden="0" w:name="annotation subject"/>
-    <w:lsdException w:unhideWhenUsed="0" w:uiPriority="0" w:semiHidden="0" w:name="Table Simple 1"/>
-    <w:lsdException w:unhideWhenUsed="0" w:uiPriority="0" w:semiHidden="0" w:name="Table Simple 2"/>
-    <w:lsdException w:unhideWhenUsed="0" w:uiPriority="0" w:semiHidden="0" w:name="Table Simple 3"/>
-    <w:lsdException w:unhideWhenUsed="0" w:uiPriority="0" w:semiHidden="0" w:name="Table Classic 1"/>
-    <w:lsdException w:unhideWhenUsed="0" w:uiPriority="0" w:semiHidden="0" w:name="Table Classic 2"/>
-    <w:lsdException w:unhideWhenUsed="0" w:uiPriority="0" w:semiHidden="0" w:name="Table Classic 3"/>
-    <w:lsdException w:unhideWhenUsed="0" w:uiPriority="0" w:semiHidden="0" w:name="Table Classic 4"/>
-    <w:lsdException w:unhideWhenUsed="0" w:uiPriority="0" w:semiHidden="0" w:name="Table Colorful 1"/>
-    <w:lsdException w:unhideWhenUsed="0" w:uiPriority="0" w:semiHidden="0" w:name="Table Colorful 2"/>
-    <w:lsdException w:unhideWhenUsed="0" w:uiPriority="0" w:semiHidden="0" w:name="Table Colorful 3"/>
-    <w:lsdException w:unhideWhenUsed="0" w:uiPriority="0" w:semiHidden="0" w:name="Table Columns 1"/>
-    <w:lsdException w:unhideWhenUsed="0" w:uiPriority="0" w:semiHidden="0" w:name="Table Columns 2"/>
-    <w:lsdException w:unhideWhenUsed="0" w:uiPriority="0" w:semiHidden="0" w:name="Table Columns 3"/>
-    <w:lsdException w:unhideWhenUsed="0" w:uiPriority="0" w:semiHidden="0" w:name="Table Columns 4"/>
-    <w:lsdException w:unhideWhenUsed="0" w:uiPriority="0" w:semiHidden="0" w:name="Table Columns 5"/>
-    <w:lsdException w:unhideWhenUsed="0" w:uiPriority="0" w:semiHidden="0" w:name="Table Grid 1"/>
-    <w:lsdException w:unhideWhenUsed="0" w:uiPriority="0" w:semiHidden="0" w:name="Table Grid 2"/>
-    <w:lsdException w:unhideWhenUsed="0" w:uiPriority="0" w:semiHidden="0" w:name="Table Grid 3"/>
-    <w:lsdException w:unhideWhenUsed="0" w:uiPriority="0" w:semiHidden="0" w:name="Table Grid 4"/>
-    <w:lsdException w:unhideWhenUsed="0" w:uiPriority="0" w:semiHidden="0" w:name="Table Grid 5"/>
-    <w:lsdException w:unhideWhenUsed="0" w:uiPriority="0" w:semiHidden="0" w:name="Table Grid 6"/>
-    <w:lsdException w:unhideWhenUsed="0" w:uiPriority="0" w:semiHidden="0" w:name="Table Grid 7"/>
-    <w:lsdException w:unhideWhenUsed="0" w:uiPriority="0" w:semiHidden="0" w:name="Table Grid 8"/>
-    <w:lsdException w:unhideWhenUsed="0" w:uiPriority="0" w:semiHidden="0" w:name="Table List 1"/>
-    <w:lsdException w:unhideWhenUsed="0" w:uiPriority="0" w:semiHidden="0" w:name="Table List 2"/>
-    <w:lsdException w:unhideWhenUsed="0" w:uiPriority="0" w:semiHidden="0" w:name="Table List 3"/>
-    <w:lsdException w:unhideWhenUsed="0" w:uiPriority="0" w:semiHidden="0" w:name="Table List 4"/>
-    <w:lsdException w:unhideWhenUsed="0" w:uiPriority="0" w:semiHidden="0" w:name="Table List 5"/>
-    <w:lsdException w:unhideWhenUsed="0" w:uiPriority="0" w:semiHidden="0" w:name="Table List 6"/>
-    <w:lsdException w:unhideWhenUsed="0" w:uiPriority="0" w:semiHidden="0" w:name="Table List 7"/>
-    <w:lsdException w:unhideWhenUsed="0" w:uiPriority="0" w:semiHidden="0" w:name="Table List 8"/>
-    <w:lsdException w:unhideWhenUsed="0" w:uiPriority="0" w:semiHidden="0" w:name="Table 3D effects 1"/>
-    <w:lsdException w:unhideWhenUsed="0" w:uiPriority="0" w:semiHidden="0" w:name="Table 3D effects 2"/>
-    <w:lsdException w:unhideWhenUsed="0" w:uiPriority="0" w:semiHidden="0" w:name="Table 3D effects 3"/>
-    <w:lsdException w:unhideWhenUsed="0" w:uiPriority="0" w:semiHidden="0" w:name="Table Contemporary"/>
-    <w:lsdException w:unhideWhenUsed="0" w:uiPriority="0" w:semiHidden="0" w:name="Table Elegant"/>
-    <w:lsdException w:unhideWhenUsed="0" w:uiPriority="0" w:semiHidden="0" w:name="Table Professional"/>
-    <w:lsdException w:unhideWhenUsed="0" w:uiPriority="0" w:semiHidden="0" w:name="Table Subtle 1"/>
-    <w:lsdException w:unhideWhenUsed="0" w:uiPriority="0" w:semiHidden="0" w:name="Table Subtle 2"/>
-    <w:lsdException w:unhideWhenUsed="0" w:uiPriority="0" w:semiHidden="0" w:name="Table Web 1"/>
-    <w:lsdException w:unhideWhenUsed="0" w:uiPriority="0" w:semiHidden="0" w:name="Table Web 2"/>
-    <w:lsdException w:unhideWhenUsed="0" w:uiPriority="0" w:semiHidden="0" w:name="Table Web 3"/>
-    <w:lsdException w:unhideWhenUsed="0" w:uiPriority="0" w:semiHidden="0" w:name="Balloon Text"/>
-    <w:lsdException w:qFormat="1" w:unhideWhenUsed="0" w:uiPriority="0" w:semiHidden="0" w:name="Table Grid"/>
-    <w:lsdException w:unhideWhenUsed="0" w:uiPriority="0" w:semiHidden="0" w:name="Table Theme"/>
-    <w:lsdException w:unhideWhenUsed="0" w:uiPriority="60" w:semiHidden="0" w:name="Light Shading"/>
-    <w:lsdException w:unhideWhenUsed="0" w:uiPriority="61" w:semiHidden="0" w:name="Light List"/>
-    <w:lsdException w:unhideWhenUsed="0" w:uiPriority="62" w:semiHidden="0" w:name="Light Grid"/>
-    <w:lsdException w:unhideWhenUsed="0" w:uiPriority="63" w:semiHidden="0" w:name="Medium Shading 1"/>
-    <w:lsdException w:unhideWhenUsed="0" w:uiPriority="64" w:semiHidden="0" w:name="Medium Shading 2"/>
-    <w:lsdException w:unhideWhenUsed="0" w:uiPriority="65" w:semiHidden="0" w:name="Medium List 1"/>
-    <w:lsdException w:unhideWhenUsed="0" w:uiPriority="66" w:semiHidden="0" w:name="Medium List 2"/>
-    <w:lsdException w:unhideWhenUsed="0" w:uiPriority="67" w:semiHidden="0" w:name="Medium Grid 1"/>
-    <w:lsdException w:unhideWhenUsed="0" w:uiPriority="68" w:semiHidden="0" w:name="Medium Grid 2"/>
-    <w:lsdException w:unhideWhenUsed="0" w:uiPriority="69" w:semiHidden="0" w:name="Medium Grid 3"/>
-    <w:lsdException w:unhideWhenUsed="0" w:uiPriority="70" w:semiHidden="0" w:name="Dark List"/>
-    <w:lsdException w:unhideWhenUsed="0" w:uiPriority="71" w:semiHidden="0" w:name="Colorful Shading"/>
-    <w:lsdException w:unhideWhenUsed="0" w:uiPriority="72" w:semiHidden="0" w:name="Colorful List"/>
-    <w:lsdException w:unhideWhenUsed="0" w:uiPriority="73" w:semiHidden="0" w:name="Colorful Grid"/>
-    <w:lsdException w:unhideWhenUsed="0" w:uiPriority="60" w:semiHidden="0" w:name="Light Shading Accent 1"/>
-    <w:lsdException w:unhideWhenUsed="0" w:uiPriority="61" w:semiHidden="0" w:name="Light List Accent 1"/>
-    <w:lsdException w:unhideWhenUsed="0" w:uiPriority="62" w:semiHidden="0" w:name="Light Grid Accent 1"/>
-    <w:lsdException w:unhideWhenUsed="0" w:uiPriority="63" w:semiHidden="0" w:name="Medium Shading 1 Accent 1"/>
-    <w:lsdException w:unhideWhenUsed="0" w:uiPriority="64" w:semiHidden="0" w:name="Medium Shading 2 Accent 1"/>
-    <w:lsdException w:unhideWhenUsed="0" w:uiPriority="65" w:semiHidden="0" w:name="Medium List 1 Accent 1"/>
-    <w:lsdException w:unhideWhenUsed="0" w:uiPriority="66" w:semiHidden="0" w:name="Medium List 2 Accent 1"/>
-    <w:lsdException w:unhideWhenUsed="0" w:uiPriority="67" w:semiHidden="0" w:name="Medium Grid 1 Accent 1"/>
-    <w:lsdException w:unhideWhenUsed="0" w:uiPriority="68" w:semiHidden="0" w:name="Medium Grid 2 Accent 1"/>
-    <w:lsdException w:unhideWhenUsed="0" w:uiPriority="69" w:semiHidden="0" w:name="Medium Grid 3 Accent 1"/>
-    <w:lsdException w:unhideWhenUsed="0" w:uiPriority="70" w:semiHidden="0" w:name="Dark List Accent 1"/>
-    <w:lsdException w:unhideWhenUsed="0" w:uiPriority="71" w:semiHidden="0" w:name="Colorful Shading Accent 1"/>
-    <w:lsdException w:unhideWhenUsed="0" w:uiPriority="72" w:semiHidden="0" w:name="Colorful List Accent 1"/>
-    <w:lsdException w:unhideWhenUsed="0" w:uiPriority="73" w:semiHidden="0" w:name="Colorful Grid Accent 1"/>
-    <w:lsdException w:unhideWhenUsed="0" w:uiPriority="60" w:semiHidden="0" w:name="Light Shading Accent 2"/>
-    <w:lsdException w:unhideWhenUsed="0" w:uiPriority="61" w:semiHidden="0" w:name="Light List Accent 2"/>
-    <w:lsdException w:unhideWhenUsed="0" w:uiPriority="62" w:semiHidden="0" w:name="Light Grid Accent 2"/>
-    <w:lsdException w:unhideWhenUsed="0" w:uiPriority="63" w:semiHidden="0" w:name="Medium Shading 1 Accent 2"/>
-    <w:lsdException w:unhideWhenUsed="0" w:uiPriority="64" w:semiHidden="0" w:name="Medium Shading 2 Accent 2"/>
-    <w:lsdException w:unhideWhenUsed="0" w:uiPriority="65" w:semiHidden="0" w:name="Medium List 1 Accent 2"/>
-    <w:lsdException w:unhideWhenUsed="0" w:uiPriority="66" w:semiHidden="0" w:name="Medium List 2 Accent 2"/>
-    <w:lsdException w:unhideWhenUsed="0" w:uiPriority="67" w:semiHidden="0" w:name="Medium Grid 1 Accent 2"/>
-    <w:lsdException w:unhideWhenUsed="0" w:uiPriority="68" w:semiHidden="0" w:name="Medium Grid 2 Accent 2"/>
-    <w:lsdException w:unhideWhenUsed="0" w:uiPriority="69" w:semiHidden="0" w:name="Medium Grid 3 Accent 2"/>
-    <w:lsdException w:unhideWhenUsed="0" w:uiPriority="70" w:semiHidden="0" w:name="Dark List Accent 2"/>
-    <w:lsdException w:unhideWhenUsed="0" w:uiPriority="71" w:semiHidden="0" w:name="Colorful Shading Accent 2"/>
-    <w:lsdException w:unhideWhenUsed="0" w:uiPriority="72" w:semiHidden="0" w:name="Colorful List Accent 2"/>
-    <w:lsdException w:unhideWhenUsed="0" w:uiPriority="73" w:semiHidden="0" w:name="Colorful Grid Accent 2"/>
-    <w:lsdException w:unhideWhenUsed="0" w:uiPriority="60" w:semiHidden="0" w:name="Light Shading Accent 3"/>
-    <w:lsdException w:unhideWhenUsed="0" w:uiPriority="61" w:semiHidden="0" w:name="Light List Accent 3"/>
-    <w:lsdException w:unhideWhenUsed="0" w:uiPriority="62" w:semiHidden="0" w:name="Light Grid Accent 3"/>
-    <w:lsdException w:unhideWhenUsed="0" w:uiPriority="63" w:semiHidden="0" w:name="Medium Shading 1 Accent 3"/>
-    <w:lsdException w:unhideWhenUsed="0" w:uiPriority="64" w:semiHidden="0" w:name="Medium Shading 2 Accent 3"/>
-    <w:lsdException w:unhideWhenUsed="0" w:uiPriority="65" w:semiHidden="0" w:name="Medium List 1 Accent 3"/>
-    <w:lsdException w:unhideWhenUsed="0" w:uiPriority="66" w:semiHidden="0" w:name="Medium List 2 Accent 3"/>
-    <w:lsdException w:unhideWhenUsed="0" w:uiPriority="67" w:semiHidden="0" w:name="Medium Grid 1 Accent 3"/>
-    <w:lsdException w:unhideWhenUsed="0" w:uiPriority="68" w:semiHidden="0" w:name="Medium Grid 2 Accent 3"/>
-    <w:lsdException w:unhideWhenUsed="0" w:uiPriority="69" w:semiHidden="0" w:name="Medium Grid 3 Accent 3"/>
-    <w:lsdException w:unhideWhenUsed="0" w:uiPriority="70" w:semiHidden="0" w:name="Dark List Accent 3"/>
-    <w:lsdException w:unhideWhenUsed="0" w:uiPriority="71" w:semiHidden="0" w:name="Colorful Shading Accent 3"/>
-    <w:lsdException w:unhideWhenUsed="0" w:uiPriority="72" w:semiHidden="0" w:name="Colorful List Accent 3"/>
-    <w:lsdException w:unhideWhenUsed="0" w:uiPriority="73" w:semiHidden="0" w:name="Colorful Grid Accent 3"/>
-    <w:lsdException w:unhideWhenUsed="0" w:uiPriority="60" w:semiHidden="0" w:name="Light Shading Accent 4"/>
-    <w:lsdException w:unhideWhenUsed="0" w:uiPriority="61" w:semiHidden="0" w:name="Light List Accent 4"/>
-    <w:lsdException w:unhideWhenUsed="0" w:uiPriority="62" w:semiHidden="0" w:name="Light Grid Accent 4"/>
-    <w:lsdException w:unhideWhenUsed="0" w:uiPriority="63" w:semiHidden="0" w:name="Medium Shading 1 Accent 4"/>
-    <w:lsdException w:unhideWhenUsed="0" w:uiPriority="64" w:semiHidden="0" w:name="Medium Shading 2 Accent 4"/>
-    <w:lsdException w:unhideWhenUsed="0" w:uiPriority="65" w:semiHidden="0" w:name="Medium List 1 Accent 4"/>
-    <w:lsdException w:unhideWhenUsed="0" w:uiPriority="66" w:semiHidden="0" w:name="Medium List 2 Accent 4"/>
-    <w:lsdException w:unhideWhenUsed="0" w:uiPriority="67" w:semiHidden="0" w:name="Medium Grid 1 Accent 4"/>
-    <w:lsdException w:unhideWhenUsed="0" w:uiPriority="68" w:semiHidden="0" w:name="Medium Grid 2 Accent 4"/>
-    <w:lsdException w:unhideWhenUsed="0" w:uiPriority="69" w:semiHidden="0" w:name="Medium Grid 3 Accent 4"/>
-    <w:lsdException w:unhideWhenUsed="0" w:uiPriority="70" w:semiHidden="0" w:name="Dark List Accent 4"/>
-    <w:lsdException w:unhideWhenUsed="0" w:uiPriority="71" w:semiHidden="0" w:name="Colorful Shading Accent 4"/>
-    <w:lsdException w:unhideWhenUsed="0" w:uiPriority="72" w:semiHidden="0" w:name="Colorful List Accent 4"/>
-    <w:lsdException w:unhideWhenUsed="0" w:uiPriority="73" w:semiHidden="0" w:name="Colorful Grid Accent 4"/>
-    <w:lsdException w:unhideWhenUsed="0" w:uiPriority="60" w:semiHidden="0" w:name="Light Shading Accent 5"/>
-    <w:lsdException w:unhideWhenUsed="0" w:uiPriority="61" w:semiHidden="0" w:name="Light List Accent 5"/>
-    <w:lsdException w:unhideWhenUsed="0" w:uiPriority="62" w:semiHidden="0" w:name="Light Grid Accent 5"/>
-    <w:lsdException w:unhideWhenUsed="0" w:uiPriority="63" w:semiHidden="0" w:name="Medium Shading 1 Accent 5"/>
-    <w:lsdException w:unhideWhenUsed="0" w:uiPriority="64" w:semiHidden="0" w:name="Medium Shading 2 Accent 5"/>
-    <w:lsdException w:unhideWhenUsed="0" w:uiPriority="65" w:semiHidden="0" w:name="Medium List 1 Accent 5"/>
-    <w:lsdException w:unhideWhenUsed="0" w:uiPriority="66" w:semiHidden="0" w:name="Medium List 2 Accent 5"/>
-    <w:lsdException w:unhideWhenUsed="0" w:uiPriority="67" w:semiHidden="0" w:name="Medium Grid 1 Accent 5"/>
-    <w:lsdException w:unhideWhenUsed="0" w:uiPriority="68" w:semiHidden="0" w:name="Medium Grid 2 Accent 5"/>
-    <w:lsdException w:unhideWhenUsed="0" w:uiPriority="69" w:semiHidden="0" w:name="Medium Grid 3 Accent 5"/>
-    <w:lsdException w:unhideWhenUsed="0" w:uiPriority="70" w:semiHidden="0" w:name="Dark List Accent 5"/>
-    <w:lsdException w:unhideWhenUsed="0" w:uiPriority="71" w:semiHidden="0" w:name="Colorful Shading Accent 5"/>
-    <w:lsdException w:unhideWhenUsed="0" w:uiPriority="72" w:semiHidden="0" w:name="Colorful List Accent 5"/>
-    <w:lsdException w:unhideWhenUsed="0" w:uiPriority="73" w:semiHidden="0" w:name="Colorful Grid Accent 5"/>
-    <w:lsdException w:unhideWhenUsed="0" w:uiPriority="60" w:semiHidden="0" w:name="Light Shading Accent 6"/>
-    <w:lsdException w:unhideWhenUsed="0" w:uiPriority="61" w:semiHidden="0" w:name="Light List Accent 6"/>
-    <w:lsdException w:unhideWhenUsed="0" w:uiPriority="62" w:semiHidden="0" w:name="Light Grid Accent 6"/>
-    <w:lsdException w:unhideWhenUsed="0" w:uiPriority="63" w:semiHidden="0" w:name="Medium Shading 1 Accent 6"/>
-    <w:lsdException w:unhideWhenUsed="0" w:uiPriority="64" w:semiHidden="0" w:name="Medium Shading 2 Accent 6"/>
-    <w:lsdException w:unhideWhenUsed="0" w:uiPriority="65" w:semiHidden="0" w:name="Medium List 1 Accent 6"/>
-    <w:lsdException w:unhideWhenUsed="0" w:uiPriority="66" w:semiHidden="0" w:name="Medium List 2 Accent 6"/>
-    <w:lsdException w:unhideWhenUsed="0" w:uiPriority="67" w:semiHidden="0" w:name="Medium Grid 1 Accent 6"/>
-    <w:lsdException w:unhideWhenUsed="0" w:uiPriority="68" w:semiHidden="0" w:name="Medium Grid 2 Accent 6"/>
-    <w:lsdException w:unhideWhenUsed="0" w:uiPriority="69" w:semiHidden="0" w:name="Medium Grid 3 Accent 6"/>
-    <w:lsdException w:unhideWhenUsed="0" w:uiPriority="70" w:semiHidden="0" w:name="Dark List Accent 6"/>
-    <w:lsdException w:unhideWhenUsed="0" w:uiPriority="71" w:semiHidden="0" w:name="Colorful Shading Accent 6"/>
-    <w:lsdException w:unhideWhenUsed="0" w:uiPriority="72" w:semiHidden="0" w:name="Colorful List Accent 6"/>
-    <w:lsdException w:unhideWhenUsed="0" w:uiPriority="73" w:semiHidden="0" w:name="Colorful Grid Accent 6"/>
+  <w:latentStyles w:defLockedState="0" w:defUIPriority="0" w:defSemiHidden="0" w:defUnhideWhenUsed="0" w:defQFormat="0" w:count="376">
+    <w:lsdException w:name="Normal" w:qFormat="1"/>
+    <w:lsdException w:name="heading 1" w:qFormat="1"/>
+    <w:lsdException w:name="heading 2" w:unhideWhenUsed="1" w:qFormat="1"/>
+    <w:lsdException w:name="heading 3" w:unhideWhenUsed="1" w:qFormat="1"/>
+    <w:lsdException w:name="heading 4" w:unhideWhenUsed="1" w:qFormat="1"/>
+    <w:lsdException w:name="heading 5" w:unhideWhenUsed="1" w:qFormat="1"/>
+    <w:lsdException w:name="heading 6" w:unhideWhenUsed="1" w:qFormat="1"/>
+    <w:lsdException w:name="heading 7" w:unhideWhenUsed="1" w:qFormat="1"/>
+    <w:lsdException w:name="heading 8" w:unhideWhenUsed="1" w:qFormat="1"/>
+    <w:lsdException w:name="heading 9" w:unhideWhenUsed="1" w:qFormat="1"/>
+    <w:lsdException w:name="caption" w:semiHidden="1" w:unhideWhenUsed="1" w:qFormat="1"/>
+    <w:lsdException w:name="Title" w:qFormat="1"/>
+    <w:lsdException w:name="Default Paragraph Font" w:qFormat="1"/>
+    <w:lsdException w:name="Subtitle" w:qFormat="1"/>
+    <w:lsdException w:name="Strong" w:qFormat="1"/>
+    <w:lsdException w:name="Emphasis" w:qFormat="1"/>
+    <w:lsdException w:name="HTML Top of Form" w:semiHidden="1" w:uiPriority="99" w:unhideWhenUsed="1"/>
+    <w:lsdException w:name="HTML Bottom of Form" w:semiHidden="1" w:uiPriority="99" w:unhideWhenUsed="1"/>
+    <w:lsdException w:name="Normal Table" w:semiHidden="1" w:unhideWhenUsed="1" w:qFormat="1"/>
+    <w:lsdException w:name="No List" w:semiHidden="1" w:uiPriority="99" w:unhideWhenUsed="1"/>
+    <w:lsdException w:name="Outline List 1" w:semiHidden="1" w:uiPriority="99" w:unhideWhenUsed="1"/>
+    <w:lsdException w:name="Outline List 2" w:semiHidden="1" w:uiPriority="99" w:unhideWhenUsed="1"/>
+    <w:lsdException w:name="Outline List 3" w:semiHidden="1" w:uiPriority="99" w:unhideWhenUsed="1"/>
+    <w:lsdException w:name="Table Simple 1" w:semiHidden="1" w:unhideWhenUsed="1"/>
+    <w:lsdException w:name="Table Simple 2" w:semiHidden="1" w:unhideWhenUsed="1"/>
+    <w:lsdException w:name="Table Simple 3" w:semiHidden="1" w:unhideWhenUsed="1"/>
+    <w:lsdException w:name="Table Classic 1" w:semiHidden="1" w:unhideWhenUsed="1"/>
+    <w:lsdException w:name="Table Classic 2" w:semiHidden="1" w:unhideWhenUsed="1"/>
+    <w:lsdException w:name="Table Classic 3" w:semiHidden="1" w:unhideWhenUsed="1"/>
+    <w:lsdException w:name="Table Classic 4" w:semiHidden="1" w:unhideWhenUsed="1"/>
+    <w:lsdException w:name="Table Colorful 1" w:semiHidden="1" w:unhideWhenUsed="1"/>
+    <w:lsdException w:name="Table Colorful 2" w:semiHidden="1" w:unhideWhenUsed="1"/>
+    <w:lsdException w:name="Table Colorful 3" w:semiHidden="1" w:unhideWhenUsed="1"/>
+    <w:lsdException w:name="Table Columns 1" w:semiHidden="1" w:unhideWhenUsed="1"/>
+    <w:lsdException w:name="Table Columns 2" w:semiHidden="1" w:unhideWhenUsed="1"/>
+    <w:lsdException w:name="Table Columns 3" w:semiHidden="1" w:unhideWhenUsed="1"/>
+    <w:lsdException w:name="Table Columns 4" w:semiHidden="1" w:unhideWhenUsed="1"/>
+    <w:lsdException w:name="Table Columns 5" w:semiHidden="1" w:unhideWhenUsed="1"/>
+    <w:lsdException w:name="Table Grid 1" w:semiHidden="1" w:unhideWhenUsed="1"/>
+    <w:lsdException w:name="Table Grid 2" w:semiHidden="1" w:unhideWhenUsed="1"/>
+    <w:lsdException w:name="Table Grid 3" w:semiHidden="1" w:unhideWhenUsed="1"/>
+    <w:lsdException w:name="Table Grid 4" w:semiHidden="1" w:unhideWhenUsed="1"/>
+    <w:lsdException w:name="Table Grid 5" w:semiHidden="1" w:unhideWhenUsed="1"/>
+    <w:lsdException w:name="Table Grid 6" w:semiHidden="1" w:unhideWhenUsed="1"/>
+    <w:lsdException w:name="Table Grid 7" w:semiHidden="1" w:unhideWhenUsed="1"/>
+    <w:lsdException w:name="Table Grid 8" w:semiHidden="1" w:unhideWhenUsed="1"/>
+    <w:lsdException w:name="Table List 1" w:semiHidden="1" w:unhideWhenUsed="1"/>
+    <w:lsdException w:name="Table List 2" w:semiHidden="1" w:unhideWhenUsed="1"/>
+    <w:lsdException w:name="Table List 3" w:semiHidden="1" w:unhideWhenUsed="1"/>
+    <w:lsdException w:name="Table List 4" w:semiHidden="1" w:unhideWhenUsed="1"/>
+    <w:lsdException w:name="Table List 5" w:semiHidden="1" w:unhideWhenUsed="1"/>
+    <w:lsdException w:name="Table List 6" w:semiHidden="1" w:unhideWhenUsed="1"/>
+    <w:lsdException w:name="Table List 7" w:semiHidden="1" w:unhideWhenUsed="1"/>
+    <w:lsdException w:name="Table List 8" w:semiHidden="1" w:unhideWhenUsed="1"/>
+    <w:lsdException w:name="Table 3D effects 1" w:semiHidden="1" w:unhideWhenUsed="1"/>
+    <w:lsdException w:name="Table 3D effects 2" w:semiHidden="1" w:unhideWhenUsed="1"/>
+    <w:lsdException w:name="Table 3D effects 3" w:semiHidden="1" w:unhideWhenUsed="1"/>
+    <w:lsdException w:name="Table Contemporary" w:semiHidden="1" w:unhideWhenUsed="1"/>
+    <w:lsdException w:name="Table Elegant" w:semiHidden="1" w:unhideWhenUsed="1"/>
+    <w:lsdException w:name="Table Professional" w:semiHidden="1" w:unhideWhenUsed="1"/>
+    <w:lsdException w:name="Table Subtle 1" w:semiHidden="1" w:unhideWhenUsed="1"/>
+    <w:lsdException w:name="Table Subtle 2" w:semiHidden="1" w:unhideWhenUsed="1"/>
+    <w:lsdException w:name="Table Web 1" w:semiHidden="1" w:unhideWhenUsed="1"/>
+    <w:lsdException w:name="Table Web 2" w:semiHidden="1" w:unhideWhenUsed="1"/>
+    <w:lsdException w:name="Table Web 3" w:semiHidden="1" w:unhideWhenUsed="1"/>
+    <w:lsdException w:name="Table Grid" w:qFormat="1"/>
+    <w:lsdException w:name="Table Theme" w:semiHidden="1" w:unhideWhenUsed="1"/>
+    <w:lsdException w:name="Placeholder Text" w:semiHidden="1" w:uiPriority="99" w:unhideWhenUsed="1"/>
+    <w:lsdException w:name="No Spacing" w:semiHidden="1" w:uiPriority="99" w:unhideWhenUsed="1"/>
+    <w:lsdException w:name="Light Shading" w:uiPriority="60"/>
+    <w:lsdException w:name="Light List" w:uiPriority="61"/>
+    <w:lsdException w:name="Light Grid" w:uiPriority="62"/>
+    <w:lsdException w:name="Medium Shading 1" w:uiPriority="63"/>
+    <w:lsdException w:name="Medium Shading 2" w:uiPriority="64"/>
+    <w:lsdException w:name="Medium List 1" w:uiPriority="65"/>
+    <w:lsdException w:name="Medium List 2" w:uiPriority="66"/>
+    <w:lsdException w:name="Medium Grid 1" w:uiPriority="67"/>
+    <w:lsdException w:name="Medium Grid 2" w:uiPriority="68"/>
+    <w:lsdException w:name="Medium Grid 3" w:uiPriority="69"/>
+    <w:lsdException w:name="Dark List" w:uiPriority="70"/>
+    <w:lsdException w:name="Colorful Shading" w:uiPriority="71"/>
+    <w:lsdException w:name="Colorful List" w:uiPriority="72"/>
+    <w:lsdException w:name="Colorful Grid" w:uiPriority="73"/>
+    <w:lsdException w:name="Light Shading Accent 1" w:uiPriority="60"/>
+    <w:lsdException w:name="Light List Accent 1" w:uiPriority="61"/>
+    <w:lsdException w:name="Light Grid Accent 1" w:uiPriority="62"/>
+    <w:lsdException w:name="Medium Shading 1 Accent 1" w:uiPriority="63"/>
+    <w:lsdException w:name="Medium Shading 2 Accent 1" w:uiPriority="64"/>
+    <w:lsdException w:name="Medium List 1 Accent 1" w:uiPriority="65"/>
+    <w:lsdException w:name="Revision" w:semiHidden="1" w:uiPriority="99" w:unhideWhenUsed="1"/>
+    <w:lsdException w:name="List Paragraph" w:semiHidden="1" w:uiPriority="99" w:unhideWhenUsed="1"/>
+    <w:lsdException w:name="Quote" w:semiHidden="1" w:uiPriority="99" w:unhideWhenUsed="1"/>
+    <w:lsdException w:name="Intense Quote" w:semiHidden="1" w:uiPriority="99" w:unhideWhenUsed="1"/>
+    <w:lsdException w:name="Medium List 2 Accent 1" w:uiPriority="66"/>
+    <w:lsdException w:name="Medium Grid 1 Accent 1" w:uiPriority="67"/>
+    <w:lsdException w:name="Medium Grid 2 Accent 1" w:uiPriority="68"/>
+    <w:lsdException w:name="Medium Grid 3 Accent 1" w:uiPriority="69"/>
+    <w:lsdException w:name="Dark List Accent 1" w:uiPriority="70"/>
+    <w:lsdException w:name="Colorful Shading Accent 1" w:uiPriority="71"/>
+    <w:lsdException w:name="Colorful List Accent 1" w:uiPriority="72"/>
+    <w:lsdException w:name="Colorful Grid Accent 1" w:uiPriority="73"/>
+    <w:lsdException w:name="Light Shading Accent 2" w:uiPriority="60"/>
+    <w:lsdException w:name="Light List Accent 2" w:uiPriority="61"/>
+    <w:lsdException w:name="Light Grid Accent 2" w:uiPriority="62"/>
+    <w:lsdException w:name="Medium Shading 1 Accent 2" w:uiPriority="63"/>
+    <w:lsdException w:name="Medium Shading 2 Accent 2" w:uiPriority="64"/>
+    <w:lsdException w:name="Medium List 1 Accent 2" w:uiPriority="65"/>
+    <w:lsdException w:name="Medium List 2 Accent 2" w:uiPriority="66"/>
+    <w:lsdException w:name="Medium Grid 1 Accent 2" w:uiPriority="67"/>
+    <w:lsdException w:name="Medium Grid 2 Accent 2" w:uiPriority="68"/>
+    <w:lsdException w:name="Medium Grid 3 Accent 2" w:uiPriority="69"/>
+    <w:lsdException w:name="Dark List Accent 2" w:uiPriority="70"/>
+    <w:lsdException w:name="Colorful Shading Accent 2" w:uiPriority="71"/>
+    <w:lsdException w:name="Colorful List Accent 2" w:uiPriority="72"/>
+    <w:lsdException w:name="Colorful Grid Accent 2" w:uiPriority="73"/>
+    <w:lsdException w:name="Light Shading Accent 3" w:uiPriority="60"/>
+    <w:lsdException w:name="Light List Accent 3" w:uiPriority="61"/>
+    <w:lsdException w:name="Light Grid Accent 3" w:uiPriority="62"/>
+    <w:lsdException w:name="Medium Shading 1 Accent 3" w:uiPriority="63"/>
+    <w:lsdException w:name="Medium Shading 2 Accent 3" w:uiPriority="64"/>
+    <w:lsdException w:name="Medium List 1 Accent 3" w:uiPriority="65"/>
+    <w:lsdException w:name="Medium List 2 Accent 3" w:uiPriority="66"/>
+    <w:lsdException w:name="Medium Grid 1 Accent 3" w:uiPriority="67"/>
+    <w:lsdException w:name="Medium Grid 2 Accent 3" w:uiPriority="68"/>
+    <w:lsdException w:name="Medium Grid 3 Accent 3" w:uiPriority="69"/>
+    <w:lsdException w:name="Dark List Accent 3" w:uiPriority="70"/>
+    <w:lsdException w:name="Colorful Shading Accent 3" w:uiPriority="71"/>
+    <w:lsdException w:name="Colorful List Accent 3" w:uiPriority="72"/>
+    <w:lsdException w:name="Colorful Grid Accent 3" w:uiPriority="73"/>
+    <w:lsdException w:name="Light Shading Accent 4" w:uiPriority="60"/>
+    <w:lsdException w:name="Light List Accent 4" w:uiPriority="61"/>
+    <w:lsdException w:name="Light Grid Accent 4" w:uiPriority="62"/>
+    <w:lsdException w:name="Medium Shading 1 Accent 4" w:uiPriority="63"/>
+    <w:lsdException w:name="Medium Shading 2 Accent 4" w:uiPriority="64"/>
+    <w:lsdException w:name="Medium List 1 Accent 4" w:uiPriority="65"/>
+    <w:lsdException w:name="Medium List 2 Accent 4" w:uiPriority="66"/>
+    <w:lsdException w:name="Medium Grid 1 Accent 4" w:uiPriority="67"/>
+    <w:lsdException w:name="Medium Grid 2 Accent 4" w:uiPriority="68"/>
+    <w:lsdException w:name="Medium Grid 3 Accent 4" w:uiPriority="69"/>
+    <w:lsdException w:name="Dark List Accent 4" w:uiPriority="70"/>
+    <w:lsdException w:name="Colorful Shading Accent 4" w:uiPriority="71"/>
+    <w:lsdException w:name="Colorful List Accent 4" w:uiPriority="72"/>
+    <w:lsdException w:name="Colorful Grid Accent 4" w:uiPriority="73"/>
+    <w:lsdException w:name="Light Shading Accent 5" w:uiPriority="60"/>
+    <w:lsdException w:name="Light List Accent 5" w:uiPriority="61"/>
+    <w:lsdException w:name="Light Grid Accent 5" w:uiPriority="62"/>
+    <w:lsdException w:name="Medium Shading 1 Accent 5" w:uiPriority="63"/>
+    <w:lsdException w:name="Medium Shading 2 Accent 5" w:uiPriority="64"/>
+    <w:lsdException w:name="Medium List 1 Accent 5" w:uiPriority="65"/>
+    <w:lsdException w:name="Medium List 2 Accent 5" w:uiPriority="66"/>
+    <w:lsdException w:name="Medium Grid 1 Accent 5" w:uiPriority="67"/>
+    <w:lsdException w:name="Medium Grid 2 Accent 5" w:uiPriority="68"/>
+    <w:lsdException w:name="Medium Grid 3 Accent 5" w:uiPriority="69"/>
+    <w:lsdException w:name="Dark List Accent 5" w:uiPriority="70"/>
+    <w:lsdException w:name="Colorful Shading Accent 5" w:uiPriority="71"/>
+    <w:lsdException w:name="Colorful List Accent 5" w:uiPriority="72"/>
+    <w:lsdException w:name="Colorful Grid Accent 5" w:uiPriority="73"/>
+    <w:lsdException w:name="Light Shading Accent 6" w:uiPriority="60"/>
+    <w:lsdException w:name="Light List Accent 6" w:uiPriority="61"/>
+    <w:lsdException w:name="Light Grid Accent 6" w:uiPriority="62"/>
+    <w:lsdException w:name="Medium Shading 1 Accent 6" w:uiPriority="63"/>
+    <w:lsdException w:name="Medium Shading 2 Accent 6" w:uiPriority="64"/>
+    <w:lsdException w:name="Medium List 1 Accent 6" w:uiPriority="65"/>
+    <w:lsdException w:name="Medium List 2 Accent 6" w:uiPriority="66"/>
+    <w:lsdException w:name="Medium Grid 1 Accent 6" w:uiPriority="67"/>
+    <w:lsdException w:name="Medium Grid 2 Accent 6" w:uiPriority="68"/>
+    <w:lsdException w:name="Medium Grid 3 Accent 6" w:uiPriority="69"/>
+    <w:lsdException w:name="Dark List Accent 6" w:uiPriority="70"/>
+    <w:lsdException w:name="Colorful Shading Accent 6" w:uiPriority="71"/>
+    <w:lsdException w:name="Colorful List Accent 6" w:uiPriority="72"/>
+    <w:lsdException w:name="Colorful Grid Accent 6" w:uiPriority="73"/>
+    <w:lsdException w:name="Subtle Emphasis" w:uiPriority="19" w:qFormat="1"/>
+    <w:lsdException w:name="Intense Emphasis" w:uiPriority="21" w:qFormat="1"/>
+    <w:lsdException w:name="Subtle Reference" w:uiPriority="31" w:qFormat="1"/>
+    <w:lsdException w:name="Intense Reference" w:uiPriority="32" w:qFormat="1"/>
+    <w:lsdException w:name="Book Title" w:uiPriority="33" w:qFormat="1"/>
+    <w:lsdException w:name="Bibliography" w:semiHidden="1" w:uiPriority="37" w:unhideWhenUsed="1"/>
+    <w:lsdException w:name="TOC Heading" w:semiHidden="1" w:uiPriority="39" w:unhideWhenUsed="1" w:qFormat="1"/>
+    <w:lsdException w:name="Plain Table 1" w:uiPriority="41"/>
+    <w:lsdException w:name="Plain Table 2" w:uiPriority="42"/>
+    <w:lsdException w:name="Plain Table 3" w:uiPriority="43"/>
+    <w:lsdException w:name="Plain Table 4" w:uiPriority="44"/>
+    <w:lsdException w:name="Plain Table 5" w:uiPriority="45"/>
+    <w:lsdException w:name="Grid Table Light" w:uiPriority="40"/>
+    <w:lsdException w:name="Grid Table 1 Light" w:uiPriority="46"/>
+    <w:lsdException w:name="Grid Table 2" w:uiPriority="47"/>
+    <w:lsdException w:name="Grid Table 3" w:uiPriority="48"/>
+    <w:lsdException w:name="Grid Table 4" w:uiPriority="49"/>
+    <w:lsdException w:name="Grid Table 5 Dark" w:uiPriority="50"/>
+    <w:lsdException w:name="Grid Table 6 Colorful" w:uiPriority="51"/>
+    <w:lsdException w:name="Grid Table 7 Colorful" w:uiPriority="52"/>
+    <w:lsdException w:name="Grid Table 1 Light Accent 1" w:uiPriority="46"/>
+    <w:lsdException w:name="Grid Table 2 Accent 1" w:uiPriority="47"/>
+    <w:lsdException w:name="Grid Table 3 Accent 1" w:uiPriority="48"/>
+    <w:lsdException w:name="Grid Table 4 Accent 1" w:uiPriority="49"/>
+    <w:lsdException w:name="Grid Table 5 Dark Accent 1" w:uiPriority="50"/>
+    <w:lsdException w:name="Grid Table 6 Colorful Accent 1" w:uiPriority="51"/>
+    <w:lsdException w:name="Grid Table 7 Colorful Accent 1" w:uiPriority="52"/>
+    <w:lsdException w:name="Grid Table 1 Light Accent 2" w:uiPriority="46"/>
+    <w:lsdException w:name="Grid Table 2 Accent 2" w:uiPriority="47"/>
+    <w:lsdException w:name="Grid Table 3 Accent 2" w:uiPriority="48"/>
+    <w:lsdException w:name="Grid Table 4 Accent 2" w:uiPriority="49"/>
+    <w:lsdException w:name="Grid Table 5 Dark Accent 2" w:uiPriority="50"/>
+    <w:lsdException w:name="Grid Table 6 Colorful Accent 2" w:uiPriority="51"/>
+    <w:lsdException w:name="Grid Table 7 Colorful Accent 2" w:uiPriority="52"/>
+    <w:lsdException w:name="Grid Table 1 Light Accent 3" w:uiPriority="46"/>
+    <w:lsdException w:name="Grid Table 2 Accent 3" w:uiPriority="47"/>
+    <w:lsdException w:name="Grid Table 3 Accent 3" w:uiPriority="48"/>
+    <w:lsdException w:name="Grid Table 4 Accent 3" w:uiPriority="49"/>
+    <w:lsdException w:name="Grid Table 5 Dark Accent 3" w:uiPriority="50"/>
+    <w:lsdException w:name="Grid Table 6 Colorful Accent 3" w:uiPriority="51"/>
+    <w:lsdException w:name="Grid Table 7 Colorful Accent 3" w:uiPriority="52"/>
+    <w:lsdException w:name="Grid Table 1 Light Accent 4" w:uiPriority="46"/>
+    <w:lsdException w:name="Grid Table 2 Accent 4" w:uiPriority="47"/>
+    <w:lsdException w:name="Grid Table 3 Accent 4" w:uiPriority="48"/>
+    <w:lsdException w:name="Grid Table 4 Accent 4" w:uiPriority="49"/>
+    <w:lsdException w:name="Grid Table 5 Dark Accent 4" w:uiPriority="50"/>
+    <w:lsdException w:name="Grid Table 6 Colorful Accent 4" w:uiPriority="51"/>
+    <w:lsdException w:name="Grid Table 7 Colorful Accent 4" w:uiPriority="52"/>
+    <w:lsdException w:name="Grid Table 1 Light Accent 5" w:uiPriority="46"/>
+    <w:lsdException w:name="Grid Table 2 Accent 5" w:uiPriority="47"/>
+    <w:lsdException w:name="Grid Table 3 Accent 5" w:uiPriority="48"/>
+    <w:lsdException w:name="Grid Table 4 Accent 5" w:uiPriority="49"/>
+    <w:lsdException w:name="Grid Table 5 Dark Accent 5" w:uiPriority="50"/>
+    <w:lsdException w:name="Grid Table 6 Colorful Accent 5" w:uiPriority="51"/>
+    <w:lsdException w:name="Grid Table 7 Colorful Accent 5" w:uiPriority="52"/>
+    <w:lsdException w:name="Grid Table 1 Light Accent 6" w:uiPriority="46"/>
+    <w:lsdException w:name="Grid Table 2 Accent 6" w:uiPriority="47"/>
+    <w:lsdException w:name="Grid Table 3 Accent 6" w:uiPriority="48"/>
+    <w:lsdException w:name="Grid Table 4 Accent 6" w:uiPriority="49"/>
+    <w:lsdException w:name="Grid Table 5 Dark Accent 6" w:uiPriority="50"/>
+    <w:lsdException w:name="Grid Table 6 Colorful Accent 6" w:uiPriority="51"/>
+    <w:lsdException w:name="Grid Table 7 Colorful Accent 6" w:uiPriority="52"/>
+    <w:lsdException w:name="List Table 1 Light" w:uiPriority="46"/>
+    <w:lsdException w:name="List Table 2" w:uiPriority="47"/>
+    <w:lsdException w:name="List Table 3" w:uiPriority="48"/>
+    <w:lsdException w:name="List Table 4" w:uiPriority="49"/>
+    <w:lsdException w:name="List Table 5 Dark" w:uiPriority="50"/>
+    <w:lsdException w:name="List Table 6 Colorful" w:uiPriority="51"/>
+    <w:lsdException w:name="List Table 7 Colorful" w:uiPriority="52"/>
+    <w:lsdException w:name="List Table 1 Light Accent 1" w:uiPriority="46"/>
+    <w:lsdException w:name="List Table 2 Accent 1" w:uiPriority="47"/>
+    <w:lsdException w:name="List Table 3 Accent 1" w:uiPriority="48"/>
+    <w:lsdException w:name="List Table 4 Accent 1" w:uiPriority="49"/>
+    <w:lsdException w:name="List Table 5 Dark Accent 1" w:uiPriority="50"/>
+    <w:lsdException w:name="List Table 6 Colorful Accent 1" w:uiPriority="51"/>
+    <w:lsdException w:name="List Table 7 Colorful Accent 1" w:uiPriority="52"/>
+    <w:lsdException w:name="List Table 1 Light Accent 2" w:uiPriority="46"/>
+    <w:lsdException w:name="List Table 2 Accent 2" w:uiPriority="47"/>
+    <w:lsdException w:name="List Table 3 Accent 2" w:uiPriority="48"/>
+    <w:lsdException w:name="List Table 4 Accent 2" w:uiPriority="49"/>
+    <w:lsdException w:name="List Table 5 Dark Accent 2" w:uiPriority="50"/>
+    <w:lsdException w:name="List Table 6 Colorful Accent 2" w:uiPriority="51"/>
+    <w:lsdException w:name="List Table 7 Colorful Accent 2" w:uiPriority="52"/>
+    <w:lsdException w:name="List Table 1 Light Accent 3" w:uiPriority="46"/>
+    <w:lsdException w:name="List Table 2 Accent 3" w:uiPriority="47"/>
+    <w:lsdException w:name="List Table 3 Accent 3" w:uiPriority="48"/>
+    <w:lsdException w:name="List Table 4 Accent 3" w:uiPriority="49"/>
+    <w:lsdException w:name="List Table 5 Dark Accent 3" w:uiPriority="50"/>
+    <w:lsdException w:name="List Table 6 Colorful Accent 3" w:uiPriority="51"/>
+    <w:lsdException w:name="List Table 7 Colorful Accent 3" w:uiPriority="52"/>
+    <w:lsdException w:name="List Table 1 Light Accent 4" w:uiPriority="46"/>
+    <w:lsdException w:name="List Table 2 Accent 4" w:uiPriority="47"/>
+    <w:lsdException w:name="List Table 3 Accent 4" w:uiPriority="48"/>
+    <w:lsdException w:name="List Table 4 Accent 4" w:uiPriority="49"/>
+    <w:lsdException w:name="List Table 5 Dark Accent 4" w:uiPriority="50"/>
+    <w:lsdException w:name="List Table 6 Colorful Accent 4" w:uiPriority="51"/>
+    <w:lsdException w:name="List Table 7 Colorful Accent 4" w:uiPriority="52"/>
+    <w:lsdException w:name="List Table 1 Light Accent 5" w:uiPriority="46"/>
+    <w:lsdException w:name="List Table 2 Accent 5" w:uiPriority="47"/>
+    <w:lsdException w:name="List Table 3 Accent 5" w:uiPriority="48"/>
+    <w:lsdException w:name="List Table 4 Accent 5" w:uiPriority="49"/>
+    <w:lsdException w:name="List Table 5 Dark Accent 5" w:uiPriority="50"/>
+    <w:lsdException w:name="List Table 6 Colorful Accent 5" w:uiPriority="51"/>
+    <w:lsdException w:name="List Table 7 Colorful Accent 5" w:uiPriority="52"/>
+    <w:lsdException w:name="List Table 1 Light Accent 6" w:uiPriority="46"/>
+    <w:lsdException w:name="List Table 2 Accent 6" w:uiPriority="47"/>
+    <w:lsdException w:name="List Table 3 Accent 6" w:uiPriority="48"/>
+    <w:lsdException w:name="List Table 4 Accent 6" w:uiPriority="49"/>
+    <w:lsdException w:name="List Table 5 Dark Accent 6" w:uiPriority="50"/>
+    <w:lsdException w:name="List Table 6 Colorful Accent 6" w:uiPriority="51"/>
+    <w:lsdException w:name="List Table 7 Colorful Accent 6" w:uiPriority="52"/>
+    <w:lsdException w:name="Mention" w:semiHidden="1" w:uiPriority="99" w:unhideWhenUsed="1"/>
+    <w:lsdException w:name="Smart Hyperlink" w:semiHidden="1" w:uiPriority="99" w:unhideWhenUsed="1"/>
+    <w:lsdException w:name="Hashtag" w:semiHidden="1" w:uiPriority="99" w:unhideWhenUsed="1"/>
+    <w:lsdException w:name="Unresolved Mention" w:semiHidden="1" w:uiPriority="99" w:unhideWhenUsed="1"/>
+    <w:lsdException w:name="Smart Link" w:semiHidden="1" w:uiPriority="99" w:unhideWhenUsed="1"/>
   </w:latentStyles>
-  <w:style w:type="paragraph" w:default="1" w:styleId="1">
+  <w:style w:type="paragraph" w:default="1" w:styleId="a">
     <w:name w:val="Normal"/>
     <w:qFormat/>
-    <w:uiPriority w:val="0"/>
     <w:pPr>
       <w:widowControl w:val="0"/>
       <w:jc w:val="both"/>
     </w:pPr>
     <w:rPr>
-      <w:rFonts w:ascii="Arial" w:hAnsi="Arial" w:eastAsia="微软雅黑" w:cs="Times New Roman"/>
+      <w:rFonts w:ascii="Arial" w:eastAsia="微软雅黑" w:hAnsi="Arial"/>
       <w:kern w:val="2"/>
       <w:sz w:val="21"/>
       <w:szCs w:val="24"/>
-      <w:lang w:val="en-US" w:eastAsia="zh-CN" w:bidi="ar-SA"/>
     </w:rPr>
   </w:style>
-  <w:style w:type="paragraph" w:styleId="2">
+  <w:style w:type="paragraph" w:styleId="1">
     <w:name w:val="heading 1"/>
-    <w:basedOn w:val="1"/>
-    <w:next w:val="1"/>
+    <w:basedOn w:val="a"/>
+    <w:next w:val="a"/>
     <w:qFormat/>
-    <w:uiPriority w:val="0"/>
     <w:pPr>
       <w:keepNext/>
       <w:keepLines/>
-      <w:spacing w:before="260" w:beforeLines="0" w:beforeAutospacing="0" w:after="220" w:afterLines="0" w:afterAutospacing="0" w:line="240" w:lineRule="auto"/>
+      <w:spacing w:before="260" w:after="220"/>
       <w:outlineLvl w:val="0"/>
     </w:pPr>
     <w:rPr>
-      <w:rFonts w:ascii="Arial" w:hAnsi="Arial"/>
       <w:b/>
       <w:kern w:val="44"/>
       <w:sz w:val="36"/>
     </w:rPr>
   </w:style>
-  <w:style w:type="paragraph" w:styleId="3">
+  <w:style w:type="paragraph" w:styleId="2">
     <w:name w:val="heading 2"/>
-    <w:basedOn w:val="1"/>
-    <w:next w:val="1"/>
+    <w:basedOn w:val="a"/>
+    <w:next w:val="a"/>
     <w:unhideWhenUsed/>
     <w:qFormat/>
-    <w:uiPriority w:val="0"/>
     <w:pPr>
       <w:keepNext/>
       <w:keepLines/>
-      <w:spacing w:before="260" w:beforeLines="0" w:beforeAutospacing="0" w:after="200" w:afterLines="0" w:afterAutospacing="0" w:line="240" w:lineRule="auto"/>
+      <w:spacing w:before="260" w:after="200"/>
       <w:outlineLvl w:val="1"/>
     </w:pPr>
     <w:rPr>
-      <w:rFonts w:ascii="Arial" w:hAnsi="Arial"/>
       <w:b/>
       <w:sz w:val="32"/>
     </w:rPr>
   </w:style>
-  <w:style w:type="paragraph" w:styleId="4">
+  <w:style w:type="paragraph" w:styleId="3">
     <w:name w:val="heading 3"/>
-    <w:basedOn w:val="1"/>
-    <w:next w:val="1"/>
+    <w:basedOn w:val="a"/>
+    <w:next w:val="a"/>
     <w:unhideWhenUsed/>
     <w:qFormat/>
-    <w:uiPriority w:val="0"/>
     <w:pPr>
       <w:keepNext/>
       <w:keepLines/>
-      <w:spacing w:before="260" w:beforeLines="0" w:beforeAutospacing="0" w:after="180" w:afterLines="0" w:afterAutospacing="0" w:line="240" w:lineRule="auto"/>
+      <w:spacing w:before="260" w:after="180"/>
       <w:outlineLvl w:val="2"/>
     </w:pPr>
     <w:rPr>
-      <w:rFonts w:ascii="Arial" w:hAnsi="Arial"/>
       <w:b/>
       <w:sz w:val="30"/>
     </w:rPr>
   </w:style>
-  <w:style w:type="paragraph" w:styleId="5">
+  <w:style w:type="paragraph" w:styleId="4">
     <w:name w:val="heading 4"/>
-    <w:basedOn w:val="1"/>
-    <w:next w:val="1"/>
+    <w:basedOn w:val="a"/>
+    <w:next w:val="a"/>
     <w:unhideWhenUsed/>
     <w:qFormat/>
-    <w:uiPriority w:val="0"/>
     <w:pPr>
       <w:keepNext/>
       <w:keepLines/>
-      <w:spacing w:before="240" w:beforeLines="0" w:beforeAutospacing="0" w:after="160" w:afterLines="0" w:afterAutospacing="0" w:line="240" w:lineRule="auto"/>
+      <w:spacing w:before="240" w:after="160"/>
       <w:outlineLvl w:val="3"/>
     </w:pPr>
     <w:rPr>
-      <w:rFonts w:ascii="Arial" w:hAnsi="Arial"/>
       <w:b/>
       <w:sz w:val="28"/>
     </w:rPr>
   </w:style>
-  <w:style w:type="paragraph" w:styleId="6">
+  <w:style w:type="paragraph" w:styleId="5">
     <w:name w:val="heading 5"/>
-    <w:basedOn w:val="1"/>
-    <w:next w:val="1"/>
+    <w:basedOn w:val="a"/>
+    <w:next w:val="a"/>
     <w:unhideWhenUsed/>
     <w:qFormat/>
-    <w:uiPriority w:val="0"/>
     <w:pPr>
       <w:keepNext/>
       <w:keepLines/>
-      <w:spacing w:before="240" w:beforeLines="0" w:beforeAutospacing="0" w:after="160" w:afterLines="0" w:afterAutospacing="0" w:line="240" w:lineRule="auto"/>
+      <w:spacing w:before="240" w:after="160"/>
       <w:outlineLvl w:val="4"/>
     </w:pPr>
     <w:rPr>
-      <w:rFonts w:ascii="Arial" w:hAnsi="Arial"/>
       <w:b/>
       <w:sz w:val="28"/>
     </w:rPr>
   </w:style>
-  <w:style w:type="paragraph" w:styleId="7">
+  <w:style w:type="paragraph" w:styleId="6">
     <w:name w:val="heading 6"/>
-    <w:basedOn w:val="1"/>
-    <w:next w:val="1"/>
+    <w:basedOn w:val="a"/>
+    <w:next w:val="a"/>
     <w:unhideWhenUsed/>
     <w:qFormat/>
-    <w:uiPriority w:val="0"/>
     <w:pPr>
       <w:keepNext/>
       <w:keepLines/>
-      <w:spacing w:before="240" w:beforeLines="0" w:beforeAutospacing="0" w:after="120" w:afterLines="0" w:afterAutospacing="0" w:line="240" w:lineRule="auto"/>
+      <w:spacing w:before="240" w:after="120"/>
       <w:outlineLvl w:val="5"/>
     </w:pPr>
     <w:rPr>
-      <w:rFonts w:ascii="Arial" w:hAnsi="Arial"/>
       <w:b/>
       <w:sz w:val="24"/>
     </w:rPr>
   </w:style>
-  <w:style w:type="paragraph" w:styleId="8">
+  <w:style w:type="paragraph" w:styleId="7">
     <w:name w:val="heading 7"/>
-    <w:basedOn w:val="1"/>
-    <w:next w:val="1"/>
+    <w:basedOn w:val="a"/>
+    <w:next w:val="a"/>
     <w:unhideWhenUsed/>
     <w:qFormat/>
-    <w:uiPriority w:val="0"/>
     <w:pPr>
       <w:keepNext/>
       <w:keepLines/>
-      <w:spacing w:before="240" w:beforeLines="0" w:beforeAutospacing="0" w:after="120" w:afterLines="0" w:afterAutospacing="0" w:line="240" w:lineRule="auto"/>
+      <w:spacing w:before="240" w:after="120"/>
       <w:outlineLvl w:val="6"/>
     </w:pPr>
     <w:rPr>
-      <w:rFonts w:ascii="Arial" w:hAnsi="Arial"/>
       <w:b/>
       <w:sz w:val="24"/>
     </w:rPr>
   </w:style>
-  <w:style w:type="paragraph" w:styleId="9">
+  <w:style w:type="paragraph" w:styleId="8">
     <w:name w:val="heading 8"/>
-    <w:basedOn w:val="1"/>
-    <w:next w:val="1"/>
+    <w:basedOn w:val="a"/>
+    <w:next w:val="a"/>
     <w:unhideWhenUsed/>
     <w:qFormat/>
-    <w:uiPriority w:val="0"/>
     <w:pPr>
       <w:keepNext/>
       <w:keepLines/>
-      <w:spacing w:before="180" w:beforeLines="0" w:beforeAutospacing="0" w:after="64" w:afterLines="0" w:afterAutospacing="0" w:line="240" w:lineRule="auto"/>
+      <w:spacing w:before="180" w:after="64"/>
       <w:outlineLvl w:val="7"/>
     </w:pPr>
     <w:rPr>
-      <w:rFonts w:ascii="Arial" w:hAnsi="Arial"/>
       <w:sz w:val="24"/>
     </w:rPr>
   </w:style>
-  <w:style w:type="paragraph" w:styleId="10">
+  <w:style w:type="paragraph" w:styleId="9">
     <w:name w:val="heading 9"/>
-    <w:basedOn w:val="1"/>
-    <w:next w:val="1"/>
+    <w:basedOn w:val="a"/>
+    <w:next w:val="a"/>
     <w:unhideWhenUsed/>
     <w:qFormat/>
-    <w:uiPriority w:val="0"/>
     <w:pPr>
       <w:keepNext/>
       <w:keepLines/>
-      <w:spacing w:before="180" w:beforeLines="0" w:beforeAutospacing="0" w:after="64" w:afterLines="0" w:afterAutospacing="0" w:line="240" w:lineRule="auto"/>
+      <w:spacing w:before="180" w:after="64"/>
       <w:outlineLvl w:val="8"/>
     </w:pPr>
-    <w:rPr>
-      <w:rFonts w:ascii="Arial" w:hAnsi="Arial"/>
-    </w:rPr>
-  </w:style>
-  <w:style w:type="character" w:default="1" w:styleId="13">
+  </w:style>
+  <w:style w:type="character" w:default="1" w:styleId="a0">
     <w:name w:val="Default Paragraph Font"/>
-    <w:qFormat/>
-    <w:uiPriority w:val="0"/>
-    <w:rPr>
-      <w:rFonts w:eastAsia="微软雅黑" w:asciiTheme="minorAscii" w:hAnsiTheme="minorAscii"/>
-    </w:rPr>
-  </w:style>
-  <w:style w:type="table" w:default="1" w:styleId="11">
+    <w:uiPriority w:val="1"/>
+    <w:semiHidden/>
+    <w:unhideWhenUsed/>
+  </w:style>
+  <w:style w:type="table" w:default="1" w:styleId="a1">
     <w:name w:val="Normal Table"/>
+    <w:uiPriority w:val="99"/>
     <w:semiHidden/>
-    <w:qFormat/>
-    <w:uiPriority w:val="0"/>
+    <w:unhideWhenUsed/>
     <w:tblPr>
+      <w:tblInd w:w="0" w:type="dxa"/>
       <w:tblCellMar>
         <w:top w:w="0" w:type="dxa"/>
         <w:left w:w="108" w:type="dxa"/>
@@ -570,26 +817,28 @@
       </w:tblCellMar>
     </w:tblPr>
   </w:style>
-  <w:style w:type="table" w:styleId="12">
+  <w:style w:type="numbering" w:default="1" w:styleId="a2">
+    <w:name w:val="No List"/>
+    <w:uiPriority w:val="99"/>
+    <w:semiHidden/>
+    <w:unhideWhenUsed/>
+  </w:style>
+  <w:style w:type="table" w:styleId="a3">
     <w:name w:val="Table Grid"/>
-    <w:basedOn w:val="11"/>
+    <w:basedOn w:val="a1"/>
     <w:qFormat/>
-    <w:uiPriority w:val="0"/>
     <w:pPr>
       <w:widowControl w:val="0"/>
       <w:jc w:val="both"/>
     </w:pPr>
-    <w:rPr>
-      <w:rFonts w:eastAsia="宋体"/>
-    </w:rPr>
     <w:tblPr>
       <w:tblBorders>
-        <w:top w:val="single" w:color="auto" w:sz="4" w:space="0"/>
-        <w:left w:val="single" w:color="auto" w:sz="4" w:space="0"/>
-        <w:bottom w:val="single" w:color="auto" w:sz="4" w:space="0"/>
-        <w:right w:val="single" w:color="auto" w:sz="4" w:space="0"/>
-        <w:insideH w:val="single" w:color="auto" w:sz="4" w:space="0"/>
-        <w:insideV w:val="single" w:color="auto" w:sz="4" w:space="0"/>
+        <w:top w:val="single" w:sz="4" w:space="0" w:color="auto"/>
+        <w:left w:val="single" w:sz="4" w:space="0" w:color="auto"/>
+        <w:bottom w:val="single" w:sz="4" w:space="0" w:color="auto"/>
+        <w:right w:val="single" w:sz="4" w:space="0" w:color="auto"/>
+        <w:insideH w:val="single" w:sz="4" w:space="0" w:color="auto"/>
+        <w:insideV w:val="single" w:sz="4" w:space="0" w:color="auto"/>
       </w:tblBorders>
     </w:tblPr>
   </w:style>
@@ -848,5 +1097,6 @@
     </a:fmtScheme>
   </a:themeElements>
   <a:objectDefaults/>
+  <a:extraClrSchemeLst/>
 </a:theme>
 </file>
--- a/doc/log_hs_dem.docx
+++ b/doc/log_hs_dem.docx
@@ -77,7 +77,7 @@
                     </pic:cNvPicPr>
                   </pic:nvPicPr>
                   <pic:blipFill>
-                    <a:blip r:embed="rId4"/>
+                    <a:blip r:embed="rId6"/>
                     <a:stretch>
                       <a:fillRect/>
                     </a:stretch>
@@ -263,52 +263,78 @@
     </w:p>
     <w:p/>
     <w:p>
+      <w:r>
+        <w:rPr>
+          <w:rFonts w:hint="eastAsia"/>
+        </w:rPr>
+        <w:t>还需要增加状态机。在</w:t>
+      </w:r>
+      <w:r>
+        <w:rPr>
+          <w:rFonts w:hint="eastAsia"/>
+        </w:rPr>
+        <w:t>agc</w:t>
+      </w:r>
+      <w:r>
+        <w:rPr>
+          <w:rFonts w:hint="eastAsia"/>
+        </w:rPr>
+        <w:t>锁定后，进入</w:t>
+      </w:r>
+      <w:r>
+        <w:rPr>
+          <w:rFonts w:hint="eastAsia"/>
+        </w:rPr>
+        <w:t>TLL</w:t>
+      </w:r>
+      <w:r>
+        <w:rPr>
+          <w:rFonts w:hint="eastAsia"/>
+        </w:rPr>
+        <w:t>，在</w:t>
+      </w:r>
+      <w:r>
+        <w:rPr>
+          <w:rFonts w:hint="eastAsia"/>
+        </w:rPr>
+        <w:t>TLL</w:t>
+      </w:r>
+      <w:r>
+        <w:rPr>
+          <w:rFonts w:hint="eastAsia"/>
+        </w:rPr>
+        <w:t>锁定后进入</w:t>
+      </w:r>
+      <w:r>
+        <w:rPr>
+          <w:rFonts w:hint="eastAsia"/>
+        </w:rPr>
+        <w:t>PLL</w:t>
+      </w:r>
+      <w:r>
+        <w:rPr>
+          <w:rFonts w:hint="eastAsia"/>
+        </w:rPr>
+        <w:t>。如果长时间不锁定，就复位。</w:t>
+      </w:r>
+    </w:p>
+    <w:p>
       <w:pPr>
-        <w:rPr>
-          <w:rFonts w:hint="eastAsia"/>
-        </w:rPr>
+        <w:pStyle w:val="1"/>
       </w:pPr>
       <w:r>
         <w:rPr>
           <w:rFonts w:hint="eastAsia"/>
         </w:rPr>
-        <w:t>还需要增加状态机。在</w:t>
-      </w:r>
-      <w:r>
-        <w:rPr>
-          <w:rFonts w:hint="eastAsia"/>
-        </w:rPr>
-        <w:t>agc</w:t>
-      </w:r>
-      <w:r>
-        <w:rPr>
-          <w:rFonts w:hint="eastAsia"/>
-        </w:rPr>
-        <w:t>锁定后，进入</w:t>
-      </w:r>
-      <w:r>
-        <w:rPr>
-          <w:rFonts w:hint="eastAsia"/>
-        </w:rPr>
-        <w:t>TLL</w:t>
-      </w:r>
-      <w:r>
-        <w:rPr>
-          <w:rFonts w:hint="eastAsia"/>
-        </w:rPr>
-        <w:t>，在</w:t>
-      </w:r>
-      <w:r>
-        <w:rPr>
-          <w:rFonts w:hint="eastAsia"/>
-        </w:rPr>
-        <w:t>TLL</w:t>
-      </w:r>
-      <w:r>
-        <w:rPr>
-          <w:rFonts w:hint="eastAsia"/>
-        </w:rPr>
-        <w:t>锁定后进入</w:t>
+        <w:t>2026/4/21</w:t>
+      </w:r>
+    </w:p>
+    <w:p>
+      <w:r>
+        <w:rPr>
+          <w:rFonts w:hint="eastAsia"/>
+        </w:rPr>
+        <w:t>增快了</w:t>
       </w:r>
       <w:r>
         <w:rPr>
@@ -320,10 +346,393 @@
         <w:rPr>
           <w:rFonts w:hint="eastAsia"/>
         </w:rPr>
-        <w:t>。如果长时间不锁定，就复位。</w:t>
+        <w:t>的收敛速率</w:t>
+      </w:r>
+    </w:p>
+    <w:p>
+      <w:r>
+        <w:rPr>
+          <w:rFonts w:hint="eastAsia"/>
+        </w:rPr>
+        <w:t>用真实</w:t>
+      </w:r>
+      <w:r>
+        <w:rPr>
+          <w:rFonts w:hint="eastAsia"/>
+        </w:rPr>
+        <w:t>DDC</w:t>
+      </w:r>
+      <w:r>
+        <w:rPr>
+          <w:rFonts w:hint="eastAsia"/>
+        </w:rPr>
+        <w:t>信号进行仿真</w:t>
+      </w:r>
+    </w:p>
+    <w:p>
+      <w:r>
+        <w:t>fractional_ddc</w:t>
+      </w:r>
+      <w:r>
+        <w:rPr>
+          <w:rFonts w:hint="eastAsia"/>
+        </w:rPr>
+        <w:t>1</w:t>
+      </w:r>
+      <w:r>
+        <w:t>.mat</w:t>
+      </w:r>
+    </w:p>
+    <w:p>
+      <w:r>
+        <w:lastRenderedPageBreak/>
+        <w:drawing>
+          <wp:inline distT="0" distB="0" distL="0" distR="0" wp14:anchorId="31E063CB" wp14:editId="08613938">
+            <wp:extent cx="3753374" cy="3896269"/>
+            <wp:effectExtent l="0" t="0" r="0" b="9525"/>
+            <wp:docPr id="172824215" name="图片 1"/>
+            <wp:cNvGraphicFramePr>
+              <a:graphicFrameLocks xmlns:a="http://schemas.openxmlformats.org/drawingml/2006/main" noChangeAspect="1"/>
+            </wp:cNvGraphicFramePr>
+            <a:graphic xmlns:a="http://schemas.openxmlformats.org/drawingml/2006/main">
+              <a:graphicData uri="http://schemas.openxmlformats.org/drawingml/2006/picture">
+                <pic:pic xmlns:pic="http://schemas.openxmlformats.org/drawingml/2006/picture">
+                  <pic:nvPicPr>
+                    <pic:cNvPr id="172824215" name=""/>
+                    <pic:cNvPicPr/>
+                  </pic:nvPicPr>
+                  <pic:blipFill>
+                    <a:blip r:embed="rId7"/>
+                    <a:stretch>
+                      <a:fillRect/>
+                    </a:stretch>
+                  </pic:blipFill>
+                  <pic:spPr>
+                    <a:xfrm>
+                      <a:off x="0" y="0"/>
+                      <a:ext cx="3753374" cy="3896269"/>
+                    </a:xfrm>
+                    <a:prstGeom prst="rect">
+                      <a:avLst/>
+                    </a:prstGeom>
+                  </pic:spPr>
+                </pic:pic>
+              </a:graphicData>
+            </a:graphic>
+          </wp:inline>
+        </w:drawing>
+      </w:r>
+    </w:p>
+    <w:p>
+      <w:pPr>
+        <w:rPr>
+          <w:rFonts w:hint="eastAsia"/>
+        </w:rPr>
+      </w:pPr>
+      <w:r>
+        <w:t>fractional_ddc</w:t>
+      </w:r>
+      <w:r>
+        <w:rPr>
+          <w:rFonts w:hint="eastAsia"/>
+        </w:rPr>
+        <w:t>2</w:t>
+      </w:r>
+      <w:r>
+        <w:t>.mat</w:t>
+      </w:r>
+    </w:p>
+    <w:p>
+      <w:r>
+        <w:drawing>
+          <wp:inline distT="0" distB="0" distL="0" distR="0" wp14:anchorId="6C5EFD11" wp14:editId="131F6486">
+            <wp:extent cx="3915321" cy="3953427"/>
+            <wp:effectExtent l="0" t="0" r="0" b="9525"/>
+            <wp:docPr id="128962656" name="图片 1"/>
+            <wp:cNvGraphicFramePr>
+              <a:graphicFrameLocks xmlns:a="http://schemas.openxmlformats.org/drawingml/2006/main" noChangeAspect="1"/>
+            </wp:cNvGraphicFramePr>
+            <a:graphic xmlns:a="http://schemas.openxmlformats.org/drawingml/2006/main">
+              <a:graphicData uri="http://schemas.openxmlformats.org/drawingml/2006/picture">
+                <pic:pic xmlns:pic="http://schemas.openxmlformats.org/drawingml/2006/picture">
+                  <pic:nvPicPr>
+                    <pic:cNvPr id="128962656" name=""/>
+                    <pic:cNvPicPr/>
+                  </pic:nvPicPr>
+                  <pic:blipFill>
+                    <a:blip r:embed="rId8"/>
+                    <a:stretch>
+                      <a:fillRect/>
+                    </a:stretch>
+                  </pic:blipFill>
+                  <pic:spPr>
+                    <a:xfrm>
+                      <a:off x="0" y="0"/>
+                      <a:ext cx="3915321" cy="3953427"/>
+                    </a:xfrm>
+                    <a:prstGeom prst="rect">
+                      <a:avLst/>
+                    </a:prstGeom>
+                  </pic:spPr>
+                </pic:pic>
+              </a:graphicData>
+            </a:graphic>
+          </wp:inline>
+        </w:drawing>
+      </w:r>
+    </w:p>
+    <w:p>
+      <w:r>
+        <w:t>fractional_ddc</w:t>
+      </w:r>
+      <w:r>
+        <w:rPr>
+          <w:rFonts w:hint="eastAsia"/>
+        </w:rPr>
+        <w:t>3</w:t>
+      </w:r>
+      <w:r>
+        <w:t>.mat</w:t>
+      </w:r>
+    </w:p>
+    <w:p>
+      <w:r>
+        <w:rPr>
+          <w:rFonts w:hint="eastAsia"/>
+        </w:rPr>
+        <w:t>AD</w:t>
+      </w:r>
+      <w:r>
+        <w:rPr>
+          <w:rFonts w:hint="eastAsia"/>
+        </w:rPr>
+        <w:t>数据断</w:t>
+      </w:r>
+    </w:p>
+    <w:p>
+      <w:pPr>
+        <w:rPr>
+          <w:rFonts w:hint="eastAsia"/>
+        </w:rPr>
+      </w:pPr>
+      <w:r>
+        <w:lastRenderedPageBreak/>
+        <w:drawing>
+          <wp:inline distT="0" distB="0" distL="0" distR="0" wp14:anchorId="63DB84E9" wp14:editId="7786DB8C">
+            <wp:extent cx="4001058" cy="3934374"/>
+            <wp:effectExtent l="0" t="0" r="0" b="9525"/>
+            <wp:docPr id="1148540694" name="图片 1"/>
+            <wp:cNvGraphicFramePr>
+              <a:graphicFrameLocks xmlns:a="http://schemas.openxmlformats.org/drawingml/2006/main" noChangeAspect="1"/>
+            </wp:cNvGraphicFramePr>
+            <a:graphic xmlns:a="http://schemas.openxmlformats.org/drawingml/2006/main">
+              <a:graphicData uri="http://schemas.openxmlformats.org/drawingml/2006/picture">
+                <pic:pic xmlns:pic="http://schemas.openxmlformats.org/drawingml/2006/picture">
+                  <pic:nvPicPr>
+                    <pic:cNvPr id="1148540694" name=""/>
+                    <pic:cNvPicPr/>
+                  </pic:nvPicPr>
+                  <pic:blipFill>
+                    <a:blip r:embed="rId9"/>
+                    <a:stretch>
+                      <a:fillRect/>
+                    </a:stretch>
+                  </pic:blipFill>
+                  <pic:spPr>
+                    <a:xfrm>
+                      <a:off x="0" y="0"/>
+                      <a:ext cx="4001058" cy="3934374"/>
+                    </a:xfrm>
+                    <a:prstGeom prst="rect">
+                      <a:avLst/>
+                    </a:prstGeom>
+                  </pic:spPr>
+                </pic:pic>
+              </a:graphicData>
+            </a:graphic>
+          </wp:inline>
+        </w:drawing>
+      </w:r>
+    </w:p>
+    <w:p>
+      <w:r>
+        <w:drawing>
+          <wp:inline distT="0" distB="0" distL="0" distR="0" wp14:anchorId="11722D0D" wp14:editId="64370CAF">
+            <wp:extent cx="5125165" cy="3934374"/>
+            <wp:effectExtent l="0" t="0" r="0" b="9525"/>
+            <wp:docPr id="1242444470" name="图片 1"/>
+            <wp:cNvGraphicFramePr>
+              <a:graphicFrameLocks xmlns:a="http://schemas.openxmlformats.org/drawingml/2006/main" noChangeAspect="1"/>
+            </wp:cNvGraphicFramePr>
+            <a:graphic xmlns:a="http://schemas.openxmlformats.org/drawingml/2006/main">
+              <a:graphicData uri="http://schemas.openxmlformats.org/drawingml/2006/picture">
+                <pic:pic xmlns:pic="http://schemas.openxmlformats.org/drawingml/2006/picture">
+                  <pic:nvPicPr>
+                    <pic:cNvPr id="1242444470" name=""/>
+                    <pic:cNvPicPr/>
+                  </pic:nvPicPr>
+                  <pic:blipFill>
+                    <a:blip r:embed="rId10"/>
+                    <a:stretch>
+                      <a:fillRect/>
+                    </a:stretch>
+                  </pic:blipFill>
+                  <pic:spPr>
+                    <a:xfrm>
+                      <a:off x="0" y="0"/>
+                      <a:ext cx="5125165" cy="3934374"/>
+                    </a:xfrm>
+                    <a:prstGeom prst="rect">
+                      <a:avLst/>
+                    </a:prstGeom>
+                  </pic:spPr>
+                </pic:pic>
+              </a:graphicData>
+            </a:graphic>
+          </wp:inline>
+        </w:drawing>
+      </w:r>
+    </w:p>
+    <w:p>
+      <w:pPr>
+        <w:rPr>
+          <w:rFonts w:hint="eastAsia"/>
+        </w:rPr>
+      </w:pPr>
+      <w:r>
+        <w:lastRenderedPageBreak/>
+        <w:drawing>
+          <wp:inline distT="0" distB="0" distL="0" distR="0" wp14:anchorId="33ABAF2A" wp14:editId="5052E5B2">
+            <wp:extent cx="5274310" cy="2938780"/>
+            <wp:effectExtent l="0" t="0" r="2540" b="0"/>
+            <wp:docPr id="110496927" name="图片 1"/>
+            <wp:cNvGraphicFramePr>
+              <a:graphicFrameLocks xmlns:a="http://schemas.openxmlformats.org/drawingml/2006/main" noChangeAspect="1"/>
+            </wp:cNvGraphicFramePr>
+            <a:graphic xmlns:a="http://schemas.openxmlformats.org/drawingml/2006/main">
+              <a:graphicData uri="http://schemas.openxmlformats.org/drawingml/2006/picture">
+                <pic:pic xmlns:pic="http://schemas.openxmlformats.org/drawingml/2006/picture">
+                  <pic:nvPicPr>
+                    <pic:cNvPr id="110496927" name=""/>
+                    <pic:cNvPicPr/>
+                  </pic:nvPicPr>
+                  <pic:blipFill>
+                    <a:blip r:embed="rId11"/>
+                    <a:stretch>
+                      <a:fillRect/>
+                    </a:stretch>
+                  </pic:blipFill>
+                  <pic:spPr>
+                    <a:xfrm>
+                      <a:off x="0" y="0"/>
+                      <a:ext cx="5274310" cy="2938780"/>
+                    </a:xfrm>
+                    <a:prstGeom prst="rect">
+                      <a:avLst/>
+                    </a:prstGeom>
+                  </pic:spPr>
+                </pic:pic>
+              </a:graphicData>
+            </a:graphic>
+          </wp:inline>
+        </w:drawing>
+      </w:r>
+    </w:p>
+    <w:p>
+      <w:r>
+        <w:t>fractional_ddc4.mat</w:t>
       </w:r>
     </w:p>
     <w:p/>
+    <w:p>
+      <w:pPr>
+        <w:rPr>
+          <w:rFonts w:hint="eastAsia"/>
+        </w:rPr>
+      </w:pPr>
+      <w:r>
+        <w:drawing>
+          <wp:inline distT="0" distB="0" distL="0" distR="0" wp14:anchorId="1B1232D0" wp14:editId="243408BE">
+            <wp:extent cx="5134692" cy="3905795"/>
+            <wp:effectExtent l="0" t="0" r="8890" b="0"/>
+            <wp:docPr id="74376271" name="图片 1"/>
+            <wp:cNvGraphicFramePr>
+              <a:graphicFrameLocks xmlns:a="http://schemas.openxmlformats.org/drawingml/2006/main" noChangeAspect="1"/>
+            </wp:cNvGraphicFramePr>
+            <a:graphic xmlns:a="http://schemas.openxmlformats.org/drawingml/2006/main">
+              <a:graphicData uri="http://schemas.openxmlformats.org/drawingml/2006/picture">
+                <pic:pic xmlns:pic="http://schemas.openxmlformats.org/drawingml/2006/picture">
+                  <pic:nvPicPr>
+                    <pic:cNvPr id="74376271" name=""/>
+                    <pic:cNvPicPr/>
+                  </pic:nvPicPr>
+                  <pic:blipFill>
+                    <a:blip r:embed="rId12"/>
+                    <a:stretch>
+                      <a:fillRect/>
+                    </a:stretch>
+                  </pic:blipFill>
+                  <pic:spPr>
+                    <a:xfrm>
+                      <a:off x="0" y="0"/>
+                      <a:ext cx="5134692" cy="3905795"/>
+                    </a:xfrm>
+                    <a:prstGeom prst="rect">
+                      <a:avLst/>
+                    </a:prstGeom>
+                  </pic:spPr>
+                </pic:pic>
+              </a:graphicData>
+            </a:graphic>
+          </wp:inline>
+        </w:drawing>
+      </w:r>
+    </w:p>
+    <w:p>
+      <w:pPr>
+        <w:rPr>
+          <w:rFonts w:hint="eastAsia"/>
+        </w:rPr>
+      </w:pPr>
+      <w:r>
+        <w:lastRenderedPageBreak/>
+        <w:drawing>
+          <wp:inline distT="0" distB="0" distL="0" distR="0" wp14:anchorId="61B782B2" wp14:editId="581DCB71">
+            <wp:extent cx="3905795" cy="3915321"/>
+            <wp:effectExtent l="0" t="0" r="0" b="9525"/>
+            <wp:docPr id="726419198" name="图片 1"/>
+            <wp:cNvGraphicFramePr>
+              <a:graphicFrameLocks xmlns:a="http://schemas.openxmlformats.org/drawingml/2006/main" noChangeAspect="1"/>
+            </wp:cNvGraphicFramePr>
+            <a:graphic xmlns:a="http://schemas.openxmlformats.org/drawingml/2006/main">
+              <a:graphicData uri="http://schemas.openxmlformats.org/drawingml/2006/picture">
+                <pic:pic xmlns:pic="http://schemas.openxmlformats.org/drawingml/2006/picture">
+                  <pic:nvPicPr>
+                    <pic:cNvPr id="726419198" name=""/>
+                    <pic:cNvPicPr/>
+                  </pic:nvPicPr>
+                  <pic:blipFill>
+                    <a:blip r:embed="rId13"/>
+                    <a:stretch>
+                      <a:fillRect/>
+                    </a:stretch>
+                  </pic:blipFill>
+                  <pic:spPr>
+                    <a:xfrm>
+                      <a:off x="0" y="0"/>
+                      <a:ext cx="3905795" cy="3915321"/>
+                    </a:xfrm>
+                    <a:prstGeom prst="rect">
+                      <a:avLst/>
+                    </a:prstGeom>
+                  </pic:spPr>
+                </pic:pic>
+              </a:graphicData>
+            </a:graphic>
+          </wp:inline>
+        </w:drawing>
+      </w:r>
+    </w:p>
     <w:sectPr>
       <w:pgSz w:w="11906" w:h="16838"/>
       <w:pgMar w:top="1440" w:right="1800" w:bottom="1440" w:left="1800" w:header="851" w:footer="992" w:gutter="0"/>
@@ -332,6 +741,44 @@
     </w:sectPr>
   </w:body>
 </w:document>
+</file>
+
+<file path=word/endnotes.xml><?xml version="1.0" encoding="utf-8"?>
+<w:endnotes xmlns:wpc="http://schemas.microsoft.com/office/word/2010/wordprocessingCanvas" xmlns:cx="http://schemas.microsoft.com/office/drawing/2014/chartex" xmlns:cx1="http://schemas.microsoft.com/office/drawing/2015/9/8/chartex" xmlns:cx2="http://schemas.microsoft.com/office/drawing/2015/10/21/chartex" xmlns:cx3="http://schemas.microsoft.com/office/drawing/2016/5/9/chartex" xmlns:cx4="http://schemas.microsoft.com/office/drawing/2016/5/10/chartex" xmlns:cx5="http://schemas.microsoft.com/office/drawing/2016/5/11/chartex" xmlns:cx6="http://schemas.microsoft.com/office/drawing/2016/5/12/chartex" xmlns:cx7="http://schemas.microsoft.com/office/drawing/2016/5/13/chartex" xmlns:cx8="http://schemas.microsoft.com/office/drawing/2016/5/14/chartex" xmlns:mc="http://schemas.openxmlformats.org/markup-compatibility/2006" xmlns:aink="http://schemas.microsoft.com/office/drawing/2016/ink" xmlns:am3d="http://schemas.microsoft.com/office/drawing/2017/model3d" xmlns:o="urn:schemas-microsoft-com:office:office" xmlns:oel="http://schemas.microsoft.com/office/2019/extlst" xmlns:r="http://schemas.openxmlformats.org/officeDocument/2006/relationships" xmlns:m="http://schemas.openxmlformats.org/officeDocument/2006/math" xmlns:v="urn:schemas-microsoft-com:vml" xmlns:wp14="http://schemas.microsoft.com/office/word/2010/wordprocessingDrawing" xmlns:wp="http://schemas.openxmlformats.org/drawingml/2006/wordprocessingDrawing" xmlns:w10="urn:schemas-microsoft-com:office:word" xmlns:w="http://schemas.openxmlformats.org/wordprocessingml/2006/main" xmlns:w14="http://schemas.microsoft.com/office/word/2010/wordml" xmlns:w15="http://schemas.microsoft.com/office/word/2012/wordml" xmlns:w16cex="http://schemas.microsoft.com/office/word/2018/wordml/cex" xmlns:w16cid="http://schemas.microsoft.com/office/word/2016/wordml/cid" xmlns:w16="http://schemas.microsoft.com/office/word/2018/wordml" xmlns:w16du="http://schemas.microsoft.com/office/word/2023/wordml/word16du" xmlns:w16sdtdh="http://schemas.microsoft.com/office/word/2020/wordml/sdtdatahash" xmlns:w16sdtfl="http://schemas.microsoft.com/office/word/2024/wordml/sdtformatlock" xmlns:w16se="http://schemas.microsoft.com/office/word/2015/wordml/symex" xmlns:wpg="http://schemas.microsoft.com/office/word/2010/wordprocessingGroup" xmlns:wpi="http://schemas.microsoft.com/office/word/2010/wordprocessingInk" xmlns:wne="http://schemas.microsoft.com/office/word/2006/wordml" xmlns:wps="http://schemas.microsoft.com/office/word/2010/wordprocessingShape" mc:Ignorable="w14 w15 w16se w16cid w16 w16cex w16sdtdh w16sdtfl w16du wp14">
+  <w:endnote w:type="separator" w:id="-1">
+    <w:p>
+      <w:r>
+        <w:separator/>
+      </w:r>
+    </w:p>
+  </w:endnote>
+  <w:endnote w:type="continuationSeparator" w:id="0">
+    <w:p>
+      <w:r>
+        <w:continuationSeparator/>
+      </w:r>
+    </w:p>
+  </w:endnote>
+</w:endnotes>
+</file>
+
+<file path=word/footnotes.xml><?xml version="1.0" encoding="utf-8"?>
+<w:footnotes xmlns:wpc="http://schemas.microsoft.com/office/word/2010/wordprocessingCanvas" xmlns:cx="http://schemas.microsoft.com/office/drawing/2014/chartex" xmlns:cx1="http://schemas.microsoft.com/office/drawing/2015/9/8/chartex" xmlns:cx2="http://schemas.microsoft.com/office/drawing/2015/10/21/chartex" xmlns:cx3="http://schemas.microsoft.com/office/drawing/2016/5/9/chartex" xmlns:cx4="http://schemas.microsoft.com/office/drawing/2016/5/10/chartex" xmlns:cx5="http://schemas.microsoft.com/office/drawing/2016/5/11/chartex" xmlns:cx6="http://schemas.microsoft.com/office/drawing/2016/5/12/chartex" xmlns:cx7="http://schemas.microsoft.com/office/drawing/2016/5/13/chartex" xmlns:cx8="http://schemas.microsoft.com/office/drawing/2016/5/14/chartex" xmlns:mc="http://schemas.openxmlformats.org/markup-compatibility/2006" xmlns:aink="http://schemas.microsoft.com/office/drawing/2016/ink" xmlns:am3d="http://schemas.microsoft.com/office/drawing/2017/model3d" xmlns:o="urn:schemas-microsoft-com:office:office" xmlns:oel="http://schemas.microsoft.com/office/2019/extlst" xmlns:r="http://schemas.openxmlformats.org/officeDocument/2006/relationships" xmlns:m="http://schemas.openxmlformats.org/officeDocument/2006/math" xmlns:v="urn:schemas-microsoft-com:vml" xmlns:wp14="http://schemas.microsoft.com/office/word/2010/wordprocessingDrawing" xmlns:wp="http://schemas.openxmlformats.org/drawingml/2006/wordprocessingDrawing" xmlns:w10="urn:schemas-microsoft-com:office:word" xmlns:w="http://schemas.openxmlformats.org/wordprocessingml/2006/main" xmlns:w14="http://schemas.microsoft.com/office/word/2010/wordml" xmlns:w15="http://schemas.microsoft.com/office/word/2012/wordml" xmlns:w16cex="http://schemas.microsoft.com/office/word/2018/wordml/cex" xmlns:w16cid="http://schemas.microsoft.com/office/word/2016/wordml/cid" xmlns:w16="http://schemas.microsoft.com/office/word/2018/wordml" xmlns:w16du="http://schemas.microsoft.com/office/word/2023/wordml/word16du" xmlns:w16sdtdh="http://schemas.microsoft.com/office/word/2020/wordml/sdtdatahash" xmlns:w16sdtfl="http://schemas.microsoft.com/office/word/2024/wordml/sdtformatlock" xmlns:w16se="http://schemas.microsoft.com/office/word/2015/wordml/symex" xmlns:wpg="http://schemas.microsoft.com/office/word/2010/wordprocessingGroup" xmlns:wpi="http://schemas.microsoft.com/office/word/2010/wordprocessingInk" xmlns:wne="http://schemas.microsoft.com/office/word/2006/wordml" xmlns:wps="http://schemas.microsoft.com/office/word/2010/wordprocessingShape" mc:Ignorable="w14 w15 w16se w16cid w16 w16cex w16sdtdh w16sdtfl w16du wp14">
+  <w:footnote w:type="separator" w:id="-1">
+    <w:p>
+      <w:r>
+        <w:separator/>
+      </w:r>
+    </w:p>
+  </w:footnote>
+  <w:footnote w:type="continuationSeparator" w:id="0">
+    <w:p>
+      <w:r>
+        <w:continuationSeparator/>
+      </w:r>
+    </w:p>
+  </w:footnote>
+</w:footnotes>
 </file>
 
 <file path=word/styles.xml><?xml version="1.0" encoding="utf-8"?>
@@ -637,6 +1084,7 @@
   <w:style w:type="paragraph" w:default="1" w:styleId="a">
     <w:name w:val="Normal"/>
     <w:qFormat/>
+    <w:rsid w:val="000A6E4E"/>
     <w:pPr>
       <w:widowControl w:val="0"/>
       <w:jc w:val="both"/>
@@ -799,7 +1247,6 @@
   <w:style w:type="character" w:default="1" w:styleId="a0">
     <w:name w:val="Default Paragraph Font"/>
     <w:uiPriority w:val="1"/>
-    <w:semiHidden/>
     <w:unhideWhenUsed/>
   </w:style>
   <w:style w:type="table" w:default="1" w:styleId="a1">
@@ -841,6 +1288,66 @@
         <w:insideV w:val="single" w:sz="4" w:space="0" w:color="auto"/>
       </w:tblBorders>
     </w:tblPr>
+  </w:style>
+  <w:style w:type="paragraph" w:styleId="a4">
+    <w:name w:val="header"/>
+    <w:basedOn w:val="a"/>
+    <w:link w:val="a5"/>
+    <w:rsid w:val="00A55BD6"/>
+    <w:pPr>
+      <w:tabs>
+        <w:tab w:val="center" w:pos="4153"/>
+        <w:tab w:val="right" w:pos="8306"/>
+      </w:tabs>
+      <w:snapToGrid w:val="0"/>
+      <w:jc w:val="center"/>
+    </w:pPr>
+    <w:rPr>
+      <w:sz w:val="18"/>
+      <w:szCs w:val="18"/>
+    </w:rPr>
+  </w:style>
+  <w:style w:type="character" w:customStyle="1" w:styleId="a5">
+    <w:name w:val="页眉 字符"/>
+    <w:basedOn w:val="a0"/>
+    <w:link w:val="a4"/>
+    <w:rsid w:val="00A55BD6"/>
+    <w:rPr>
+      <w:rFonts w:ascii="Arial" w:eastAsia="微软雅黑" w:hAnsi="Arial"/>
+      <w:kern w:val="2"/>
+      <w:sz w:val="18"/>
+      <w:szCs w:val="18"/>
+    </w:rPr>
+  </w:style>
+  <w:style w:type="paragraph" w:styleId="a6">
+    <w:name w:val="footer"/>
+    <w:basedOn w:val="a"/>
+    <w:link w:val="a7"/>
+    <w:rsid w:val="00A55BD6"/>
+    <w:pPr>
+      <w:tabs>
+        <w:tab w:val="center" w:pos="4153"/>
+        <w:tab w:val="right" w:pos="8306"/>
+      </w:tabs>
+      <w:snapToGrid w:val="0"/>
+      <w:jc w:val="left"/>
+    </w:pPr>
+    <w:rPr>
+      <w:sz w:val="18"/>
+      <w:szCs w:val="18"/>
+    </w:rPr>
+  </w:style>
+  <w:style w:type="character" w:customStyle="1" w:styleId="a7">
+    <w:name w:val="页脚 字符"/>
+    <w:basedOn w:val="a0"/>
+    <w:link w:val="a6"/>
+    <w:rsid w:val="00A55BD6"/>
+    <w:rPr>
+      <w:rFonts w:ascii="Arial" w:eastAsia="微软雅黑" w:hAnsi="Arial"/>
+      <w:kern w:val="2"/>
+      <w:sz w:val="18"/>
+      <w:szCs w:val="18"/>
+    </w:rPr>
   </w:style>
 </w:styles>
 </file>

--- a/doc/log_hs_dem.docx
+++ b/doc/log_hs_dem.docx
@@ -385,6 +385,9 @@
     </w:p>
     <w:p>
       <w:r>
+        <w:rPr>
+          <w:noProof/>
+        </w:rPr>
         <w:lastRenderedPageBreak/>
         <w:drawing>
           <wp:inline distT="0" distB="0" distL="0" distR="0" wp14:anchorId="31E063CB" wp14:editId="08613938">
@@ -424,11 +427,6 @@
       </w:r>
     </w:p>
     <w:p>
-      <w:pPr>
-        <w:rPr>
-          <w:rFonts w:hint="eastAsia"/>
-        </w:rPr>
-      </w:pPr>
       <w:r>
         <w:t>fractional_ddc</w:t>
       </w:r>
@@ -444,6 +442,9 @@
     </w:p>
     <w:p>
       <w:r>
+        <w:rPr>
+          <w:noProof/>
+        </w:rPr>
         <w:drawing>
           <wp:inline distT="0" distB="0" distL="0" distR="0" wp14:anchorId="6C5EFD11" wp14:editId="131F6486">
             <wp:extent cx="3915321" cy="3953427"/>
@@ -510,12 +511,10 @@
       </w:r>
     </w:p>
     <w:p>
-      <w:pPr>
-        <w:rPr>
-          <w:rFonts w:hint="eastAsia"/>
-        </w:rPr>
-      </w:pPr>
-      <w:r>
+      <w:r>
+        <w:rPr>
+          <w:noProof/>
+        </w:rPr>
         <w:lastRenderedPageBreak/>
         <w:drawing>
           <wp:inline distT="0" distB="0" distL="0" distR="0" wp14:anchorId="63DB84E9" wp14:editId="7786DB8C">
@@ -556,6 +555,9 @@
     </w:p>
     <w:p>
       <w:r>
+        <w:rPr>
+          <w:noProof/>
+        </w:rPr>
         <w:drawing>
           <wp:inline distT="0" distB="0" distL="0" distR="0" wp14:anchorId="11722D0D" wp14:editId="64370CAF">
             <wp:extent cx="5125165" cy="3934374"/>
@@ -594,12 +596,10 @@
       </w:r>
     </w:p>
     <w:p>
-      <w:pPr>
-        <w:rPr>
-          <w:rFonts w:hint="eastAsia"/>
-        </w:rPr>
-      </w:pPr>
-      <w:r>
+      <w:r>
+        <w:rPr>
+          <w:noProof/>
+        </w:rPr>
         <w:lastRenderedPageBreak/>
         <w:drawing>
           <wp:inline distT="0" distB="0" distL="0" distR="0" wp14:anchorId="33ABAF2A" wp14:editId="5052E5B2">
@@ -645,12 +645,10 @@
     </w:p>
     <w:p/>
     <w:p>
-      <w:pPr>
-        <w:rPr>
-          <w:rFonts w:hint="eastAsia"/>
-        </w:rPr>
-      </w:pPr>
-      <w:r>
+      <w:r>
+        <w:rPr>
+          <w:noProof/>
+        </w:rPr>
         <w:drawing>
           <wp:inline distT="0" distB="0" distL="0" distR="0" wp14:anchorId="1B1232D0" wp14:editId="243408BE">
             <wp:extent cx="5134692" cy="3905795"/>
@@ -689,12 +687,10 @@
       </w:r>
     </w:p>
     <w:p>
-      <w:pPr>
-        <w:rPr>
-          <w:rFonts w:hint="eastAsia"/>
-        </w:rPr>
-      </w:pPr>
-      <w:r>
+      <w:r>
+        <w:rPr>
+          <w:noProof/>
+        </w:rPr>
         <w:lastRenderedPageBreak/>
         <w:drawing>
           <wp:inline distT="0" distB="0" distL="0" distR="0" wp14:anchorId="61B782B2" wp14:editId="581DCB71">
@@ -732,6 +728,148 @@
           </wp:inline>
         </w:drawing>
       </w:r>
+    </w:p>
+    <w:p>
+      <w:pPr>
+        <w:pStyle w:val="1"/>
+      </w:pPr>
+      <w:r>
+        <w:rPr>
+          <w:rFonts w:hint="eastAsia"/>
+        </w:rPr>
+        <w:lastRenderedPageBreak/>
+        <w:t>2026/4/22</w:t>
+      </w:r>
+    </w:p>
+    <w:p>
+      <w:r>
+        <w:drawing>
+          <wp:inline distT="0" distB="0" distL="0" distR="0" wp14:anchorId="0744293F" wp14:editId="30ACE47C">
+            <wp:extent cx="5274310" cy="4420235"/>
+            <wp:effectExtent l="0" t="0" r="2540" b="0"/>
+            <wp:docPr id="1961889780" name="图片 1"/>
+            <wp:cNvGraphicFramePr>
+              <a:graphicFrameLocks xmlns:a="http://schemas.openxmlformats.org/drawingml/2006/main" noChangeAspect="1"/>
+            </wp:cNvGraphicFramePr>
+            <a:graphic xmlns:a="http://schemas.openxmlformats.org/drawingml/2006/main">
+              <a:graphicData uri="http://schemas.openxmlformats.org/drawingml/2006/picture">
+                <pic:pic xmlns:pic="http://schemas.openxmlformats.org/drawingml/2006/picture">
+                  <pic:nvPicPr>
+                    <pic:cNvPr id="1961889780" name=""/>
+                    <pic:cNvPicPr/>
+                  </pic:nvPicPr>
+                  <pic:blipFill>
+                    <a:blip r:embed="rId14"/>
+                    <a:stretch>
+                      <a:fillRect/>
+                    </a:stretch>
+                  </pic:blipFill>
+                  <pic:spPr>
+                    <a:xfrm>
+                      <a:off x="0" y="0"/>
+                      <a:ext cx="5274310" cy="4420235"/>
+                    </a:xfrm>
+                    <a:prstGeom prst="rect">
+                      <a:avLst/>
+                    </a:prstGeom>
+                  </pic:spPr>
+                </pic:pic>
+              </a:graphicData>
+            </a:graphic>
+          </wp:inline>
+        </w:drawing>
+      </w:r>
+    </w:p>
+    <w:p>
+      <w:pPr>
+        <w:rPr>
+          <w:rFonts w:hint="eastAsia"/>
+        </w:rPr>
+      </w:pPr>
+      <w:r>
+        <w:lastRenderedPageBreak/>
+        <w:drawing>
+          <wp:inline distT="0" distB="0" distL="0" distR="0" wp14:anchorId="5C066E76" wp14:editId="7DC897CE">
+            <wp:extent cx="3841947" cy="3968954"/>
+            <wp:effectExtent l="0" t="0" r="6350" b="0"/>
+            <wp:docPr id="764250016" name="图片 1"/>
+            <wp:cNvGraphicFramePr>
+              <a:graphicFrameLocks xmlns:a="http://schemas.openxmlformats.org/drawingml/2006/main" noChangeAspect="1"/>
+            </wp:cNvGraphicFramePr>
+            <a:graphic xmlns:a="http://schemas.openxmlformats.org/drawingml/2006/main">
+              <a:graphicData uri="http://schemas.openxmlformats.org/drawingml/2006/picture">
+                <pic:pic xmlns:pic="http://schemas.openxmlformats.org/drawingml/2006/picture">
+                  <pic:nvPicPr>
+                    <pic:cNvPr id="764250016" name=""/>
+                    <pic:cNvPicPr/>
+                  </pic:nvPicPr>
+                  <pic:blipFill>
+                    <a:blip r:embed="rId15"/>
+                    <a:stretch>
+                      <a:fillRect/>
+                    </a:stretch>
+                  </pic:blipFill>
+                  <pic:spPr>
+                    <a:xfrm>
+                      <a:off x="0" y="0"/>
+                      <a:ext cx="3841947" cy="3968954"/>
+                    </a:xfrm>
+                    <a:prstGeom prst="rect">
+                      <a:avLst/>
+                    </a:prstGeom>
+                  </pic:spPr>
+                </pic:pic>
+              </a:graphicData>
+            </a:graphic>
+          </wp:inline>
+        </w:drawing>
+      </w:r>
+    </w:p>
+    <w:p>
+      <w:r>
+        <w:drawing>
+          <wp:inline distT="0" distB="0" distL="0" distR="0" wp14:anchorId="1F2DDF95" wp14:editId="3DE70DD4">
+            <wp:extent cx="3943553" cy="3943553"/>
+            <wp:effectExtent l="0" t="0" r="0" b="0"/>
+            <wp:docPr id="355647690" name="图片 1"/>
+            <wp:cNvGraphicFramePr>
+              <a:graphicFrameLocks xmlns:a="http://schemas.openxmlformats.org/drawingml/2006/main" noChangeAspect="1"/>
+            </wp:cNvGraphicFramePr>
+            <a:graphic xmlns:a="http://schemas.openxmlformats.org/drawingml/2006/main">
+              <a:graphicData uri="http://schemas.openxmlformats.org/drawingml/2006/picture">
+                <pic:pic xmlns:pic="http://schemas.openxmlformats.org/drawingml/2006/picture">
+                  <pic:nvPicPr>
+                    <pic:cNvPr id="355647690" name=""/>
+                    <pic:cNvPicPr/>
+                  </pic:nvPicPr>
+                  <pic:blipFill>
+                    <a:blip r:embed="rId16"/>
+                    <a:stretch>
+                      <a:fillRect/>
+                    </a:stretch>
+                  </pic:blipFill>
+                  <pic:spPr>
+                    <a:xfrm>
+                      <a:off x="0" y="0"/>
+                      <a:ext cx="3943553" cy="3943553"/>
+                    </a:xfrm>
+                    <a:prstGeom prst="rect">
+                      <a:avLst/>
+                    </a:prstGeom>
+                  </pic:spPr>
+                </pic:pic>
+              </a:graphicData>
+            </a:graphic>
+          </wp:inline>
+        </w:drawing>
+      </w:r>
+    </w:p>
+    <w:p>
+      <w:pPr>
+        <w:rPr>
+          <w:rFonts w:hint="eastAsia"/>
+        </w:rPr>
+      </w:pPr>
     </w:p>
     <w:sectPr>
       <w:pgSz w:w="11906" w:h="16838"/>
@@ -1247,6 +1385,7 @@
   <w:style w:type="character" w:default="1" w:styleId="a0">
     <w:name w:val="Default Paragraph Font"/>
     <w:uiPriority w:val="1"/>
+    <w:semiHidden/>
     <w:unhideWhenUsed/>
   </w:style>
   <w:style w:type="table" w:default="1" w:styleId="a1">

--- a/doc/log_hs_dem.docx
+++ b/doc/log_hs_dem.docx
@@ -41,12 +41,14 @@
         </w:rPr>
         <w:t>）的波形，进行仿真，</w:t>
       </w:r>
+      <w:proofErr w:type="spellStart"/>
       <w:r>
         <w:rPr>
           <w:rFonts w:hint="eastAsia"/>
         </w:rPr>
         <w:t>modelsim</w:t>
       </w:r>
+      <w:proofErr w:type="spellEnd"/>
       <w:r>
         <w:rPr>
           <w:rFonts w:hint="eastAsia"/>
@@ -248,12 +250,14 @@
         </w:rPr>
         <w:t>的数据导出来，用</w:t>
       </w:r>
+      <w:proofErr w:type="spellStart"/>
       <w:r>
         <w:rPr>
           <w:rFonts w:hint="eastAsia"/>
         </w:rPr>
         <w:t>matlab</w:t>
       </w:r>
+      <w:proofErr w:type="spellEnd"/>
       <w:r>
         <w:rPr>
           <w:rFonts w:hint="eastAsia"/>
@@ -269,12 +273,14 @@
         </w:rPr>
         <w:t>还需要增加状态机。在</w:t>
       </w:r>
+      <w:proofErr w:type="spellStart"/>
       <w:r>
         <w:rPr>
           <w:rFonts w:hint="eastAsia"/>
         </w:rPr>
         <w:t>agc</w:t>
       </w:r>
+      <w:proofErr w:type="spellEnd"/>
       <w:r>
         <w:rPr>
           <w:rFonts w:hint="eastAsia"/>
@@ -315,7 +321,21 @@
         <w:rPr>
           <w:rFonts w:hint="eastAsia"/>
         </w:rPr>
-        <w:t>。如果长时间不锁定，就复位。</w:t>
+        <w:t>。如果长时间</w:t>
+      </w:r>
+      <w:proofErr w:type="gramStart"/>
+      <w:r>
+        <w:rPr>
+          <w:rFonts w:hint="eastAsia"/>
+        </w:rPr>
+        <w:t>不</w:t>
+      </w:r>
+      <w:proofErr w:type="gramEnd"/>
+      <w:r>
+        <w:rPr>
+          <w:rFonts w:hint="eastAsia"/>
+        </w:rPr>
+        <w:t>锁定，就复位。</w:t>
       </w:r>
     </w:p>
     <w:p>
@@ -743,6 +763,9 @@
     </w:p>
     <w:p>
       <w:r>
+        <w:rPr>
+          <w:noProof/>
+        </w:rPr>
         <w:drawing>
           <wp:inline distT="0" distB="0" distL="0" distR="0" wp14:anchorId="0744293F" wp14:editId="30ACE47C">
             <wp:extent cx="5274310" cy="4420235"/>
@@ -786,7 +809,12 @@
           <w:rFonts w:hint="eastAsia"/>
         </w:rPr>
       </w:pPr>
-      <w:r>
+    </w:p>
+    <w:p>
+      <w:r>
+        <w:rPr>
+          <w:noProof/>
+        </w:rPr>
         <w:lastRenderedPageBreak/>
         <w:drawing>
           <wp:inline distT="0" distB="0" distL="0" distR="0" wp14:anchorId="5C066E76" wp14:editId="7DC897CE">
@@ -827,6 +855,9 @@
     </w:p>
     <w:p>
       <w:r>
+        <w:rPr>
+          <w:noProof/>
+        </w:rPr>
         <w:drawing>
           <wp:inline distT="0" distB="0" distL="0" distR="0" wp14:anchorId="1F2DDF95" wp14:editId="3DE70DD4">
             <wp:extent cx="3943553" cy="3943553"/>
@@ -866,10 +897,411 @@
     </w:p>
     <w:p>
       <w:pPr>
-        <w:rPr>
-          <w:rFonts w:hint="eastAsia"/>
-        </w:rPr>
+        <w:pStyle w:val="1"/>
       </w:pPr>
+      <w:r>
+        <w:rPr>
+          <w:rFonts w:hint="eastAsia"/>
+        </w:rPr>
+        <w:lastRenderedPageBreak/>
+        <w:t>2026/4/23</w:t>
+      </w:r>
+    </w:p>
+    <w:p>
+      <w:r>
+        <w:rPr>
+          <w:rFonts w:hint="eastAsia"/>
+        </w:rPr>
+        <w:t>跑了一晚上还是正常的</w:t>
+      </w:r>
+    </w:p>
+    <w:p>
+      <w:r>
+        <w:drawing>
+          <wp:inline distT="0" distB="0" distL="0" distR="0" wp14:anchorId="2B4CE3E4" wp14:editId="02D3B718">
+            <wp:extent cx="5274310" cy="2366645"/>
+            <wp:effectExtent l="0" t="0" r="2540" b="0"/>
+            <wp:docPr id="1758231952" name="图片 1"/>
+            <wp:cNvGraphicFramePr>
+              <a:graphicFrameLocks xmlns:a="http://schemas.openxmlformats.org/drawingml/2006/main" noChangeAspect="1"/>
+            </wp:cNvGraphicFramePr>
+            <a:graphic xmlns:a="http://schemas.openxmlformats.org/drawingml/2006/main">
+              <a:graphicData uri="http://schemas.openxmlformats.org/drawingml/2006/picture">
+                <pic:pic xmlns:pic="http://schemas.openxmlformats.org/drawingml/2006/picture">
+                  <pic:nvPicPr>
+                    <pic:cNvPr id="1758231952" name=""/>
+                    <pic:cNvPicPr/>
+                  </pic:nvPicPr>
+                  <pic:blipFill>
+                    <a:blip r:embed="rId17"/>
+                    <a:stretch>
+                      <a:fillRect/>
+                    </a:stretch>
+                  </pic:blipFill>
+                  <pic:spPr>
+                    <a:xfrm>
+                      <a:off x="0" y="0"/>
+                      <a:ext cx="5274310" cy="2366645"/>
+                    </a:xfrm>
+                    <a:prstGeom prst="rect">
+                      <a:avLst/>
+                    </a:prstGeom>
+                  </pic:spPr>
+                </pic:pic>
+              </a:graphicData>
+            </a:graphic>
+          </wp:inline>
+        </w:drawing>
+      </w:r>
+    </w:p>
+    <w:p/>
+    <w:p>
+      <w:r>
+        <w:drawing>
+          <wp:inline distT="0" distB="0" distL="0" distR="0" wp14:anchorId="7B692B64" wp14:editId="5DB85140">
+            <wp:extent cx="5274310" cy="1652270"/>
+            <wp:effectExtent l="0" t="0" r="2540" b="5080"/>
+            <wp:docPr id="1345260605" name="图片 1"/>
+            <wp:cNvGraphicFramePr>
+              <a:graphicFrameLocks xmlns:a="http://schemas.openxmlformats.org/drawingml/2006/main" noChangeAspect="1"/>
+            </wp:cNvGraphicFramePr>
+            <a:graphic xmlns:a="http://schemas.openxmlformats.org/drawingml/2006/main">
+              <a:graphicData uri="http://schemas.openxmlformats.org/drawingml/2006/picture">
+                <pic:pic xmlns:pic="http://schemas.openxmlformats.org/drawingml/2006/picture">
+                  <pic:nvPicPr>
+                    <pic:cNvPr id="1345260605" name=""/>
+                    <pic:cNvPicPr/>
+                  </pic:nvPicPr>
+                  <pic:blipFill>
+                    <a:blip r:embed="rId18"/>
+                    <a:stretch>
+                      <a:fillRect/>
+                    </a:stretch>
+                  </pic:blipFill>
+                  <pic:spPr>
+                    <a:xfrm>
+                      <a:off x="0" y="0"/>
+                      <a:ext cx="5274310" cy="1652270"/>
+                    </a:xfrm>
+                    <a:prstGeom prst="rect">
+                      <a:avLst/>
+                    </a:prstGeom>
+                  </pic:spPr>
+                </pic:pic>
+              </a:graphicData>
+            </a:graphic>
+          </wp:inline>
+        </w:drawing>
+      </w:r>
+    </w:p>
+    <w:p>
+      <w:pPr>
+        <w:rPr>
+          <w:rFonts w:hint="eastAsia"/>
+        </w:rPr>
+      </w:pPr>
+      <w:r>
+        <w:lastRenderedPageBreak/>
+        <w:drawing>
+          <wp:inline distT="0" distB="0" distL="0" distR="0" wp14:anchorId="4DB5F71F" wp14:editId="3B50CAFA">
+            <wp:extent cx="5274310" cy="3857625"/>
+            <wp:effectExtent l="0" t="0" r="2540" b="9525"/>
+            <wp:docPr id="423135570" name="图片 1"/>
+            <wp:cNvGraphicFramePr>
+              <a:graphicFrameLocks xmlns:a="http://schemas.openxmlformats.org/drawingml/2006/main" noChangeAspect="1"/>
+            </wp:cNvGraphicFramePr>
+            <a:graphic xmlns:a="http://schemas.openxmlformats.org/drawingml/2006/main">
+              <a:graphicData uri="http://schemas.openxmlformats.org/drawingml/2006/picture">
+                <pic:pic xmlns:pic="http://schemas.openxmlformats.org/drawingml/2006/picture">
+                  <pic:nvPicPr>
+                    <pic:cNvPr id="423135570" name=""/>
+                    <pic:cNvPicPr/>
+                  </pic:nvPicPr>
+                  <pic:blipFill>
+                    <a:blip r:embed="rId19"/>
+                    <a:stretch>
+                      <a:fillRect/>
+                    </a:stretch>
+                  </pic:blipFill>
+                  <pic:spPr>
+                    <a:xfrm>
+                      <a:off x="0" y="0"/>
+                      <a:ext cx="5274310" cy="3857625"/>
+                    </a:xfrm>
+                    <a:prstGeom prst="rect">
+                      <a:avLst/>
+                    </a:prstGeom>
+                  </pic:spPr>
+                </pic:pic>
+              </a:graphicData>
+            </a:graphic>
+          </wp:inline>
+        </w:drawing>
+      </w:r>
+    </w:p>
+    <w:p/>
+    <w:p>
+      <w:pPr>
+        <w:rPr>
+          <w:rFonts w:hint="eastAsia"/>
+        </w:rPr>
+      </w:pPr>
+    </w:p>
+    <w:p>
+      <w:r>
+        <w:drawing>
+          <wp:inline distT="0" distB="0" distL="0" distR="0" wp14:anchorId="6BB21314" wp14:editId="0AC945CA">
+            <wp:extent cx="5274310" cy="2367280"/>
+            <wp:effectExtent l="0" t="0" r="2540" b="0"/>
+            <wp:docPr id="1090621893" name="图片 1"/>
+            <wp:cNvGraphicFramePr>
+              <a:graphicFrameLocks xmlns:a="http://schemas.openxmlformats.org/drawingml/2006/main" noChangeAspect="1"/>
+            </wp:cNvGraphicFramePr>
+            <a:graphic xmlns:a="http://schemas.openxmlformats.org/drawingml/2006/main">
+              <a:graphicData uri="http://schemas.openxmlformats.org/drawingml/2006/picture">
+                <pic:pic xmlns:pic="http://schemas.openxmlformats.org/drawingml/2006/picture">
+                  <pic:nvPicPr>
+                    <pic:cNvPr id="1090621893" name=""/>
+                    <pic:cNvPicPr/>
+                  </pic:nvPicPr>
+                  <pic:blipFill>
+                    <a:blip r:embed="rId20"/>
+                    <a:stretch>
+                      <a:fillRect/>
+                    </a:stretch>
+                  </pic:blipFill>
+                  <pic:spPr>
+                    <a:xfrm>
+                      <a:off x="0" y="0"/>
+                      <a:ext cx="5274310" cy="2367280"/>
+                    </a:xfrm>
+                    <a:prstGeom prst="rect">
+                      <a:avLst/>
+                    </a:prstGeom>
+                  </pic:spPr>
+                </pic:pic>
+              </a:graphicData>
+            </a:graphic>
+          </wp:inline>
+        </w:drawing>
+      </w:r>
+    </w:p>
+    <w:p>
+      <w:r>
+        <w:drawing>
+          <wp:inline distT="0" distB="0" distL="0" distR="0" wp14:anchorId="23C5D64D" wp14:editId="2823F576">
+            <wp:extent cx="5274310" cy="1755775"/>
+            <wp:effectExtent l="0" t="0" r="2540" b="0"/>
+            <wp:docPr id="995082015" name="图片 1"/>
+            <wp:cNvGraphicFramePr>
+              <a:graphicFrameLocks xmlns:a="http://schemas.openxmlformats.org/drawingml/2006/main" noChangeAspect="1"/>
+            </wp:cNvGraphicFramePr>
+            <a:graphic xmlns:a="http://schemas.openxmlformats.org/drawingml/2006/main">
+              <a:graphicData uri="http://schemas.openxmlformats.org/drawingml/2006/picture">
+                <pic:pic xmlns:pic="http://schemas.openxmlformats.org/drawingml/2006/picture">
+                  <pic:nvPicPr>
+                    <pic:cNvPr id="995082015" name=""/>
+                    <pic:cNvPicPr/>
+                  </pic:nvPicPr>
+                  <pic:blipFill>
+                    <a:blip r:embed="rId21"/>
+                    <a:stretch>
+                      <a:fillRect/>
+                    </a:stretch>
+                  </pic:blipFill>
+                  <pic:spPr>
+                    <a:xfrm>
+                      <a:off x="0" y="0"/>
+                      <a:ext cx="5274310" cy="1755775"/>
+                    </a:xfrm>
+                    <a:prstGeom prst="rect">
+                      <a:avLst/>
+                    </a:prstGeom>
+                  </pic:spPr>
+                </pic:pic>
+              </a:graphicData>
+            </a:graphic>
+          </wp:inline>
+        </w:drawing>
+      </w:r>
+    </w:p>
+    <w:p>
+      <w:r>
+        <w:lastRenderedPageBreak/>
+        <w:drawing>
+          <wp:inline distT="0" distB="0" distL="0" distR="0" wp14:anchorId="65C98412" wp14:editId="5D834B3E">
+            <wp:extent cx="5274310" cy="2143760"/>
+            <wp:effectExtent l="0" t="0" r="2540" b="8890"/>
+            <wp:docPr id="77280237" name="图片 1"/>
+            <wp:cNvGraphicFramePr>
+              <a:graphicFrameLocks xmlns:a="http://schemas.openxmlformats.org/drawingml/2006/main" noChangeAspect="1"/>
+            </wp:cNvGraphicFramePr>
+            <a:graphic xmlns:a="http://schemas.openxmlformats.org/drawingml/2006/main">
+              <a:graphicData uri="http://schemas.openxmlformats.org/drawingml/2006/picture">
+                <pic:pic xmlns:pic="http://schemas.openxmlformats.org/drawingml/2006/picture">
+                  <pic:nvPicPr>
+                    <pic:cNvPr id="77280237" name=""/>
+                    <pic:cNvPicPr/>
+                  </pic:nvPicPr>
+                  <pic:blipFill>
+                    <a:blip r:embed="rId22"/>
+                    <a:stretch>
+                      <a:fillRect/>
+                    </a:stretch>
+                  </pic:blipFill>
+                  <pic:spPr>
+                    <a:xfrm>
+                      <a:off x="0" y="0"/>
+                      <a:ext cx="5274310" cy="2143760"/>
+                    </a:xfrm>
+                    <a:prstGeom prst="rect">
+                      <a:avLst/>
+                    </a:prstGeom>
+                  </pic:spPr>
+                </pic:pic>
+              </a:graphicData>
+            </a:graphic>
+          </wp:inline>
+        </w:drawing>
+      </w:r>
+    </w:p>
+    <w:p/>
+    <w:p>
+      <w:r>
+        <w:t>57575757</w:t>
+      </w:r>
+    </w:p>
+    <w:p>
+      <w:r>
+        <w:t>57575757</w:t>
+      </w:r>
+    </w:p>
+    <w:p>
+      <w:r>
+        <w:t>57575757</w:t>
+      </w:r>
+    </w:p>
+    <w:p>
+      <w:r>
+        <w:t>57575757</w:t>
+      </w:r>
+    </w:p>
+    <w:p>
+      <w:r>
+        <w:t>5757</w:t>
+      </w:r>
+    </w:p>
+    <w:p>
+      <w:r>
+        <w:rPr>
+          <w:rFonts w:hint="eastAsia"/>
+        </w:rPr>
+        <w:t>1101 1111</w:t>
+      </w:r>
+    </w:p>
+    <w:p/>
+    <w:p>
+      <w:r>
+        <w:t>P</w:t>
+      </w:r>
+      <w:r>
+        <w:rPr>
+          <w:rFonts w:hint="eastAsia"/>
+        </w:rPr>
+        <w:t>attern</w:t>
+      </w:r>
+    </w:p>
+    <w:p>
+      <w:r>
+        <w:rPr>
+          <w:rFonts w:hint="eastAsia"/>
+        </w:rPr>
+        <w:t>1010 0101 0000 1100 1011 0110 0111 0001</w:t>
+      </w:r>
+    </w:p>
+    <w:p>
+      <w:r>
+        <w:drawing>
+          <wp:inline distT="0" distB="0" distL="0" distR="0" wp14:anchorId="5514DB73" wp14:editId="5BD401A1">
+            <wp:extent cx="5274310" cy="2458720"/>
+            <wp:effectExtent l="0" t="0" r="2540" b="0"/>
+            <wp:docPr id="1422125522" name="图片 1"/>
+            <wp:cNvGraphicFramePr>
+              <a:graphicFrameLocks xmlns:a="http://schemas.openxmlformats.org/drawingml/2006/main" noChangeAspect="1"/>
+            </wp:cNvGraphicFramePr>
+            <a:graphic xmlns:a="http://schemas.openxmlformats.org/drawingml/2006/main">
+              <a:graphicData uri="http://schemas.openxmlformats.org/drawingml/2006/picture">
+                <pic:pic xmlns:pic="http://schemas.openxmlformats.org/drawingml/2006/picture">
+                  <pic:nvPicPr>
+                    <pic:cNvPr id="1422125522" name=""/>
+                    <pic:cNvPicPr/>
+                  </pic:nvPicPr>
+                  <pic:blipFill>
+                    <a:blip r:embed="rId23"/>
+                    <a:stretch>
+                      <a:fillRect/>
+                    </a:stretch>
+                  </pic:blipFill>
+                  <pic:spPr>
+                    <a:xfrm>
+                      <a:off x="0" y="0"/>
+                      <a:ext cx="5274310" cy="2458720"/>
+                    </a:xfrm>
+                    <a:prstGeom prst="rect">
+                      <a:avLst/>
+                    </a:prstGeom>
+                  </pic:spPr>
+                </pic:pic>
+              </a:graphicData>
+            </a:graphic>
+          </wp:inline>
+        </w:drawing>
+      </w:r>
+    </w:p>
+    <w:p>
+      <w:pPr>
+        <w:rPr>
+          <w:rFonts w:hint="eastAsia"/>
+        </w:rPr>
+      </w:pPr>
+      <w:r>
+        <w:lastRenderedPageBreak/>
+        <w:drawing>
+          <wp:inline distT="0" distB="0" distL="0" distR="0" wp14:anchorId="2F59A593" wp14:editId="0DA13E50">
+            <wp:extent cx="5274310" cy="3628390"/>
+            <wp:effectExtent l="0" t="0" r="2540" b="0"/>
+            <wp:docPr id="728167906" name="图片 1"/>
+            <wp:cNvGraphicFramePr>
+              <a:graphicFrameLocks xmlns:a="http://schemas.openxmlformats.org/drawingml/2006/main" noChangeAspect="1"/>
+            </wp:cNvGraphicFramePr>
+            <a:graphic xmlns:a="http://schemas.openxmlformats.org/drawingml/2006/main">
+              <a:graphicData uri="http://schemas.openxmlformats.org/drawingml/2006/picture">
+                <pic:pic xmlns:pic="http://schemas.openxmlformats.org/drawingml/2006/picture">
+                  <pic:nvPicPr>
+                    <pic:cNvPr id="728167906" name=""/>
+                    <pic:cNvPicPr/>
+                  </pic:nvPicPr>
+                  <pic:blipFill>
+                    <a:blip r:embed="rId24"/>
+                    <a:stretch>
+                      <a:fillRect/>
+                    </a:stretch>
+                  </pic:blipFill>
+                  <pic:spPr>
+                    <a:xfrm>
+                      <a:off x="0" y="0"/>
+                      <a:ext cx="5274310" cy="3628390"/>
+                    </a:xfrm>
+                    <a:prstGeom prst="rect">
+                      <a:avLst/>
+                    </a:prstGeom>
+                  </pic:spPr>
+                </pic:pic>
+              </a:graphicData>
+            </a:graphic>
+          </wp:inline>
+        </w:drawing>
+      </w:r>
     </w:p>
     <w:sectPr>
       <w:pgSz w:w="11906" w:h="16838"/>
@@ -1238,6 +1670,7 @@
     <w:name w:val="heading 1"/>
     <w:basedOn w:val="a"/>
     <w:next w:val="a"/>
+    <w:link w:val="10"/>
     <w:qFormat/>
     <w:pPr>
       <w:keepNext/>
@@ -1486,6 +1919,19 @@
       <w:kern w:val="2"/>
       <w:sz w:val="18"/>
       <w:szCs w:val="18"/>
+    </w:rPr>
+  </w:style>
+  <w:style w:type="character" w:customStyle="1" w:styleId="10">
+    <w:name w:val="标题 1 字符"/>
+    <w:basedOn w:val="a0"/>
+    <w:link w:val="1"/>
+    <w:rsid w:val="00884877"/>
+    <w:rPr>
+      <w:rFonts w:ascii="Arial" w:eastAsia="微软雅黑" w:hAnsi="Arial"/>
+      <w:b/>
+      <w:kern w:val="44"/>
+      <w:sz w:val="36"/>
+      <w:szCs w:val="24"/>
     </w:rPr>
   </w:style>
 </w:styles>

--- a/doc/log_hs_dem.docx
+++ b/doc/log_hs_dem.docx
@@ -41,14 +41,12 @@
         </w:rPr>
         <w:t>）的波形，进行仿真，</w:t>
       </w:r>
-      <w:proofErr w:type="spellStart"/>
       <w:r>
         <w:rPr>
           <w:rFonts w:hint="eastAsia"/>
         </w:rPr>
         <w:t>modelsim</w:t>
       </w:r>
-      <w:proofErr w:type="spellEnd"/>
       <w:r>
         <w:rPr>
           <w:rFonts w:hint="eastAsia"/>
@@ -250,14 +248,12 @@
         </w:rPr>
         <w:t>的数据导出来，用</w:t>
       </w:r>
-      <w:proofErr w:type="spellStart"/>
       <w:r>
         <w:rPr>
           <w:rFonts w:hint="eastAsia"/>
         </w:rPr>
         <w:t>matlab</w:t>
       </w:r>
-      <w:proofErr w:type="spellEnd"/>
       <w:r>
         <w:rPr>
           <w:rFonts w:hint="eastAsia"/>
@@ -273,14 +269,12 @@
         </w:rPr>
         <w:t>还需要增加状态机。在</w:t>
       </w:r>
-      <w:proofErr w:type="spellStart"/>
       <w:r>
         <w:rPr>
           <w:rFonts w:hint="eastAsia"/>
         </w:rPr>
         <w:t>agc</w:t>
       </w:r>
-      <w:proofErr w:type="spellEnd"/>
       <w:r>
         <w:rPr>
           <w:rFonts w:hint="eastAsia"/>
@@ -321,21 +315,7 @@
         <w:rPr>
           <w:rFonts w:hint="eastAsia"/>
         </w:rPr>
-        <w:t>。如果长时间</w:t>
-      </w:r>
-      <w:proofErr w:type="gramStart"/>
-      <w:r>
-        <w:rPr>
-          <w:rFonts w:hint="eastAsia"/>
-        </w:rPr>
-        <w:t>不</w:t>
-      </w:r>
-      <w:proofErr w:type="gramEnd"/>
-      <w:r>
-        <w:rPr>
-          <w:rFonts w:hint="eastAsia"/>
-        </w:rPr>
-        <w:t>锁定，就复位。</w:t>
+        <w:t>。如果长时间不锁定，就复位。</w:t>
       </w:r>
     </w:p>
     <w:p>
@@ -803,13 +783,7 @@
         </w:drawing>
       </w:r>
     </w:p>
-    <w:p>
-      <w:pPr>
-        <w:rPr>
-          <w:rFonts w:hint="eastAsia"/>
-        </w:rPr>
-      </w:pPr>
-    </w:p>
+    <w:p/>
     <w:p>
       <w:r>
         <w:rPr>
@@ -917,6 +891,9 @@
     </w:p>
     <w:p>
       <w:r>
+        <w:rPr>
+          <w:noProof/>
+        </w:rPr>
         <w:drawing>
           <wp:inline distT="0" distB="0" distL="0" distR="0" wp14:anchorId="2B4CE3E4" wp14:editId="02D3B718">
             <wp:extent cx="5274310" cy="2366645"/>
@@ -957,6 +934,9 @@
     <w:p/>
     <w:p>
       <w:r>
+        <w:rPr>
+          <w:noProof/>
+        </w:rPr>
         <w:drawing>
           <wp:inline distT="0" distB="0" distL="0" distR="0" wp14:anchorId="7B692B64" wp14:editId="5DB85140">
             <wp:extent cx="5274310" cy="1652270"/>
@@ -994,6 +974,46 @@
         </w:drawing>
       </w:r>
     </w:p>
+    <w:p/>
+    <w:p>
+      <w:r>
+        <w:drawing>
+          <wp:inline distT="0" distB="0" distL="0" distR="0" wp14:anchorId="3E36CC7E" wp14:editId="72EDD920">
+            <wp:extent cx="5274310" cy="753745"/>
+            <wp:effectExtent l="0" t="0" r="2540" b="8255"/>
+            <wp:docPr id="1921560678" name="图片 1"/>
+            <wp:cNvGraphicFramePr>
+              <a:graphicFrameLocks xmlns:a="http://schemas.openxmlformats.org/drawingml/2006/main" noChangeAspect="1"/>
+            </wp:cNvGraphicFramePr>
+            <a:graphic xmlns:a="http://schemas.openxmlformats.org/drawingml/2006/main">
+              <a:graphicData uri="http://schemas.openxmlformats.org/drawingml/2006/picture">
+                <pic:pic xmlns:pic="http://schemas.openxmlformats.org/drawingml/2006/picture">
+                  <pic:nvPicPr>
+                    <pic:cNvPr id="1921560678" name=""/>
+                    <pic:cNvPicPr/>
+                  </pic:nvPicPr>
+                  <pic:blipFill>
+                    <a:blip r:embed="rId19"/>
+                    <a:stretch>
+                      <a:fillRect/>
+                    </a:stretch>
+                  </pic:blipFill>
+                  <pic:spPr>
+                    <a:xfrm>
+                      <a:off x="0" y="0"/>
+                      <a:ext cx="5274310" cy="753745"/>
+                    </a:xfrm>
+                    <a:prstGeom prst="rect">
+                      <a:avLst/>
+                    </a:prstGeom>
+                  </pic:spPr>
+                </pic:pic>
+              </a:graphicData>
+            </a:graphic>
+          </wp:inline>
+        </w:drawing>
+      </w:r>
+    </w:p>
     <w:p>
       <w:pPr>
         <w:rPr>
@@ -1002,6 +1022,48 @@
       </w:pPr>
       <w:r>
         <w:lastRenderedPageBreak/>
+        <w:drawing>
+          <wp:inline distT="0" distB="0" distL="0" distR="0" wp14:anchorId="2E4E0761" wp14:editId="72CB50FC">
+            <wp:extent cx="5274310" cy="2954655"/>
+            <wp:effectExtent l="0" t="0" r="2540" b="0"/>
+            <wp:docPr id="1797245271" name="图片 1"/>
+            <wp:cNvGraphicFramePr>
+              <a:graphicFrameLocks xmlns:a="http://schemas.openxmlformats.org/drawingml/2006/main" noChangeAspect="1"/>
+            </wp:cNvGraphicFramePr>
+            <a:graphic xmlns:a="http://schemas.openxmlformats.org/drawingml/2006/main">
+              <a:graphicData uri="http://schemas.openxmlformats.org/drawingml/2006/picture">
+                <pic:pic xmlns:pic="http://schemas.openxmlformats.org/drawingml/2006/picture">
+                  <pic:nvPicPr>
+                    <pic:cNvPr id="1797245271" name=""/>
+                    <pic:cNvPicPr/>
+                  </pic:nvPicPr>
+                  <pic:blipFill>
+                    <a:blip r:embed="rId20"/>
+                    <a:stretch>
+                      <a:fillRect/>
+                    </a:stretch>
+                  </pic:blipFill>
+                  <pic:spPr>
+                    <a:xfrm>
+                      <a:off x="0" y="0"/>
+                      <a:ext cx="5274310" cy="2954655"/>
+                    </a:xfrm>
+                    <a:prstGeom prst="rect">
+                      <a:avLst/>
+                    </a:prstGeom>
+                  </pic:spPr>
+                </pic:pic>
+              </a:graphicData>
+            </a:graphic>
+          </wp:inline>
+        </w:drawing>
+      </w:r>
+    </w:p>
+    <w:p>
+      <w:r>
+        <w:rPr>
+          <w:noProof/>
+        </w:rPr>
         <w:drawing>
           <wp:inline distT="0" distB="0" distL="0" distR="0" wp14:anchorId="4DB5F71F" wp14:editId="3B50CAFA">
             <wp:extent cx="5274310" cy="3857625"/>
@@ -1018,7 +1080,7 @@
                     <pic:cNvPicPr/>
                   </pic:nvPicPr>
                   <pic:blipFill>
-                    <a:blip r:embed="rId19"/>
+                    <a:blip r:embed="rId21"/>
                     <a:stretch>
                       <a:fillRect/>
                     </a:stretch>
@@ -1040,15 +1102,13 @@
       </w:r>
     </w:p>
     <w:p/>
-    <w:p>
-      <w:pPr>
-        <w:rPr>
-          <w:rFonts w:hint="eastAsia"/>
-        </w:rPr>
-      </w:pPr>
-    </w:p>
-    <w:p>
-      <w:r>
+    <w:p/>
+    <w:p>
+      <w:r>
+        <w:rPr>
+          <w:noProof/>
+        </w:rPr>
+        <w:lastRenderedPageBreak/>
         <w:drawing>
           <wp:inline distT="0" distB="0" distL="0" distR="0" wp14:anchorId="6BB21314" wp14:editId="0AC945CA">
             <wp:extent cx="5274310" cy="2367280"/>
@@ -1065,7 +1125,7 @@
                     <pic:cNvPicPr/>
                   </pic:nvPicPr>
                   <pic:blipFill>
-                    <a:blip r:embed="rId20"/>
+                    <a:blip r:embed="rId22"/>
                     <a:stretch>
                       <a:fillRect/>
                     </a:stretch>
@@ -1088,6 +1148,9 @@
     </w:p>
     <w:p>
       <w:r>
+        <w:rPr>
+          <w:noProof/>
+        </w:rPr>
         <w:drawing>
           <wp:inline distT="0" distB="0" distL="0" distR="0" wp14:anchorId="23C5D64D" wp14:editId="2823F576">
             <wp:extent cx="5274310" cy="1755775"/>
@@ -1104,7 +1167,7 @@
                     <pic:cNvPicPr/>
                   </pic:nvPicPr>
                   <pic:blipFill>
-                    <a:blip r:embed="rId21"/>
+                    <a:blip r:embed="rId23"/>
                     <a:stretch>
                       <a:fillRect/>
                     </a:stretch>
@@ -1127,7 +1190,9 @@
     </w:p>
     <w:p>
       <w:r>
-        <w:lastRenderedPageBreak/>
+        <w:rPr>
+          <w:noProof/>
+        </w:rPr>
         <w:drawing>
           <wp:inline distT="0" distB="0" distL="0" distR="0" wp14:anchorId="65C98412" wp14:editId="5D834B3E">
             <wp:extent cx="5274310" cy="2143760"/>
@@ -1144,7 +1209,7 @@
                     <pic:cNvPicPr/>
                   </pic:nvPicPr>
                   <pic:blipFill>
-                    <a:blip r:embed="rId22"/>
+                    <a:blip r:embed="rId24"/>
                     <a:stretch>
                       <a:fillRect/>
                     </a:stretch>
@@ -1216,11 +1281,15 @@
         <w:rPr>
           <w:rFonts w:hint="eastAsia"/>
         </w:rPr>
+        <w:lastRenderedPageBreak/>
         <w:t>1010 0101 0000 1100 1011 0110 0111 0001</w:t>
       </w:r>
     </w:p>
     <w:p>
       <w:r>
+        <w:rPr>
+          <w:noProof/>
+        </w:rPr>
         <w:drawing>
           <wp:inline distT="0" distB="0" distL="0" distR="0" wp14:anchorId="5514DB73" wp14:editId="5BD401A1">
             <wp:extent cx="5274310" cy="2458720"/>
@@ -1237,7 +1306,7 @@
                     <pic:cNvPicPr/>
                   </pic:nvPicPr>
                   <pic:blipFill>
-                    <a:blip r:embed="rId23"/>
+                    <a:blip r:embed="rId25"/>
                     <a:stretch>
                       <a:fillRect/>
                     </a:stretch>
@@ -1259,13 +1328,10 @@
       </w:r>
     </w:p>
     <w:p>
-      <w:pPr>
-        <w:rPr>
-          <w:rFonts w:hint="eastAsia"/>
-        </w:rPr>
-      </w:pPr>
-      <w:r>
-        <w:lastRenderedPageBreak/>
+      <w:r>
+        <w:rPr>
+          <w:noProof/>
+        </w:rPr>
         <w:drawing>
           <wp:inline distT="0" distB="0" distL="0" distR="0" wp14:anchorId="2F59A593" wp14:editId="0DA13E50">
             <wp:extent cx="5274310" cy="3628390"/>
@@ -1282,7 +1348,7 @@
                     <pic:cNvPicPr/>
                   </pic:nvPicPr>
                   <pic:blipFill>
-                    <a:blip r:embed="rId24"/>
+                    <a:blip r:embed="rId26"/>
                     <a:stretch>
                       <a:fillRect/>
                     </a:stretch>
@@ -1302,6 +1368,246 @@
           </wp:inline>
         </w:drawing>
       </w:r>
+    </w:p>
+    <w:p>
+      <w:r>
+        <w:rPr>
+          <w:rFonts w:hint="eastAsia"/>
+        </w:rPr>
+        <w:t>有的时候中间会失锁一下！</w:t>
+      </w:r>
+    </w:p>
+    <w:p>
+      <w:r>
+        <w:rPr>
+          <w:rFonts w:hint="eastAsia"/>
+        </w:rPr>
+        <w:t>TLL</w:t>
+      </w:r>
+      <w:r>
+        <w:rPr>
+          <w:rFonts w:hint="eastAsia"/>
+        </w:rPr>
+        <w:t>环路先出问题</w:t>
+      </w:r>
+    </w:p>
+    <w:p>
+      <w:pPr>
+        <w:rPr>
+          <w:rFonts w:hint="eastAsia"/>
+        </w:rPr>
+      </w:pPr>
+      <w:r>
+        <w:drawing>
+          <wp:inline distT="0" distB="0" distL="0" distR="0" wp14:anchorId="1AFDC680" wp14:editId="2CD3CCC5">
+            <wp:extent cx="5274310" cy="560070"/>
+            <wp:effectExtent l="0" t="0" r="2540" b="0"/>
+            <wp:docPr id="1233317274" name="图片 1"/>
+            <wp:cNvGraphicFramePr>
+              <a:graphicFrameLocks xmlns:a="http://schemas.openxmlformats.org/drawingml/2006/main" noChangeAspect="1"/>
+            </wp:cNvGraphicFramePr>
+            <a:graphic xmlns:a="http://schemas.openxmlformats.org/drawingml/2006/main">
+              <a:graphicData uri="http://schemas.openxmlformats.org/drawingml/2006/picture">
+                <pic:pic xmlns:pic="http://schemas.openxmlformats.org/drawingml/2006/picture">
+                  <pic:nvPicPr>
+                    <pic:cNvPr id="1233317274" name=""/>
+                    <pic:cNvPicPr/>
+                  </pic:nvPicPr>
+                  <pic:blipFill>
+                    <a:blip r:embed="rId27"/>
+                    <a:stretch>
+                      <a:fillRect/>
+                    </a:stretch>
+                  </pic:blipFill>
+                  <pic:spPr>
+                    <a:xfrm>
+                      <a:off x="0" y="0"/>
+                      <a:ext cx="5274310" cy="560070"/>
+                    </a:xfrm>
+                    <a:prstGeom prst="rect">
+                      <a:avLst/>
+                    </a:prstGeom>
+                  </pic:spPr>
+                </pic:pic>
+              </a:graphicData>
+            </a:graphic>
+          </wp:inline>
+        </w:drawing>
+      </w:r>
+    </w:p>
+    <w:p>
+      <w:r>
+        <w:lastRenderedPageBreak/>
+        <w:drawing>
+          <wp:inline distT="0" distB="0" distL="0" distR="0" wp14:anchorId="5E5A04B3" wp14:editId="5D9EC786">
+            <wp:extent cx="5274310" cy="2609215"/>
+            <wp:effectExtent l="0" t="0" r="2540" b="635"/>
+            <wp:docPr id="1070814223" name="图片 1"/>
+            <wp:cNvGraphicFramePr>
+              <a:graphicFrameLocks xmlns:a="http://schemas.openxmlformats.org/drawingml/2006/main" noChangeAspect="1"/>
+            </wp:cNvGraphicFramePr>
+            <a:graphic xmlns:a="http://schemas.openxmlformats.org/drawingml/2006/main">
+              <a:graphicData uri="http://schemas.openxmlformats.org/drawingml/2006/picture">
+                <pic:pic xmlns:pic="http://schemas.openxmlformats.org/drawingml/2006/picture">
+                  <pic:nvPicPr>
+                    <pic:cNvPr id="1070814223" name=""/>
+                    <pic:cNvPicPr/>
+                  </pic:nvPicPr>
+                  <pic:blipFill>
+                    <a:blip r:embed="rId28"/>
+                    <a:stretch>
+                      <a:fillRect/>
+                    </a:stretch>
+                  </pic:blipFill>
+                  <pic:spPr>
+                    <a:xfrm>
+                      <a:off x="0" y="0"/>
+                      <a:ext cx="5274310" cy="2609215"/>
+                    </a:xfrm>
+                    <a:prstGeom prst="rect">
+                      <a:avLst/>
+                    </a:prstGeom>
+                  </pic:spPr>
+                </pic:pic>
+              </a:graphicData>
+            </a:graphic>
+          </wp:inline>
+        </w:drawing>
+      </w:r>
+    </w:p>
+    <w:p>
+      <w:pPr>
+        <w:rPr>
+          <w:rFonts w:hint="eastAsia"/>
+        </w:rPr>
+      </w:pPr>
+      <w:r>
+        <w:rPr>
+          <w:rFonts w:hint="eastAsia"/>
+        </w:rPr>
+        <w:t>TLL</w:t>
+      </w:r>
+      <w:r>
+        <w:rPr>
+          <w:rFonts w:hint="eastAsia"/>
+        </w:rPr>
+        <w:t>先锁</w:t>
+      </w:r>
+    </w:p>
+    <w:p>
+      <w:r>
+        <w:rPr>
+          <w:noProof/>
+        </w:rPr>
+        <w:drawing>
+          <wp:inline distT="0" distB="0" distL="0" distR="0" wp14:anchorId="05886E80" wp14:editId="6108703D">
+            <wp:extent cx="5274310" cy="560070"/>
+            <wp:effectExtent l="0" t="0" r="2540" b="0"/>
+            <wp:docPr id="1487365197" name="图片 1"/>
+            <wp:cNvGraphicFramePr>
+              <a:graphicFrameLocks xmlns:a="http://schemas.openxmlformats.org/drawingml/2006/main" noChangeAspect="1"/>
+            </wp:cNvGraphicFramePr>
+            <a:graphic xmlns:a="http://schemas.openxmlformats.org/drawingml/2006/main">
+              <a:graphicData uri="http://schemas.openxmlformats.org/drawingml/2006/picture">
+                <pic:pic xmlns:pic="http://schemas.openxmlformats.org/drawingml/2006/picture">
+                  <pic:nvPicPr>
+                    <pic:cNvPr id="1487365197" name=""/>
+                    <pic:cNvPicPr/>
+                  </pic:nvPicPr>
+                  <pic:blipFill>
+                    <a:blip r:embed="rId29"/>
+                    <a:stretch>
+                      <a:fillRect/>
+                    </a:stretch>
+                  </pic:blipFill>
+                  <pic:spPr>
+                    <a:xfrm>
+                      <a:off x="0" y="0"/>
+                      <a:ext cx="5274310" cy="560070"/>
+                    </a:xfrm>
+                    <a:prstGeom prst="rect">
+                      <a:avLst/>
+                    </a:prstGeom>
+                  </pic:spPr>
+                </pic:pic>
+              </a:graphicData>
+            </a:graphic>
+          </wp:inline>
+        </w:drawing>
+      </w:r>
+    </w:p>
+    <w:p>
+      <w:r>
+        <w:drawing>
+          <wp:inline distT="0" distB="0" distL="0" distR="0" wp14:anchorId="64B6777A" wp14:editId="49D3BFC1">
+            <wp:extent cx="5274310" cy="2723515"/>
+            <wp:effectExtent l="0" t="0" r="2540" b="635"/>
+            <wp:docPr id="1080493119" name="图片 1"/>
+            <wp:cNvGraphicFramePr>
+              <a:graphicFrameLocks xmlns:a="http://schemas.openxmlformats.org/drawingml/2006/main" noChangeAspect="1"/>
+            </wp:cNvGraphicFramePr>
+            <a:graphic xmlns:a="http://schemas.openxmlformats.org/drawingml/2006/main">
+              <a:graphicData uri="http://schemas.openxmlformats.org/drawingml/2006/picture">
+                <pic:pic xmlns:pic="http://schemas.openxmlformats.org/drawingml/2006/picture">
+                  <pic:nvPicPr>
+                    <pic:cNvPr id="1080493119" name=""/>
+                    <pic:cNvPicPr/>
+                  </pic:nvPicPr>
+                  <pic:blipFill>
+                    <a:blip r:embed="rId30"/>
+                    <a:stretch>
+                      <a:fillRect/>
+                    </a:stretch>
+                  </pic:blipFill>
+                  <pic:spPr>
+                    <a:xfrm>
+                      <a:off x="0" y="0"/>
+                      <a:ext cx="5274310" cy="2723515"/>
+                    </a:xfrm>
+                    <a:prstGeom prst="rect">
+                      <a:avLst/>
+                    </a:prstGeom>
+                  </pic:spPr>
+                </pic:pic>
+              </a:graphicData>
+            </a:graphic>
+          </wp:inline>
+        </w:drawing>
+      </w:r>
+    </w:p>
+    <w:p/>
+    <w:p>
+      <w:r>
+        <w:rPr>
+          <w:rFonts w:hint="eastAsia"/>
+        </w:rPr>
+        <w:t>错误的原因是</w:t>
+      </w:r>
+      <w:r>
+        <w:rPr>
+          <w:rFonts w:hint="eastAsia"/>
+        </w:rPr>
+        <w:t>TLL</w:t>
+      </w:r>
+      <w:r>
+        <w:rPr>
+          <w:rFonts w:hint="eastAsia"/>
+        </w:rPr>
+        <w:t>跟踪速率太慢！</w:t>
+      </w:r>
+      <w:r>
+        <w:rPr>
+          <w:rFonts w:hint="eastAsia"/>
+        </w:rPr>
+        <w:t>！！</w:t>
+      </w:r>
+    </w:p>
+    <w:p>
+      <w:pPr>
+        <w:rPr>
+          <w:rFonts w:hint="eastAsia"/>
+        </w:rPr>
+      </w:pPr>
     </w:p>
     <w:sectPr>
       <w:pgSz w:w="11906" w:h="16838"/>

--- a/doc/log_hs_dem.docx
+++ b/doc/log_hs_dem.docx
@@ -977,6 +977,9 @@
     <w:p/>
     <w:p>
       <w:r>
+        <w:rPr>
+          <w:noProof/>
+        </w:rPr>
         <w:drawing>
           <wp:inline distT="0" distB="0" distL="0" distR="0" wp14:anchorId="3E36CC7E" wp14:editId="72EDD920">
             <wp:extent cx="5274310" cy="753745"/>
@@ -1015,12 +1018,10 @@
       </w:r>
     </w:p>
     <w:p>
-      <w:pPr>
-        <w:rPr>
-          <w:rFonts w:hint="eastAsia"/>
-        </w:rPr>
-      </w:pPr>
-      <w:r>
+      <w:r>
+        <w:rPr>
+          <w:noProof/>
+        </w:rPr>
         <w:lastRenderedPageBreak/>
         <w:drawing>
           <wp:inline distT="0" distB="0" distL="0" distR="0" wp14:anchorId="2E4E0761" wp14:editId="72CB50FC">
@@ -1392,12 +1393,10 @@
       </w:r>
     </w:p>
     <w:p>
-      <w:pPr>
-        <w:rPr>
-          <w:rFonts w:hint="eastAsia"/>
-        </w:rPr>
-      </w:pPr>
-      <w:r>
+      <w:r>
+        <w:rPr>
+          <w:noProof/>
+        </w:rPr>
         <w:drawing>
           <wp:inline distT="0" distB="0" distL="0" distR="0" wp14:anchorId="1AFDC680" wp14:editId="2CD3CCC5">
             <wp:extent cx="5274310" cy="560070"/>
@@ -1437,6 +1436,9 @@
     </w:p>
     <w:p>
       <w:r>
+        <w:rPr>
+          <w:noProof/>
+        </w:rPr>
         <w:lastRenderedPageBreak/>
         <w:drawing>
           <wp:inline distT="0" distB="0" distL="0" distR="0" wp14:anchorId="5E5A04B3" wp14:editId="5D9EC786">
@@ -1476,11 +1478,6 @@
       </w:r>
     </w:p>
     <w:p>
-      <w:pPr>
-        <w:rPr>
-          <w:rFonts w:hint="eastAsia"/>
-        </w:rPr>
-      </w:pPr>
       <w:r>
         <w:rPr>
           <w:rFonts w:hint="eastAsia"/>
@@ -1538,6 +1535,9 @@
     </w:p>
     <w:p>
       <w:r>
+        <w:rPr>
+          <w:noProof/>
+        </w:rPr>
         <w:drawing>
           <wp:inline distT="0" distB="0" distL="0" distR="0" wp14:anchorId="64B6777A" wp14:editId="49D3BFC1">
             <wp:extent cx="5274310" cy="2723515"/>
@@ -1604,10 +1604,59 @@
     </w:p>
     <w:p>
       <w:pPr>
-        <w:rPr>
-          <w:rFonts w:hint="eastAsia"/>
-        </w:rPr>
+        <w:pStyle w:val="1"/>
       </w:pPr>
+      <w:r>
+        <w:rPr>
+          <w:rFonts w:hint="eastAsia"/>
+        </w:rPr>
+        <w:lastRenderedPageBreak/>
+        <w:t>2026/4/24</w:t>
+      </w:r>
+    </w:p>
+    <w:p>
+      <w:pPr>
+        <w:rPr>
+          <w:rFonts w:hint="eastAsia"/>
+        </w:rPr>
+      </w:pPr>
+      <w:r>
+        <w:drawing>
+          <wp:inline distT="0" distB="0" distL="0" distR="0" wp14:anchorId="2CBAF20B" wp14:editId="7B885508">
+            <wp:extent cx="5274310" cy="1655445"/>
+            <wp:effectExtent l="0" t="0" r="2540" b="1905"/>
+            <wp:docPr id="1836974718" name="图片 1"/>
+            <wp:cNvGraphicFramePr>
+              <a:graphicFrameLocks xmlns:a="http://schemas.openxmlformats.org/drawingml/2006/main" noChangeAspect="1"/>
+            </wp:cNvGraphicFramePr>
+            <a:graphic xmlns:a="http://schemas.openxmlformats.org/drawingml/2006/main">
+              <a:graphicData uri="http://schemas.openxmlformats.org/drawingml/2006/picture">
+                <pic:pic xmlns:pic="http://schemas.openxmlformats.org/drawingml/2006/picture">
+                  <pic:nvPicPr>
+                    <pic:cNvPr id="1836974718" name=""/>
+                    <pic:cNvPicPr/>
+                  </pic:nvPicPr>
+                  <pic:blipFill>
+                    <a:blip r:embed="rId31"/>
+                    <a:stretch>
+                      <a:fillRect/>
+                    </a:stretch>
+                  </pic:blipFill>
+                  <pic:spPr>
+                    <a:xfrm>
+                      <a:off x="0" y="0"/>
+                      <a:ext cx="5274310" cy="1655445"/>
+                    </a:xfrm>
+                    <a:prstGeom prst="rect">
+                      <a:avLst/>
+                    </a:prstGeom>
+                  </pic:spPr>
+                </pic:pic>
+              </a:graphicData>
+            </a:graphic>
+          </wp:inline>
+        </w:drawing>
+      </w:r>
     </w:p>
     <w:sectPr>
       <w:pgSz w:w="11906" w:h="16838"/>

--- a/doc/log_hs_dem.docx
+++ b/doc/log_hs_dem.docx
@@ -3,6 +3,9 @@
 <w:document xmlns:wpc="http://schemas.microsoft.com/office/word/2010/wordprocessingCanvas" xmlns:cx="http://schemas.microsoft.com/office/drawing/2014/chartex" xmlns:cx1="http://schemas.microsoft.com/office/drawing/2015/9/8/chartex" xmlns:cx2="http://schemas.microsoft.com/office/drawing/2015/10/21/chartex" xmlns:cx3="http://schemas.microsoft.com/office/drawing/2016/5/9/chartex" xmlns:cx4="http://schemas.microsoft.com/office/drawing/2016/5/10/chartex" xmlns:cx5="http://schemas.microsoft.com/office/drawing/2016/5/11/chartex" xmlns:cx6="http://schemas.microsoft.com/office/drawing/2016/5/12/chartex" xmlns:cx7="http://schemas.microsoft.com/office/drawing/2016/5/13/chartex" xmlns:cx8="http://schemas.microsoft.com/office/drawing/2016/5/14/chartex" xmlns:mc="http://schemas.openxmlformats.org/markup-compatibility/2006" xmlns:aink="http://schemas.microsoft.com/office/drawing/2016/ink" xmlns:am3d="http://schemas.microsoft.com/office/drawing/2017/model3d" xmlns:o="urn:schemas-microsoft-com:office:office" xmlns:oel="http://schemas.microsoft.com/office/2019/extlst" xmlns:r="http://schemas.openxmlformats.org/officeDocument/2006/relationships" xmlns:m="http://schemas.openxmlformats.org/officeDocument/2006/math" xmlns:v="urn:schemas-microsoft-com:vml" xmlns:wp14="http://schemas.microsoft.com/office/word/2010/wordprocessingDrawing" xmlns:wp="http://schemas.openxmlformats.org/drawingml/2006/wordprocessingDrawing" xmlns:w10="urn:schemas-microsoft-com:office:word" xmlns:w="http://schemas.openxmlformats.org/wordprocessingml/2006/main" xmlns:w14="http://schemas.microsoft.com/office/word/2010/wordml" xmlns:w15="http://schemas.microsoft.com/office/word/2012/wordml" xmlns:w16cex="http://schemas.microsoft.com/office/word/2018/wordml/cex" xmlns:w16cid="http://schemas.microsoft.com/office/word/2016/wordml/cid" xmlns:w16="http://schemas.microsoft.com/office/word/2018/wordml" xmlns:w16du="http://schemas.microsoft.com/office/word/2023/wordml/word16du" xmlns:w16sdtdh="http://schemas.microsoft.com/office/word/2020/wordml/sdtdatahash" xmlns:w16sdtfl="http://schemas.microsoft.com/office/word/2024/wordml/sdtformatlock" xmlns:w16se="http://schemas.microsoft.com/office/word/2015/wordml/symex" xmlns:wpg="http://schemas.microsoft.com/office/word/2010/wordprocessingGroup" xmlns:wpi="http://schemas.microsoft.com/office/word/2010/wordprocessingInk" xmlns:wne="http://schemas.microsoft.com/office/word/2006/wordml" xmlns:wps="http://schemas.microsoft.com/office/word/2010/wordprocessingShape" mc:Ignorable="w14 w15 w16se w16cid w16 w16cex w16sdtdh w16sdtfl w16du wp14">
   <w:body>
     <w:p>
+      <w:pPr>
+        <w:pStyle w:val="1"/>
+      </w:pPr>
       <w:r>
         <w:rPr>
           <w:rFonts w:hint="eastAsia"/>
@@ -41,12 +44,14 @@
         </w:rPr>
         <w:t>）的波形，进行仿真，</w:t>
       </w:r>
+      <w:proofErr w:type="spellStart"/>
       <w:r>
         <w:rPr>
           <w:rFonts w:hint="eastAsia"/>
         </w:rPr>
         <w:t>modelsim</w:t>
       </w:r>
+      <w:proofErr w:type="spellEnd"/>
       <w:r>
         <w:rPr>
           <w:rFonts w:hint="eastAsia"/>
@@ -248,12 +253,14 @@
         </w:rPr>
         <w:t>的数据导出来，用</w:t>
       </w:r>
+      <w:proofErr w:type="spellStart"/>
       <w:r>
         <w:rPr>
           <w:rFonts w:hint="eastAsia"/>
         </w:rPr>
         <w:t>matlab</w:t>
       </w:r>
+      <w:proofErr w:type="spellEnd"/>
       <w:r>
         <w:rPr>
           <w:rFonts w:hint="eastAsia"/>
@@ -269,12 +276,14 @@
         </w:rPr>
         <w:t>还需要增加状态机。在</w:t>
       </w:r>
+      <w:proofErr w:type="spellStart"/>
       <w:r>
         <w:rPr>
           <w:rFonts w:hint="eastAsia"/>
         </w:rPr>
         <w:t>agc</w:t>
       </w:r>
+      <w:proofErr w:type="spellEnd"/>
       <w:r>
         <w:rPr>
           <w:rFonts w:hint="eastAsia"/>
@@ -315,7 +324,21 @@
         <w:rPr>
           <w:rFonts w:hint="eastAsia"/>
         </w:rPr>
-        <w:t>。如果长时间不锁定，就复位。</w:t>
+        <w:t>。如果长时间</w:t>
+      </w:r>
+      <w:proofErr w:type="gramStart"/>
+      <w:r>
+        <w:rPr>
+          <w:rFonts w:hint="eastAsia"/>
+        </w:rPr>
+        <w:t>不</w:t>
+      </w:r>
+      <w:proofErr w:type="gramEnd"/>
+      <w:r>
+        <w:rPr>
+          <w:rFonts w:hint="eastAsia"/>
+        </w:rPr>
+        <w:t>锁定，就复位。</w:t>
       </w:r>
     </w:p>
     <w:p>
@@ -1615,12 +1638,10 @@
       </w:r>
     </w:p>
     <w:p>
-      <w:pPr>
-        <w:rPr>
-          <w:rFonts w:hint="eastAsia"/>
-        </w:rPr>
-      </w:pPr>
-      <w:r>
+      <w:r>
+        <w:rPr>
+          <w:noProof/>
+        </w:rPr>
         <w:drawing>
           <wp:inline distT="0" distB="0" distL="0" distR="0" wp14:anchorId="2CBAF20B" wp14:editId="7B885508">
             <wp:extent cx="5274310" cy="1655445"/>
@@ -1657,6 +1678,230 @@
           </wp:inline>
         </w:drawing>
       </w:r>
+    </w:p>
+    <w:p>
+      <w:r>
+        <w:rPr>
+          <w:rFonts w:hint="eastAsia"/>
+        </w:rPr>
+        <w:t>输出时序</w:t>
+      </w:r>
+    </w:p>
+    <w:p>
+      <w:pPr>
+        <w:rPr>
+          <w:rFonts w:hint="eastAsia"/>
+        </w:rPr>
+      </w:pPr>
+    </w:p>
+    <w:p>
+      <w:r>
+        <w:drawing>
+          <wp:inline distT="0" distB="0" distL="0" distR="0" wp14:anchorId="6BB2C328" wp14:editId="7BFB2318">
+            <wp:extent cx="5274310" cy="421640"/>
+            <wp:effectExtent l="0" t="0" r="2540" b="0"/>
+            <wp:docPr id="1896677966" name="图片 1"/>
+            <wp:cNvGraphicFramePr>
+              <a:graphicFrameLocks xmlns:a="http://schemas.openxmlformats.org/drawingml/2006/main" noChangeAspect="1"/>
+            </wp:cNvGraphicFramePr>
+            <a:graphic xmlns:a="http://schemas.openxmlformats.org/drawingml/2006/main">
+              <a:graphicData uri="http://schemas.openxmlformats.org/drawingml/2006/picture">
+                <pic:pic xmlns:pic="http://schemas.openxmlformats.org/drawingml/2006/picture">
+                  <pic:nvPicPr>
+                    <pic:cNvPr id="1896677966" name=""/>
+                    <pic:cNvPicPr/>
+                  </pic:nvPicPr>
+                  <pic:blipFill>
+                    <a:blip r:embed="rId32"/>
+                    <a:stretch>
+                      <a:fillRect/>
+                    </a:stretch>
+                  </pic:blipFill>
+                  <pic:spPr>
+                    <a:xfrm>
+                      <a:off x="0" y="0"/>
+                      <a:ext cx="5274310" cy="421640"/>
+                    </a:xfrm>
+                    <a:prstGeom prst="rect">
+                      <a:avLst/>
+                    </a:prstGeom>
+                  </pic:spPr>
+                </pic:pic>
+              </a:graphicData>
+            </a:graphic>
+          </wp:inline>
+        </w:drawing>
+      </w:r>
+    </w:p>
+    <w:p/>
+    <w:p/>
+    <w:p>
+      <w:r>
+        <w:rPr>
+          <w:rFonts w:hint="eastAsia"/>
+        </w:rPr>
+        <w:t>给</w:t>
+      </w:r>
+      <w:r>
+        <w:rPr>
+          <w:rFonts w:hint="eastAsia"/>
+        </w:rPr>
+        <w:t>-20dBm</w:t>
+      </w:r>
+      <w:r>
+        <w:rPr>
+          <w:rFonts w:hint="eastAsia"/>
+        </w:rPr>
+        <w:t>进行测试</w:t>
+      </w:r>
+    </w:p>
+    <w:p>
+      <w:r>
+        <w:drawing>
+          <wp:inline distT="0" distB="0" distL="0" distR="0" wp14:anchorId="50FFA4F8" wp14:editId="7A68AFD5">
+            <wp:extent cx="3994355" cy="4007056"/>
+            <wp:effectExtent l="0" t="0" r="6350" b="0"/>
+            <wp:docPr id="68575374" name="图片 1"/>
+            <wp:cNvGraphicFramePr>
+              <a:graphicFrameLocks xmlns:a="http://schemas.openxmlformats.org/drawingml/2006/main" noChangeAspect="1"/>
+            </wp:cNvGraphicFramePr>
+            <a:graphic xmlns:a="http://schemas.openxmlformats.org/drawingml/2006/main">
+              <a:graphicData uri="http://schemas.openxmlformats.org/drawingml/2006/picture">
+                <pic:pic xmlns:pic="http://schemas.openxmlformats.org/drawingml/2006/picture">
+                  <pic:nvPicPr>
+                    <pic:cNvPr id="68575374" name=""/>
+                    <pic:cNvPicPr/>
+                  </pic:nvPicPr>
+                  <pic:blipFill>
+                    <a:blip r:embed="rId33"/>
+                    <a:stretch>
+                      <a:fillRect/>
+                    </a:stretch>
+                  </pic:blipFill>
+                  <pic:spPr>
+                    <a:xfrm>
+                      <a:off x="0" y="0"/>
+                      <a:ext cx="3994355" cy="4007056"/>
+                    </a:xfrm>
+                    <a:prstGeom prst="rect">
+                      <a:avLst/>
+                    </a:prstGeom>
+                  </pic:spPr>
+                </pic:pic>
+              </a:graphicData>
+            </a:graphic>
+          </wp:inline>
+        </w:drawing>
+      </w:r>
+    </w:p>
+    <w:p>
+      <w:r>
+        <w:rPr>
+          <w:rFonts w:hint="eastAsia"/>
+        </w:rPr>
+        <w:t>给</w:t>
+      </w:r>
+      <w:r>
+        <w:rPr>
+          <w:rFonts w:hint="eastAsia"/>
+        </w:rPr>
+        <w:t>-</w:t>
+      </w:r>
+      <w:r>
+        <w:rPr>
+          <w:rFonts w:hint="eastAsia"/>
+        </w:rPr>
+        <w:t>3</w:t>
+      </w:r>
+      <w:r>
+        <w:rPr>
+          <w:rFonts w:hint="eastAsia"/>
+        </w:rPr>
+        <w:t>0dBm</w:t>
+      </w:r>
+      <w:r>
+        <w:rPr>
+          <w:rFonts w:hint="eastAsia"/>
+        </w:rPr>
+        <w:t>进行测试</w:t>
+      </w:r>
+    </w:p>
+    <w:p>
+      <w:r>
+        <w:lastRenderedPageBreak/>
+        <w:drawing>
+          <wp:inline distT="0" distB="0" distL="0" distR="0" wp14:anchorId="23E7E673" wp14:editId="128080C7">
+            <wp:extent cx="3886400" cy="3918151"/>
+            <wp:effectExtent l="0" t="0" r="0" b="6350"/>
+            <wp:docPr id="1314054706" name="图片 1"/>
+            <wp:cNvGraphicFramePr>
+              <a:graphicFrameLocks xmlns:a="http://schemas.openxmlformats.org/drawingml/2006/main" noChangeAspect="1"/>
+            </wp:cNvGraphicFramePr>
+            <a:graphic xmlns:a="http://schemas.openxmlformats.org/drawingml/2006/main">
+              <a:graphicData uri="http://schemas.openxmlformats.org/drawingml/2006/picture">
+                <pic:pic xmlns:pic="http://schemas.openxmlformats.org/drawingml/2006/picture">
+                  <pic:nvPicPr>
+                    <pic:cNvPr id="1314054706" name=""/>
+                    <pic:cNvPicPr/>
+                  </pic:nvPicPr>
+                  <pic:blipFill>
+                    <a:blip r:embed="rId34"/>
+                    <a:stretch>
+                      <a:fillRect/>
+                    </a:stretch>
+                  </pic:blipFill>
+                  <pic:spPr>
+                    <a:xfrm>
+                      <a:off x="0" y="0"/>
+                      <a:ext cx="3886400" cy="3918151"/>
+                    </a:xfrm>
+                    <a:prstGeom prst="rect">
+                      <a:avLst/>
+                    </a:prstGeom>
+                  </pic:spPr>
+                </pic:pic>
+              </a:graphicData>
+            </a:graphic>
+          </wp:inline>
+        </w:drawing>
+      </w:r>
+    </w:p>
+    <w:p>
+      <w:r>
+        <w:rPr>
+          <w:rFonts w:hint="eastAsia"/>
+        </w:rPr>
+        <w:t>给</w:t>
+      </w:r>
+      <w:r>
+        <w:rPr>
+          <w:rFonts w:hint="eastAsia"/>
+        </w:rPr>
+        <w:t>-40dBm</w:t>
+      </w:r>
+    </w:p>
+    <w:p>
+      <w:r>
+        <w:rPr>
+          <w:rFonts w:hint="eastAsia"/>
+        </w:rPr>
+        <w:t>就不触发了</w:t>
+      </w:r>
+    </w:p>
+    <w:p>
+      <w:r>
+        <w:rPr>
+          <w:rFonts w:hint="eastAsia"/>
+        </w:rPr>
+        <w:t>不满足触发功率触发条件了</w:t>
+      </w:r>
+    </w:p>
+    <w:p>
+      <w:pPr>
+        <w:rPr>
+          <w:rFonts w:hint="eastAsia"/>
+        </w:rPr>
+      </w:pPr>
     </w:p>
     <w:sectPr>
       <w:pgSz w:w="11906" w:h="16838"/>
@@ -2009,7 +2254,7 @@
   <w:style w:type="paragraph" w:default="1" w:styleId="a">
     <w:name w:val="Normal"/>
     <w:qFormat/>
-    <w:rsid w:val="000A6E4E"/>
+    <w:rsid w:val="006E2827"/>
     <w:pPr>
       <w:widowControl w:val="0"/>
       <w:jc w:val="both"/>

--- a/doc/log_hs_dem.docx
+++ b/doc/log_hs_dem.docx
@@ -44,14 +44,12 @@
         </w:rPr>
         <w:t>）的波形，进行仿真，</w:t>
       </w:r>
-      <w:proofErr w:type="spellStart"/>
       <w:r>
         <w:rPr>
           <w:rFonts w:hint="eastAsia"/>
         </w:rPr>
         <w:t>modelsim</w:t>
       </w:r>
-      <w:proofErr w:type="spellEnd"/>
       <w:r>
         <w:rPr>
           <w:rFonts w:hint="eastAsia"/>
@@ -253,14 +251,12 @@
         </w:rPr>
         <w:t>的数据导出来，用</w:t>
       </w:r>
-      <w:proofErr w:type="spellStart"/>
       <w:r>
         <w:rPr>
           <w:rFonts w:hint="eastAsia"/>
         </w:rPr>
         <w:t>matlab</w:t>
       </w:r>
-      <w:proofErr w:type="spellEnd"/>
       <w:r>
         <w:rPr>
           <w:rFonts w:hint="eastAsia"/>
@@ -276,14 +272,12 @@
         </w:rPr>
         <w:t>还需要增加状态机。在</w:t>
       </w:r>
-      <w:proofErr w:type="spellStart"/>
       <w:r>
         <w:rPr>
           <w:rFonts w:hint="eastAsia"/>
         </w:rPr>
         <w:t>agc</w:t>
       </w:r>
-      <w:proofErr w:type="spellEnd"/>
       <w:r>
         <w:rPr>
           <w:rFonts w:hint="eastAsia"/>
@@ -324,21 +318,7 @@
         <w:rPr>
           <w:rFonts w:hint="eastAsia"/>
         </w:rPr>
-        <w:t>。如果长时间</w:t>
-      </w:r>
-      <w:proofErr w:type="gramStart"/>
-      <w:r>
-        <w:rPr>
-          <w:rFonts w:hint="eastAsia"/>
-        </w:rPr>
-        <w:t>不</w:t>
-      </w:r>
-      <w:proofErr w:type="gramEnd"/>
-      <w:r>
-        <w:rPr>
-          <w:rFonts w:hint="eastAsia"/>
-        </w:rPr>
-        <w:t>锁定，就复位。</w:t>
+        <w:t>。如果长时间不锁定，就复位。</w:t>
       </w:r>
     </w:p>
     <w:p>
@@ -1687,15 +1667,12 @@
         <w:t>输出时序</w:t>
       </w:r>
     </w:p>
-    <w:p>
-      <w:pPr>
-        <w:rPr>
-          <w:rFonts w:hint="eastAsia"/>
-        </w:rPr>
-      </w:pPr>
-    </w:p>
-    <w:p>
-      <w:r>
+    <w:p/>
+    <w:p>
+      <w:r>
+        <w:rPr>
+          <w:noProof/>
+        </w:rPr>
         <w:drawing>
           <wp:inline distT="0" distB="0" distL="0" distR="0" wp14:anchorId="6BB2C328" wp14:editId="7BFB2318">
             <wp:extent cx="5274310" cy="421640"/>
@@ -1757,6 +1734,9 @@
     </w:p>
     <w:p>
       <w:r>
+        <w:rPr>
+          <w:noProof/>
+        </w:rPr>
         <w:drawing>
           <wp:inline distT="0" distB="0" distL="0" distR="0" wp14:anchorId="50FFA4F8" wp14:editId="7A68AFD5">
             <wp:extent cx="3994355" cy="4007056"/>
@@ -1805,19 +1785,7 @@
         <w:rPr>
           <w:rFonts w:hint="eastAsia"/>
         </w:rPr>
-        <w:t>-</w:t>
-      </w:r>
-      <w:r>
-        <w:rPr>
-          <w:rFonts w:hint="eastAsia"/>
-        </w:rPr>
-        <w:t>3</w:t>
-      </w:r>
-      <w:r>
-        <w:rPr>
-          <w:rFonts w:hint="eastAsia"/>
-        </w:rPr>
-        <w:t>0dBm</w:t>
+        <w:t>-30dBm</w:t>
       </w:r>
       <w:r>
         <w:rPr>
@@ -1828,6 +1796,9 @@
     </w:p>
     <w:p>
       <w:r>
+        <w:rPr>
+          <w:noProof/>
+        </w:rPr>
         <w:lastRenderedPageBreak/>
         <w:drawing>
           <wp:inline distT="0" distB="0" distL="0" distR="0" wp14:anchorId="23E7E673" wp14:editId="128080C7">
@@ -1898,10 +1869,190 @@
     </w:p>
     <w:p>
       <w:pPr>
-        <w:rPr>
-          <w:rFonts w:hint="eastAsia"/>
-        </w:rPr>
+        <w:pStyle w:val="1"/>
       </w:pPr>
+      <w:r>
+        <w:rPr>
+          <w:rFonts w:hint="eastAsia"/>
+        </w:rPr>
+        <w:t>2026/4/30</w:t>
+      </w:r>
+    </w:p>
+    <w:p>
+      <w:r>
+        <w:drawing>
+          <wp:inline distT="0" distB="0" distL="0" distR="0" wp14:anchorId="3D18D44C" wp14:editId="6A18A9F0">
+            <wp:extent cx="5274310" cy="1600200"/>
+            <wp:effectExtent l="0" t="0" r="2540" b="0"/>
+            <wp:docPr id="833634514" name="图片 1"/>
+            <wp:cNvGraphicFramePr>
+              <a:graphicFrameLocks xmlns:a="http://schemas.openxmlformats.org/drawingml/2006/main" noChangeAspect="1"/>
+            </wp:cNvGraphicFramePr>
+            <a:graphic xmlns:a="http://schemas.openxmlformats.org/drawingml/2006/main">
+              <a:graphicData uri="http://schemas.openxmlformats.org/drawingml/2006/picture">
+                <pic:pic xmlns:pic="http://schemas.openxmlformats.org/drawingml/2006/picture">
+                  <pic:nvPicPr>
+                    <pic:cNvPr id="833634514" name=""/>
+                    <pic:cNvPicPr/>
+                  </pic:nvPicPr>
+                  <pic:blipFill>
+                    <a:blip r:embed="rId35"/>
+                    <a:stretch>
+                      <a:fillRect/>
+                    </a:stretch>
+                  </pic:blipFill>
+                  <pic:spPr>
+                    <a:xfrm>
+                      <a:off x="0" y="0"/>
+                      <a:ext cx="5274310" cy="1600200"/>
+                    </a:xfrm>
+                    <a:prstGeom prst="rect">
+                      <a:avLst/>
+                    </a:prstGeom>
+                  </pic:spPr>
+                </pic:pic>
+              </a:graphicData>
+            </a:graphic>
+          </wp:inline>
+        </w:drawing>
+      </w:r>
+    </w:p>
+    <w:p>
+      <w:r>
+        <w:rPr>
+          <w:rFonts w:hint="eastAsia"/>
+        </w:rPr>
+        <w:t>用</w:t>
+      </w:r>
+      <w:r>
+        <w:rPr>
+          <w:rFonts w:hint="eastAsia"/>
+        </w:rPr>
+        <w:t>MATLAB</w:t>
+      </w:r>
+      <w:r>
+        <w:rPr>
+          <w:rFonts w:hint="eastAsia"/>
+        </w:rPr>
+        <w:t>数据</w:t>
+      </w:r>
+    </w:p>
+    <w:p>
+      <w:r>
+        <w:rPr>
+          <w:rFonts w:hint="eastAsia"/>
+        </w:rPr>
+        <w:t>TLL</w:t>
+      </w:r>
+      <w:r>
+        <w:rPr>
+          <w:rFonts w:hint="eastAsia"/>
+        </w:rPr>
+        <w:t>感觉有点问题</w:t>
+      </w:r>
+      <w:r>
+        <w:rPr>
+          <w:rFonts w:hint="eastAsia"/>
+        </w:rPr>
+        <w:t>，但是与仿真结果是一致的</w:t>
+      </w:r>
+    </w:p>
+    <w:p>
+      <w:pPr>
+        <w:rPr>
+          <w:rFonts w:hint="eastAsia"/>
+        </w:rPr>
+      </w:pPr>
+      <w:r>
+        <w:lastRenderedPageBreak/>
+        <w:drawing>
+          <wp:inline distT="0" distB="0" distL="0" distR="0" wp14:anchorId="5C1EDDFF" wp14:editId="27376FA8">
+            <wp:extent cx="5232669" cy="4184865"/>
+            <wp:effectExtent l="0" t="0" r="6350" b="6350"/>
+            <wp:docPr id="159813504" name="图片 1"/>
+            <wp:cNvGraphicFramePr>
+              <a:graphicFrameLocks xmlns:a="http://schemas.openxmlformats.org/drawingml/2006/main" noChangeAspect="1"/>
+            </wp:cNvGraphicFramePr>
+            <a:graphic xmlns:a="http://schemas.openxmlformats.org/drawingml/2006/main">
+              <a:graphicData uri="http://schemas.openxmlformats.org/drawingml/2006/picture">
+                <pic:pic xmlns:pic="http://schemas.openxmlformats.org/drawingml/2006/picture">
+                  <pic:nvPicPr>
+                    <pic:cNvPr id="159813504" name=""/>
+                    <pic:cNvPicPr/>
+                  </pic:nvPicPr>
+                  <pic:blipFill>
+                    <a:blip r:embed="rId36"/>
+                    <a:stretch>
+                      <a:fillRect/>
+                    </a:stretch>
+                  </pic:blipFill>
+                  <pic:spPr>
+                    <a:xfrm>
+                      <a:off x="0" y="0"/>
+                      <a:ext cx="5232669" cy="4184865"/>
+                    </a:xfrm>
+                    <a:prstGeom prst="rect">
+                      <a:avLst/>
+                    </a:prstGeom>
+                  </pic:spPr>
+                </pic:pic>
+              </a:graphicData>
+            </a:graphic>
+          </wp:inline>
+        </w:drawing>
+      </w:r>
+    </w:p>
+    <w:p>
+      <w:r>
+        <w:rPr>
+          <w:rFonts w:hint="eastAsia"/>
+        </w:rPr>
+        <w:t>用真实数据</w:t>
+      </w:r>
+    </w:p>
+    <w:p>
+      <w:pPr>
+        <w:rPr>
+          <w:rFonts w:hint="eastAsia"/>
+        </w:rPr>
+      </w:pPr>
+      <w:r>
+        <w:drawing>
+          <wp:inline distT="0" distB="0" distL="0" distR="0" wp14:anchorId="2BE30F96" wp14:editId="4FB0FFCA">
+            <wp:extent cx="5274310" cy="2445385"/>
+            <wp:effectExtent l="0" t="0" r="2540" b="0"/>
+            <wp:docPr id="2070631868" name="图片 1"/>
+            <wp:cNvGraphicFramePr>
+              <a:graphicFrameLocks xmlns:a="http://schemas.openxmlformats.org/drawingml/2006/main" noChangeAspect="1"/>
+            </wp:cNvGraphicFramePr>
+            <a:graphic xmlns:a="http://schemas.openxmlformats.org/drawingml/2006/main">
+              <a:graphicData uri="http://schemas.openxmlformats.org/drawingml/2006/picture">
+                <pic:pic xmlns:pic="http://schemas.openxmlformats.org/drawingml/2006/picture">
+                  <pic:nvPicPr>
+                    <pic:cNvPr id="2070631868" name=""/>
+                    <pic:cNvPicPr/>
+                  </pic:nvPicPr>
+                  <pic:blipFill>
+                    <a:blip r:embed="rId37"/>
+                    <a:stretch>
+                      <a:fillRect/>
+                    </a:stretch>
+                  </pic:blipFill>
+                  <pic:spPr>
+                    <a:xfrm>
+                      <a:off x="0" y="0"/>
+                      <a:ext cx="5274310" cy="2445385"/>
+                    </a:xfrm>
+                    <a:prstGeom prst="rect">
+                      <a:avLst/>
+                    </a:prstGeom>
+                  </pic:spPr>
+                </pic:pic>
+              </a:graphicData>
+            </a:graphic>
+          </wp:inline>
+        </w:drawing>
+      </w:r>
     </w:p>
     <w:sectPr>
       <w:pgSz w:w="11906" w:h="16838"/>

--- a/doc/log_hs_dem.docx
+++ b/doc/log_hs_dem.docx
@@ -2011,11 +2011,6 @@
       </w:r>
     </w:p>
     <w:p>
-      <w:pPr>
-        <w:rPr>
-          <w:rFonts w:hint="eastAsia"/>
-        </w:rPr>
-      </w:pPr>
       <w:r>
         <w:drawing>
           <wp:inline distT="0" distB="0" distL="0" distR="0" wp14:anchorId="2BE30F96" wp14:editId="4FB0FFCA">
@@ -2042,6 +2037,54 @@
                     <a:xfrm>
                       <a:off x="0" y="0"/>
                       <a:ext cx="5274310" cy="2445385"/>
+                    </a:xfrm>
+                    <a:prstGeom prst="rect">
+                      <a:avLst/>
+                    </a:prstGeom>
+                  </pic:spPr>
+                </pic:pic>
+              </a:graphicData>
+            </a:graphic>
+          </wp:inline>
+        </w:drawing>
+      </w:r>
+    </w:p>
+    <w:p>
+      <w:pPr>
+        <w:rPr>
+          <w:rFonts w:hint="eastAsia"/>
+        </w:rPr>
+      </w:pPr>
+      <w:r>
+        <w:rPr>
+          <w:noProof/>
+        </w:rPr>
+        <w:lastRenderedPageBreak/>
+        <w:drawing>
+          <wp:inline distT="0" distB="0" distL="0" distR="0" wp14:anchorId="05E9F527" wp14:editId="232F6917">
+            <wp:extent cx="5274310" cy="2308225"/>
+            <wp:effectExtent l="0" t="0" r="2540" b="0"/>
+            <wp:docPr id="1973947492" name="图片 1"/>
+            <wp:cNvGraphicFramePr>
+              <a:graphicFrameLocks xmlns:a="http://schemas.openxmlformats.org/drawingml/2006/main" noChangeAspect="1"/>
+            </wp:cNvGraphicFramePr>
+            <a:graphic xmlns:a="http://schemas.openxmlformats.org/drawingml/2006/main">
+              <a:graphicData uri="http://schemas.openxmlformats.org/drawingml/2006/picture">
+                <pic:pic xmlns:pic="http://schemas.openxmlformats.org/drawingml/2006/picture">
+                  <pic:nvPicPr>
+                    <pic:cNvPr id="1973947492" name=""/>
+                    <pic:cNvPicPr/>
+                  </pic:nvPicPr>
+                  <pic:blipFill>
+                    <a:blip r:embed="rId38"/>
+                    <a:stretch>
+                      <a:fillRect/>
+                    </a:stretch>
+                  </pic:blipFill>
+                  <pic:spPr>
+                    <a:xfrm>
+                      <a:off x="0" y="0"/>
+                      <a:ext cx="5274310" cy="2308225"/>
                     </a:xfrm>
                     <a:prstGeom prst="rect">
                       <a:avLst/>

--- a/doc/log_hs_dem.docx
+++ b/doc/log_hs_dem.docx
@@ -1880,6 +1880,9 @@
     </w:p>
     <w:p>
       <w:r>
+        <w:rPr>
+          <w:noProof/>
+        </w:rPr>
         <w:drawing>
           <wp:inline distT="0" distB="0" distL="0" distR="0" wp14:anchorId="3D18D44C" wp14:editId="6A18A9F0">
             <wp:extent cx="5274310" cy="1600200"/>
@@ -1958,12 +1961,10 @@
       </w:r>
     </w:p>
     <w:p>
-      <w:pPr>
-        <w:rPr>
-          <w:rFonts w:hint="eastAsia"/>
-        </w:rPr>
-      </w:pPr>
-      <w:r>
+      <w:r>
+        <w:rPr>
+          <w:noProof/>
+        </w:rPr>
         <w:lastRenderedPageBreak/>
         <w:drawing>
           <wp:inline distT="0" distB="0" distL="0" distR="0" wp14:anchorId="5C1EDDFF" wp14:editId="27376FA8">
@@ -2012,6 +2013,9 @@
     </w:p>
     <w:p>
       <w:r>
+        <w:rPr>
+          <w:noProof/>
+        </w:rPr>
         <w:drawing>
           <wp:inline distT="0" distB="0" distL="0" distR="0" wp14:anchorId="2BE30F96" wp14:editId="4FB0FFCA">
             <wp:extent cx="5274310" cy="2445385"/>
@@ -2050,11 +2054,6 @@
       </w:r>
     </w:p>
     <w:p>
-      <w:pPr>
-        <w:rPr>
-          <w:rFonts w:hint="eastAsia"/>
-        </w:rPr>
-      </w:pPr>
       <w:r>
         <w:rPr>
           <w:noProof/>
@@ -2095,6 +2094,290 @@
             </a:graphic>
           </wp:inline>
         </w:drawing>
+      </w:r>
+    </w:p>
+    <w:p>
+      <w:r>
+        <w:drawing>
+          <wp:inline distT="0" distB="0" distL="0" distR="0" wp14:anchorId="43E64E76" wp14:editId="141C758B">
+            <wp:extent cx="5274310" cy="2345690"/>
+            <wp:effectExtent l="0" t="0" r="2540" b="0"/>
+            <wp:docPr id="1025967645" name="图片 1"/>
+            <wp:cNvGraphicFramePr>
+              <a:graphicFrameLocks xmlns:a="http://schemas.openxmlformats.org/drawingml/2006/main" noChangeAspect="1"/>
+            </wp:cNvGraphicFramePr>
+            <a:graphic xmlns:a="http://schemas.openxmlformats.org/drawingml/2006/main">
+              <a:graphicData uri="http://schemas.openxmlformats.org/drawingml/2006/picture">
+                <pic:pic xmlns:pic="http://schemas.openxmlformats.org/drawingml/2006/picture">
+                  <pic:nvPicPr>
+                    <pic:cNvPr id="1025967645" name=""/>
+                    <pic:cNvPicPr/>
+                  </pic:nvPicPr>
+                  <pic:blipFill>
+                    <a:blip r:embed="rId39"/>
+                    <a:stretch>
+                      <a:fillRect/>
+                    </a:stretch>
+                  </pic:blipFill>
+                  <pic:spPr>
+                    <a:xfrm>
+                      <a:off x="0" y="0"/>
+                      <a:ext cx="5274310" cy="2345690"/>
+                    </a:xfrm>
+                    <a:prstGeom prst="rect">
+                      <a:avLst/>
+                    </a:prstGeom>
+                  </pic:spPr>
+                </pic:pic>
+              </a:graphicData>
+            </a:graphic>
+          </wp:inline>
+        </w:drawing>
+      </w:r>
+    </w:p>
+    <w:p>
+      <w:pPr>
+        <w:rPr>
+          <w:rFonts w:hint="eastAsia"/>
+        </w:rPr>
+      </w:pPr>
+      <w:r>
+        <w:rPr>
+          <w:rFonts w:hint="eastAsia"/>
+        </w:rPr>
+        <w:t>-25dBm</w:t>
+      </w:r>
+      <w:r>
+        <w:rPr>
+          <w:rFonts w:hint="eastAsia"/>
+        </w:rPr>
+        <w:t>（</w:t>
+      </w:r>
+      <w:r>
+        <w:rPr>
+          <w:rFonts w:hint="eastAsia"/>
+        </w:rPr>
+        <w:t>PEP</w:t>
+      </w:r>
+      <w:r>
+        <w:rPr>
+          <w:rFonts w:hint="eastAsia"/>
+        </w:rPr>
+        <w:t>）</w:t>
+      </w:r>
+    </w:p>
+    <w:p>
+      <w:r>
+        <w:lastRenderedPageBreak/>
+        <w:drawing>
+          <wp:inline distT="0" distB="0" distL="0" distR="0" wp14:anchorId="1BD3F601" wp14:editId="2D914780">
+            <wp:extent cx="3873699" cy="3905451"/>
+            <wp:effectExtent l="0" t="0" r="0" b="0"/>
+            <wp:docPr id="1540025225" name="图片 1"/>
+            <wp:cNvGraphicFramePr>
+              <a:graphicFrameLocks xmlns:a="http://schemas.openxmlformats.org/drawingml/2006/main" noChangeAspect="1"/>
+            </wp:cNvGraphicFramePr>
+            <a:graphic xmlns:a="http://schemas.openxmlformats.org/drawingml/2006/main">
+              <a:graphicData uri="http://schemas.openxmlformats.org/drawingml/2006/picture">
+                <pic:pic xmlns:pic="http://schemas.openxmlformats.org/drawingml/2006/picture">
+                  <pic:nvPicPr>
+                    <pic:cNvPr id="1540025225" name=""/>
+                    <pic:cNvPicPr/>
+                  </pic:nvPicPr>
+                  <pic:blipFill>
+                    <a:blip r:embed="rId40"/>
+                    <a:stretch>
+                      <a:fillRect/>
+                    </a:stretch>
+                  </pic:blipFill>
+                  <pic:spPr>
+                    <a:xfrm>
+                      <a:off x="0" y="0"/>
+                      <a:ext cx="3873699" cy="3905451"/>
+                    </a:xfrm>
+                    <a:prstGeom prst="rect">
+                      <a:avLst/>
+                    </a:prstGeom>
+                  </pic:spPr>
+                </pic:pic>
+              </a:graphicData>
+            </a:graphic>
+          </wp:inline>
+        </w:drawing>
+      </w:r>
+    </w:p>
+    <w:p/>
+    <w:p>
+      <w:r>
+        <w:rPr>
+          <w:rFonts w:hint="eastAsia"/>
+        </w:rPr>
+        <w:t>-5dBm PEP</w:t>
+      </w:r>
+    </w:p>
+    <w:p>
+      <w:r>
+        <w:drawing>
+          <wp:inline distT="0" distB="0" distL="0" distR="0" wp14:anchorId="4BC0688C" wp14:editId="2F779BA7">
+            <wp:extent cx="3860998" cy="3880049"/>
+            <wp:effectExtent l="0" t="0" r="6350" b="6350"/>
+            <wp:docPr id="1914808505" name="图片 1"/>
+            <wp:cNvGraphicFramePr>
+              <a:graphicFrameLocks xmlns:a="http://schemas.openxmlformats.org/drawingml/2006/main" noChangeAspect="1"/>
+            </wp:cNvGraphicFramePr>
+            <a:graphic xmlns:a="http://schemas.openxmlformats.org/drawingml/2006/main">
+              <a:graphicData uri="http://schemas.openxmlformats.org/drawingml/2006/picture">
+                <pic:pic xmlns:pic="http://schemas.openxmlformats.org/drawingml/2006/picture">
+                  <pic:nvPicPr>
+                    <pic:cNvPr id="1914808505" name=""/>
+                    <pic:cNvPicPr/>
+                  </pic:nvPicPr>
+                  <pic:blipFill>
+                    <a:blip r:embed="rId41"/>
+                    <a:stretch>
+                      <a:fillRect/>
+                    </a:stretch>
+                  </pic:blipFill>
+                  <pic:spPr>
+                    <a:xfrm>
+                      <a:off x="0" y="0"/>
+                      <a:ext cx="3860998" cy="3880049"/>
+                    </a:xfrm>
+                    <a:prstGeom prst="rect">
+                      <a:avLst/>
+                    </a:prstGeom>
+                  </pic:spPr>
+                </pic:pic>
+              </a:graphicData>
+            </a:graphic>
+          </wp:inline>
+        </w:drawing>
+      </w:r>
+    </w:p>
+    <w:p/>
+    <w:p/>
+    <w:p>
+      <w:r>
+        <w:lastRenderedPageBreak/>
+        <w:drawing>
+          <wp:inline distT="0" distB="0" distL="0" distR="0" wp14:anchorId="4C0DD685" wp14:editId="49EB7871">
+            <wp:extent cx="3841947" cy="3899100"/>
+            <wp:effectExtent l="0" t="0" r="6350" b="6350"/>
+            <wp:docPr id="1684655634" name="图片 1"/>
+            <wp:cNvGraphicFramePr>
+              <a:graphicFrameLocks xmlns:a="http://schemas.openxmlformats.org/drawingml/2006/main" noChangeAspect="1"/>
+            </wp:cNvGraphicFramePr>
+            <a:graphic xmlns:a="http://schemas.openxmlformats.org/drawingml/2006/main">
+              <a:graphicData uri="http://schemas.openxmlformats.org/drawingml/2006/picture">
+                <pic:pic xmlns:pic="http://schemas.openxmlformats.org/drawingml/2006/picture">
+                  <pic:nvPicPr>
+                    <pic:cNvPr id="1684655634" name=""/>
+                    <pic:cNvPicPr/>
+                  </pic:nvPicPr>
+                  <pic:blipFill>
+                    <a:blip r:embed="rId42"/>
+                    <a:stretch>
+                      <a:fillRect/>
+                    </a:stretch>
+                  </pic:blipFill>
+                  <pic:spPr>
+                    <a:xfrm>
+                      <a:off x="0" y="0"/>
+                      <a:ext cx="3841947" cy="3899100"/>
+                    </a:xfrm>
+                    <a:prstGeom prst="rect">
+                      <a:avLst/>
+                    </a:prstGeom>
+                  </pic:spPr>
+                </pic:pic>
+              </a:graphicData>
+            </a:graphic>
+          </wp:inline>
+        </w:drawing>
+      </w:r>
+    </w:p>
+    <w:p>
+      <w:r>
+        <w:drawing>
+          <wp:inline distT="0" distB="0" distL="0" distR="0" wp14:anchorId="78A0A91E" wp14:editId="4684CE12">
+            <wp:extent cx="3949903" cy="4159464"/>
+            <wp:effectExtent l="0" t="0" r="0" b="0"/>
+            <wp:docPr id="7605287" name="图片 1"/>
+            <wp:cNvGraphicFramePr>
+              <a:graphicFrameLocks xmlns:a="http://schemas.openxmlformats.org/drawingml/2006/main" noChangeAspect="1"/>
+            </wp:cNvGraphicFramePr>
+            <a:graphic xmlns:a="http://schemas.openxmlformats.org/drawingml/2006/main">
+              <a:graphicData uri="http://schemas.openxmlformats.org/drawingml/2006/picture">
+                <pic:pic xmlns:pic="http://schemas.openxmlformats.org/drawingml/2006/picture">
+                  <pic:nvPicPr>
+                    <pic:cNvPr id="7605287" name=""/>
+                    <pic:cNvPicPr/>
+                  </pic:nvPicPr>
+                  <pic:blipFill>
+                    <a:blip r:embed="rId43"/>
+                    <a:stretch>
+                      <a:fillRect/>
+                    </a:stretch>
+                  </pic:blipFill>
+                  <pic:spPr>
+                    <a:xfrm>
+                      <a:off x="0" y="0"/>
+                      <a:ext cx="3949903" cy="4159464"/>
+                    </a:xfrm>
+                    <a:prstGeom prst="rect">
+                      <a:avLst/>
+                    </a:prstGeom>
+                  </pic:spPr>
+                </pic:pic>
+              </a:graphicData>
+            </a:graphic>
+          </wp:inline>
+        </w:drawing>
+      </w:r>
+    </w:p>
+    <w:p>
+      <w:r>
+        <w:rPr>
+          <w:rFonts w:hint="eastAsia"/>
+        </w:rPr>
+        <w:t>TLL</w:t>
+      </w:r>
+      <w:r>
+        <w:rPr>
+          <w:rFonts w:hint="eastAsia"/>
+        </w:rPr>
+        <w:t>还有</w:t>
+      </w:r>
+      <w:r>
+        <w:rPr>
+          <w:rFonts w:hint="eastAsia"/>
+        </w:rPr>
+        <w:t>BUG</w:t>
+      </w:r>
+    </w:p>
+    <w:p>
+      <w:pPr>
+        <w:rPr>
+          <w:rFonts w:hint="eastAsia"/>
+        </w:rPr>
+      </w:pPr>
+      <w:r>
+        <w:rPr>
+          <w:rFonts w:hint="eastAsia"/>
+        </w:rPr>
+        <w:t>抓了些</w:t>
+      </w:r>
+      <w:r>
+        <w:rPr>
+          <w:rFonts w:hint="eastAsia"/>
+        </w:rPr>
+        <w:t>waveiq</w:t>
+      </w:r>
+      <w:r>
+        <w:rPr>
+          <w:rFonts w:hint="eastAsia"/>
+        </w:rPr>
+        <w:t>的探针</w:t>
       </w:r>
     </w:p>
     <w:sectPr>

--- a/doc/log_hs_dem.docx
+++ b/doc/log_hs_dem.docx
@@ -2098,6 +2098,9 @@
     </w:p>
     <w:p>
       <w:r>
+        <w:rPr>
+          <w:noProof/>
+        </w:rPr>
         <w:drawing>
           <wp:inline distT="0" distB="0" distL="0" distR="0" wp14:anchorId="43E64E76" wp14:editId="141C758B">
             <wp:extent cx="5274310" cy="2345690"/>
@@ -2136,38 +2139,43 @@
       </w:r>
     </w:p>
     <w:p>
+      <w:r>
+        <w:rPr>
+          <w:rFonts w:hint="eastAsia"/>
+        </w:rPr>
+        <w:t>-25dBm</w:t>
+      </w:r>
+      <w:r>
+        <w:rPr>
+          <w:rFonts w:hint="eastAsia"/>
+        </w:rPr>
+        <w:t>（</w:t>
+      </w:r>
+      <w:r>
+        <w:rPr>
+          <w:rFonts w:hint="eastAsia"/>
+        </w:rPr>
+        <w:t>PEP</w:t>
+      </w:r>
+      <w:r>
+        <w:rPr>
+          <w:rFonts w:hint="eastAsia"/>
+        </w:rPr>
+        <w:t>）</w:t>
+      </w:r>
+    </w:p>
+    <w:p>
       <w:pPr>
         <w:rPr>
           <w:rFonts w:hint="eastAsia"/>
         </w:rPr>
       </w:pPr>
-      <w:r>
-        <w:rPr>
-          <w:rFonts w:hint="eastAsia"/>
-        </w:rPr>
-        <w:t>-25dBm</w:t>
-      </w:r>
-      <w:r>
-        <w:rPr>
-          <w:rFonts w:hint="eastAsia"/>
-        </w:rPr>
-        <w:t>（</w:t>
-      </w:r>
-      <w:r>
-        <w:rPr>
-          <w:rFonts w:hint="eastAsia"/>
-        </w:rPr>
-        <w:t>PEP</w:t>
-      </w:r>
-      <w:r>
-        <w:rPr>
-          <w:rFonts w:hint="eastAsia"/>
-        </w:rPr>
-        <w:t>）</w:t>
-      </w:r>
-    </w:p>
-    <w:p>
-      <w:r>
+    </w:p>
+    <w:p>
+      <w:r>
+        <w:rPr>
+          <w:noProof/>
+        </w:rPr>
         <w:lastRenderedPageBreak/>
         <w:drawing>
           <wp:inline distT="0" distB="0" distL="0" distR="0" wp14:anchorId="1BD3F601" wp14:editId="2D914780">
@@ -2217,6 +2225,9 @@
     </w:p>
     <w:p>
       <w:r>
+        <w:rPr>
+          <w:noProof/>
+        </w:rPr>
         <w:drawing>
           <wp:inline distT="0" distB="0" distL="0" distR="0" wp14:anchorId="4BC0688C" wp14:editId="2F779BA7">
             <wp:extent cx="3860998" cy="3880049"/>
@@ -2258,6 +2269,9 @@
     <w:p/>
     <w:p>
       <w:r>
+        <w:rPr>
+          <w:noProof/>
+        </w:rPr>
         <w:lastRenderedPageBreak/>
         <w:drawing>
           <wp:inline distT="0" distB="0" distL="0" distR="0" wp14:anchorId="4C0DD685" wp14:editId="49EB7871">
@@ -2298,6 +2312,9 @@
     </w:p>
     <w:p>
       <w:r>
+        <w:rPr>
+          <w:noProof/>
+        </w:rPr>
         <w:drawing>
           <wp:inline distT="0" distB="0" distL="0" distR="0" wp14:anchorId="78A0A91E" wp14:editId="4684CE12">
             <wp:extent cx="3949903" cy="4159464"/>
@@ -2356,29 +2373,486 @@
       </w:r>
     </w:p>
     <w:p>
+      <w:r>
+        <w:rPr>
+          <w:rFonts w:hint="eastAsia"/>
+        </w:rPr>
+        <w:t>抓了些</w:t>
+      </w:r>
+      <w:r>
+        <w:rPr>
+          <w:rFonts w:hint="eastAsia"/>
+        </w:rPr>
+        <w:t>waveiq</w:t>
+      </w:r>
+      <w:r>
+        <w:rPr>
+          <w:rFonts w:hint="eastAsia"/>
+        </w:rPr>
+        <w:t>的探针</w:t>
+      </w:r>
+    </w:p>
+    <w:p>
       <w:pPr>
-        <w:rPr>
-          <w:rFonts w:hint="eastAsia"/>
-        </w:rPr>
+        <w:pStyle w:val="1"/>
       </w:pPr>
       <w:r>
         <w:rPr>
           <w:rFonts w:hint="eastAsia"/>
         </w:rPr>
-        <w:t>抓了些</w:t>
-      </w:r>
-      <w:r>
-        <w:rPr>
-          <w:rFonts w:hint="eastAsia"/>
-        </w:rPr>
-        <w:t>waveiq</w:t>
-      </w:r>
-      <w:r>
-        <w:rPr>
-          <w:rFonts w:hint="eastAsia"/>
-        </w:rPr>
-        <w:t>的探针</w:t>
-      </w:r>
+        <w:lastRenderedPageBreak/>
+        <w:t>2026/5/1</w:t>
+      </w:r>
+    </w:p>
+    <w:p>
+      <w:r>
+        <w:drawing>
+          <wp:inline distT="0" distB="0" distL="0" distR="0" wp14:anchorId="6AD46568" wp14:editId="71433320">
+            <wp:extent cx="5172797" cy="3962953"/>
+            <wp:effectExtent l="0" t="0" r="8890" b="0"/>
+            <wp:docPr id="59245111" name="图片 1"/>
+            <wp:cNvGraphicFramePr>
+              <a:graphicFrameLocks xmlns:a="http://schemas.openxmlformats.org/drawingml/2006/main" noChangeAspect="1"/>
+            </wp:cNvGraphicFramePr>
+            <a:graphic xmlns:a="http://schemas.openxmlformats.org/drawingml/2006/main">
+              <a:graphicData uri="http://schemas.openxmlformats.org/drawingml/2006/picture">
+                <pic:pic xmlns:pic="http://schemas.openxmlformats.org/drawingml/2006/picture">
+                  <pic:nvPicPr>
+                    <pic:cNvPr id="59245111" name=""/>
+                    <pic:cNvPicPr/>
+                  </pic:nvPicPr>
+                  <pic:blipFill>
+                    <a:blip r:embed="rId44"/>
+                    <a:stretch>
+                      <a:fillRect/>
+                    </a:stretch>
+                  </pic:blipFill>
+                  <pic:spPr>
+                    <a:xfrm>
+                      <a:off x="0" y="0"/>
+                      <a:ext cx="5172797" cy="3962953"/>
+                    </a:xfrm>
+                    <a:prstGeom prst="rect">
+                      <a:avLst/>
+                    </a:prstGeom>
+                  </pic:spPr>
+                </pic:pic>
+              </a:graphicData>
+            </a:graphic>
+          </wp:inline>
+        </w:drawing>
+      </w:r>
+    </w:p>
+    <w:p/>
+    <w:p>
+      <w:pPr>
+        <w:rPr>
+          <w:rFonts w:hint="eastAsia"/>
+        </w:rPr>
+      </w:pPr>
+      <w:r>
+        <w:drawing>
+          <wp:inline distT="0" distB="0" distL="0" distR="0" wp14:anchorId="1B5599F1" wp14:editId="0CF6D4EF">
+            <wp:extent cx="5274310" cy="1998980"/>
+            <wp:effectExtent l="0" t="0" r="2540" b="1270"/>
+            <wp:docPr id="624298155" name="图片 1"/>
+            <wp:cNvGraphicFramePr>
+              <a:graphicFrameLocks xmlns:a="http://schemas.openxmlformats.org/drawingml/2006/main" noChangeAspect="1"/>
+            </wp:cNvGraphicFramePr>
+            <a:graphic xmlns:a="http://schemas.openxmlformats.org/drawingml/2006/main">
+              <a:graphicData uri="http://schemas.openxmlformats.org/drawingml/2006/picture">
+                <pic:pic xmlns:pic="http://schemas.openxmlformats.org/drawingml/2006/picture">
+                  <pic:nvPicPr>
+                    <pic:cNvPr id="624298155" name=""/>
+                    <pic:cNvPicPr/>
+                  </pic:nvPicPr>
+                  <pic:blipFill>
+                    <a:blip r:embed="rId45"/>
+                    <a:stretch>
+                      <a:fillRect/>
+                    </a:stretch>
+                  </pic:blipFill>
+                  <pic:spPr>
+                    <a:xfrm>
+                      <a:off x="0" y="0"/>
+                      <a:ext cx="5274310" cy="1998980"/>
+                    </a:xfrm>
+                    <a:prstGeom prst="rect">
+                      <a:avLst/>
+                    </a:prstGeom>
+                  </pic:spPr>
+                </pic:pic>
+              </a:graphicData>
+            </a:graphic>
+          </wp:inline>
+        </w:drawing>
+      </w:r>
+    </w:p>
+    <w:p>
+      <w:r>
+        <w:lastRenderedPageBreak/>
+        <w:drawing>
+          <wp:inline distT="0" distB="0" distL="0" distR="0" wp14:anchorId="46764898" wp14:editId="42CBD26D">
+            <wp:extent cx="5153744" cy="3982006"/>
+            <wp:effectExtent l="0" t="0" r="0" b="0"/>
+            <wp:docPr id="662159092" name="图片 1"/>
+            <wp:cNvGraphicFramePr>
+              <a:graphicFrameLocks xmlns:a="http://schemas.openxmlformats.org/drawingml/2006/main" noChangeAspect="1"/>
+            </wp:cNvGraphicFramePr>
+            <a:graphic xmlns:a="http://schemas.openxmlformats.org/drawingml/2006/main">
+              <a:graphicData uri="http://schemas.openxmlformats.org/drawingml/2006/picture">
+                <pic:pic xmlns:pic="http://schemas.openxmlformats.org/drawingml/2006/picture">
+                  <pic:nvPicPr>
+                    <pic:cNvPr id="662159092" name=""/>
+                    <pic:cNvPicPr/>
+                  </pic:nvPicPr>
+                  <pic:blipFill>
+                    <a:blip r:embed="rId46"/>
+                    <a:stretch>
+                      <a:fillRect/>
+                    </a:stretch>
+                  </pic:blipFill>
+                  <pic:spPr>
+                    <a:xfrm>
+                      <a:off x="0" y="0"/>
+                      <a:ext cx="5153744" cy="3982006"/>
+                    </a:xfrm>
+                    <a:prstGeom prst="rect">
+                      <a:avLst/>
+                    </a:prstGeom>
+                  </pic:spPr>
+                </pic:pic>
+              </a:graphicData>
+            </a:graphic>
+          </wp:inline>
+        </w:drawing>
+      </w:r>
+    </w:p>
+    <w:p>
+      <w:pPr>
+        <w:jc w:val="center"/>
+      </w:pPr>
+      <w:r>
+        <w:drawing>
+          <wp:inline distT="0" distB="0" distL="0" distR="0" wp14:anchorId="714E4715" wp14:editId="6309DA5A">
+            <wp:extent cx="3791479" cy="3915321"/>
+            <wp:effectExtent l="0" t="0" r="0" b="9525"/>
+            <wp:docPr id="588032264" name="图片 1"/>
+            <wp:cNvGraphicFramePr>
+              <a:graphicFrameLocks xmlns:a="http://schemas.openxmlformats.org/drawingml/2006/main" noChangeAspect="1"/>
+            </wp:cNvGraphicFramePr>
+            <a:graphic xmlns:a="http://schemas.openxmlformats.org/drawingml/2006/main">
+              <a:graphicData uri="http://schemas.openxmlformats.org/drawingml/2006/picture">
+                <pic:pic xmlns:pic="http://schemas.openxmlformats.org/drawingml/2006/picture">
+                  <pic:nvPicPr>
+                    <pic:cNvPr id="588032264" name=""/>
+                    <pic:cNvPicPr/>
+                  </pic:nvPicPr>
+                  <pic:blipFill>
+                    <a:blip r:embed="rId47"/>
+                    <a:stretch>
+                      <a:fillRect/>
+                    </a:stretch>
+                  </pic:blipFill>
+                  <pic:spPr>
+                    <a:xfrm>
+                      <a:off x="0" y="0"/>
+                      <a:ext cx="3791479" cy="3915321"/>
+                    </a:xfrm>
+                    <a:prstGeom prst="rect">
+                      <a:avLst/>
+                    </a:prstGeom>
+                  </pic:spPr>
+                </pic:pic>
+              </a:graphicData>
+            </a:graphic>
+          </wp:inline>
+        </w:drawing>
+      </w:r>
+    </w:p>
+    <w:p>
+      <w:r>
+        <w:drawing>
+          <wp:inline distT="0" distB="0" distL="0" distR="0" wp14:anchorId="5BBAAD04" wp14:editId="238C4EC4">
+            <wp:extent cx="3286584" cy="562053"/>
+            <wp:effectExtent l="0" t="0" r="9525" b="9525"/>
+            <wp:docPr id="441162992" name="图片 1"/>
+            <wp:cNvGraphicFramePr>
+              <a:graphicFrameLocks xmlns:a="http://schemas.openxmlformats.org/drawingml/2006/main" noChangeAspect="1"/>
+            </wp:cNvGraphicFramePr>
+            <a:graphic xmlns:a="http://schemas.openxmlformats.org/drawingml/2006/main">
+              <a:graphicData uri="http://schemas.openxmlformats.org/drawingml/2006/picture">
+                <pic:pic xmlns:pic="http://schemas.openxmlformats.org/drawingml/2006/picture">
+                  <pic:nvPicPr>
+                    <pic:cNvPr id="441162992" name=""/>
+                    <pic:cNvPicPr/>
+                  </pic:nvPicPr>
+                  <pic:blipFill>
+                    <a:blip r:embed="rId48"/>
+                    <a:stretch>
+                      <a:fillRect/>
+                    </a:stretch>
+                  </pic:blipFill>
+                  <pic:spPr>
+                    <a:xfrm>
+                      <a:off x="0" y="0"/>
+                      <a:ext cx="3286584" cy="562053"/>
+                    </a:xfrm>
+                    <a:prstGeom prst="rect">
+                      <a:avLst/>
+                    </a:prstGeom>
+                  </pic:spPr>
+                </pic:pic>
+              </a:graphicData>
+            </a:graphic>
+          </wp:inline>
+        </w:drawing>
+      </w:r>
+    </w:p>
+    <w:p>
+      <w:r>
+        <w:rPr>
+          <w:rFonts w:hint="eastAsia"/>
+        </w:rPr>
+        <w:lastRenderedPageBreak/>
+        <w:t>浮现</w:t>
+      </w:r>
+      <w:r>
+        <w:rPr>
+          <w:rFonts w:hint="eastAsia"/>
+        </w:rPr>
+        <w:t>bug</w:t>
+      </w:r>
+    </w:p>
+    <w:p>
+      <w:r>
+        <w:rPr>
+          <w:noProof/>
+        </w:rPr>
+        <w:drawing>
+          <wp:inline distT="0" distB="0" distL="0" distR="0" wp14:anchorId="27BFA2FB" wp14:editId="77758080">
+            <wp:extent cx="5274310" cy="1998980"/>
+            <wp:effectExtent l="0" t="0" r="2540" b="1270"/>
+            <wp:docPr id="165870749" name="图片 1"/>
+            <wp:cNvGraphicFramePr>
+              <a:graphicFrameLocks xmlns:a="http://schemas.openxmlformats.org/drawingml/2006/main" noChangeAspect="1"/>
+            </wp:cNvGraphicFramePr>
+            <a:graphic xmlns:a="http://schemas.openxmlformats.org/drawingml/2006/main">
+              <a:graphicData uri="http://schemas.openxmlformats.org/drawingml/2006/picture">
+                <pic:pic xmlns:pic="http://schemas.openxmlformats.org/drawingml/2006/picture">
+                  <pic:nvPicPr>
+                    <pic:cNvPr id="165870749" name=""/>
+                    <pic:cNvPicPr/>
+                  </pic:nvPicPr>
+                  <pic:blipFill>
+                    <a:blip r:embed="rId49"/>
+                    <a:stretch>
+                      <a:fillRect/>
+                    </a:stretch>
+                  </pic:blipFill>
+                  <pic:spPr>
+                    <a:xfrm>
+                      <a:off x="0" y="0"/>
+                      <a:ext cx="5274310" cy="1998980"/>
+                    </a:xfrm>
+                    <a:prstGeom prst="rect">
+                      <a:avLst/>
+                    </a:prstGeom>
+                  </pic:spPr>
+                </pic:pic>
+              </a:graphicData>
+            </a:graphic>
+          </wp:inline>
+        </w:drawing>
+      </w:r>
+    </w:p>
+    <w:p>
+      <w:pPr>
+        <w:rPr>
+          <w:rFonts w:hint="eastAsia"/>
+        </w:rPr>
+      </w:pPr>
+      <w:r>
+        <w:rPr>
+          <w:rFonts w:hint="eastAsia"/>
+        </w:rPr>
+        <w:t>环路收敛，居然是</w:t>
+      </w:r>
+      <w:r>
+        <w:rPr>
+          <w:rFonts w:hint="eastAsia"/>
+        </w:rPr>
+        <w:t>IQ</w:t>
+      </w:r>
+      <w:r>
+        <w:rPr>
+          <w:rFonts w:hint="eastAsia"/>
+        </w:rPr>
+        <w:t>符号弄倒了，导致</w:t>
+      </w:r>
+      <w:r>
+        <w:rPr>
+          <w:rFonts w:hint="eastAsia"/>
+        </w:rPr>
+        <w:t>phase_in</w:t>
+      </w:r>
+      <w:r>
+        <w:rPr>
+          <w:rFonts w:hint="eastAsia"/>
+        </w:rPr>
+        <w:t>和</w:t>
+      </w:r>
+      <w:r>
+        <w:rPr>
+          <w:rFonts w:hint="eastAsia"/>
+        </w:rPr>
+        <w:t>phase diff</w:t>
+      </w:r>
+      <w:r>
+        <w:rPr>
+          <w:rFonts w:hint="eastAsia"/>
+        </w:rPr>
+        <w:t>都是错的！</w:t>
+      </w:r>
+    </w:p>
+    <w:p>
+      <w:r>
+        <w:drawing>
+          <wp:inline distT="0" distB="0" distL="0" distR="0" wp14:anchorId="3C2CC8DA" wp14:editId="6B2E2AB4">
+            <wp:extent cx="5274310" cy="1805940"/>
+            <wp:effectExtent l="0" t="0" r="2540" b="3810"/>
+            <wp:docPr id="1336197233" name="图片 1"/>
+            <wp:cNvGraphicFramePr>
+              <a:graphicFrameLocks xmlns:a="http://schemas.openxmlformats.org/drawingml/2006/main" noChangeAspect="1"/>
+            </wp:cNvGraphicFramePr>
+            <a:graphic xmlns:a="http://schemas.openxmlformats.org/drawingml/2006/main">
+              <a:graphicData uri="http://schemas.openxmlformats.org/drawingml/2006/picture">
+                <pic:pic xmlns:pic="http://schemas.openxmlformats.org/drawingml/2006/picture">
+                  <pic:nvPicPr>
+                    <pic:cNvPr id="1336197233" name=""/>
+                    <pic:cNvPicPr/>
+                  </pic:nvPicPr>
+                  <pic:blipFill>
+                    <a:blip r:embed="rId50"/>
+                    <a:stretch>
+                      <a:fillRect/>
+                    </a:stretch>
+                  </pic:blipFill>
+                  <pic:spPr>
+                    <a:xfrm>
+                      <a:off x="0" y="0"/>
+                      <a:ext cx="5274310" cy="1805940"/>
+                    </a:xfrm>
+                    <a:prstGeom prst="rect">
+                      <a:avLst/>
+                    </a:prstGeom>
+                  </pic:spPr>
+                </pic:pic>
+              </a:graphicData>
+            </a:graphic>
+          </wp:inline>
+        </w:drawing>
+      </w:r>
+    </w:p>
+    <w:p>
+      <w:r>
+        <w:drawing>
+          <wp:inline distT="0" distB="0" distL="0" distR="0" wp14:anchorId="71523B50" wp14:editId="25800055">
+            <wp:extent cx="5274310" cy="2056130"/>
+            <wp:effectExtent l="0" t="0" r="2540" b="1270"/>
+            <wp:docPr id="2005092690" name="图片 1"/>
+            <wp:cNvGraphicFramePr>
+              <a:graphicFrameLocks xmlns:a="http://schemas.openxmlformats.org/drawingml/2006/main" noChangeAspect="1"/>
+            </wp:cNvGraphicFramePr>
+            <a:graphic xmlns:a="http://schemas.openxmlformats.org/drawingml/2006/main">
+              <a:graphicData uri="http://schemas.openxmlformats.org/drawingml/2006/picture">
+                <pic:pic xmlns:pic="http://schemas.openxmlformats.org/drawingml/2006/picture">
+                  <pic:nvPicPr>
+                    <pic:cNvPr id="2005092690" name=""/>
+                    <pic:cNvPicPr/>
+                  </pic:nvPicPr>
+                  <pic:blipFill>
+                    <a:blip r:embed="rId51"/>
+                    <a:stretch>
+                      <a:fillRect/>
+                    </a:stretch>
+                  </pic:blipFill>
+                  <pic:spPr>
+                    <a:xfrm>
+                      <a:off x="0" y="0"/>
+                      <a:ext cx="5274310" cy="2056130"/>
+                    </a:xfrm>
+                    <a:prstGeom prst="rect">
+                      <a:avLst/>
+                    </a:prstGeom>
+                  </pic:spPr>
+                </pic:pic>
+              </a:graphicData>
+            </a:graphic>
+          </wp:inline>
+        </w:drawing>
+      </w:r>
+    </w:p>
+    <w:p>
+      <w:r>
+        <w:drawing>
+          <wp:inline distT="0" distB="0" distL="0" distR="0" wp14:anchorId="11452265" wp14:editId="40152C5E">
+            <wp:extent cx="5274310" cy="1907540"/>
+            <wp:effectExtent l="0" t="0" r="2540" b="0"/>
+            <wp:docPr id="37718478" name="图片 1"/>
+            <wp:cNvGraphicFramePr>
+              <a:graphicFrameLocks xmlns:a="http://schemas.openxmlformats.org/drawingml/2006/main" noChangeAspect="1"/>
+            </wp:cNvGraphicFramePr>
+            <a:graphic xmlns:a="http://schemas.openxmlformats.org/drawingml/2006/main">
+              <a:graphicData uri="http://schemas.openxmlformats.org/drawingml/2006/picture">
+                <pic:pic xmlns:pic="http://schemas.openxmlformats.org/drawingml/2006/picture">
+                  <pic:nvPicPr>
+                    <pic:cNvPr id="37718478" name=""/>
+                    <pic:cNvPicPr/>
+                  </pic:nvPicPr>
+                  <pic:blipFill>
+                    <a:blip r:embed="rId52"/>
+                    <a:stretch>
+                      <a:fillRect/>
+                    </a:stretch>
+                  </pic:blipFill>
+                  <pic:spPr>
+                    <a:xfrm>
+                      <a:off x="0" y="0"/>
+                      <a:ext cx="5274310" cy="1907540"/>
+                    </a:xfrm>
+                    <a:prstGeom prst="rect">
+                      <a:avLst/>
+                    </a:prstGeom>
+                  </pic:spPr>
+                </pic:pic>
+              </a:graphicData>
+            </a:graphic>
+          </wp:inline>
+        </w:drawing>
+      </w:r>
+    </w:p>
+    <w:p>
+      <w:pPr>
+        <w:rPr>
+          <w:rFonts w:hint="eastAsia"/>
+        </w:rPr>
+      </w:pPr>
+      <w:r>
+        <w:rPr>
+          <w:rFonts w:hint="eastAsia"/>
+        </w:rPr>
+        <w:lastRenderedPageBreak/>
+        <w:t>与仿真一致！</w:t>
+      </w:r>
+    </w:p>
+    <w:p>
+      <w:pPr>
+        <w:jc w:val="center"/>
+        <w:rPr>
+          <w:rFonts w:hint="eastAsia"/>
+        </w:rPr>
+      </w:pPr>
     </w:p>
     <w:sectPr>
       <w:pgSz w:w="11906" w:h="16838"/>

--- a/doc/log_hs_dem.docx
+++ b/doc/log_hs_dem.docx
@@ -2164,13 +2164,7 @@
         <w:t>）</w:t>
       </w:r>
     </w:p>
-    <w:p>
-      <w:pPr>
-        <w:rPr>
-          <w:rFonts w:hint="eastAsia"/>
-        </w:rPr>
-      </w:pPr>
-    </w:p>
+    <w:p/>
     <w:p>
       <w:r>
         <w:rPr>
@@ -2406,6 +2400,9 @@
     </w:p>
     <w:p>
       <w:r>
+        <w:rPr>
+          <w:noProof/>
+        </w:rPr>
         <w:drawing>
           <wp:inline distT="0" distB="0" distL="0" distR="0" wp14:anchorId="6AD46568" wp14:editId="71433320">
             <wp:extent cx="5172797" cy="3962953"/>
@@ -2445,12 +2442,10 @@
     </w:p>
     <w:p/>
     <w:p>
-      <w:pPr>
-        <w:rPr>
-          <w:rFonts w:hint="eastAsia"/>
-        </w:rPr>
-      </w:pPr>
-      <w:r>
+      <w:r>
+        <w:rPr>
+          <w:noProof/>
+        </w:rPr>
         <w:drawing>
           <wp:inline distT="0" distB="0" distL="0" distR="0" wp14:anchorId="1B5599F1" wp14:editId="0CF6D4EF">
             <wp:extent cx="5274310" cy="1998980"/>
@@ -2490,6 +2485,9 @@
     </w:p>
     <w:p>
       <w:r>
+        <w:rPr>
+          <w:noProof/>
+        </w:rPr>
         <w:lastRenderedPageBreak/>
         <w:drawing>
           <wp:inline distT="0" distB="0" distL="0" distR="0" wp14:anchorId="46764898" wp14:editId="42CBD26D">
@@ -2533,6 +2531,9 @@
         <w:jc w:val="center"/>
       </w:pPr>
       <w:r>
+        <w:rPr>
+          <w:noProof/>
+        </w:rPr>
         <w:drawing>
           <wp:inline distT="0" distB="0" distL="0" distR="0" wp14:anchorId="714E4715" wp14:editId="6309DA5A">
             <wp:extent cx="3791479" cy="3915321"/>
@@ -2572,6 +2573,9 @@
     </w:p>
     <w:p>
       <w:r>
+        <w:rPr>
+          <w:noProof/>
+        </w:rPr>
         <w:drawing>
           <wp:inline distT="0" distB="0" distL="0" distR="0" wp14:anchorId="5BBAAD04" wp14:editId="238C4EC4">
             <wp:extent cx="3286584" cy="562053"/>
@@ -2667,11 +2671,6 @@
       </w:r>
     </w:p>
     <w:p>
-      <w:pPr>
-        <w:rPr>
-          <w:rFonts w:hint="eastAsia"/>
-        </w:rPr>
-      </w:pPr>
       <w:r>
         <w:rPr>
           <w:rFonts w:hint="eastAsia"/>
@@ -2717,6 +2716,9 @@
     </w:p>
     <w:p>
       <w:r>
+        <w:rPr>
+          <w:noProof/>
+        </w:rPr>
         <w:drawing>
           <wp:inline distT="0" distB="0" distL="0" distR="0" wp14:anchorId="3C2CC8DA" wp14:editId="6B2E2AB4">
             <wp:extent cx="5274310" cy="1805940"/>
@@ -2756,6 +2758,9 @@
     </w:p>
     <w:p>
       <w:r>
+        <w:rPr>
+          <w:noProof/>
+        </w:rPr>
         <w:drawing>
           <wp:inline distT="0" distB="0" distL="0" distR="0" wp14:anchorId="71523B50" wp14:editId="25800055">
             <wp:extent cx="5274310" cy="2056130"/>
@@ -2795,6 +2800,9 @@
     </w:p>
     <w:p>
       <w:r>
+        <w:rPr>
+          <w:noProof/>
+        </w:rPr>
         <w:drawing>
           <wp:inline distT="0" distB="0" distL="0" distR="0" wp14:anchorId="11452265" wp14:editId="40152C5E">
             <wp:extent cx="5274310" cy="1907540"/>
@@ -2833,11 +2841,6 @@
       </w:r>
     </w:p>
     <w:p>
-      <w:pPr>
-        <w:rPr>
-          <w:rFonts w:hint="eastAsia"/>
-        </w:rPr>
-      </w:pPr>
       <w:r>
         <w:rPr>
           <w:rFonts w:hint="eastAsia"/>
@@ -2847,12 +2850,138 @@
       </w:r>
     </w:p>
     <w:p>
+      <w:r>
+        <w:rPr>
+          <w:rFonts w:hint="eastAsia"/>
+        </w:rPr>
+        <w:t>插值模块还是有问题</w:t>
+      </w:r>
+    </w:p>
+    <w:p/>
+    <w:p>
+      <w:r>
+        <w:rPr>
+          <w:noProof/>
+        </w:rPr>
+        <w:drawing>
+          <wp:inline distT="0" distB="0" distL="0" distR="0" wp14:anchorId="5CB2010B" wp14:editId="0C0F9040">
+            <wp:extent cx="5274310" cy="2802890"/>
+            <wp:effectExtent l="0" t="0" r="2540" b="0"/>
+            <wp:docPr id="626683304" name="图片 1"/>
+            <wp:cNvGraphicFramePr>
+              <a:graphicFrameLocks xmlns:a="http://schemas.openxmlformats.org/drawingml/2006/main" noChangeAspect="1"/>
+            </wp:cNvGraphicFramePr>
+            <a:graphic xmlns:a="http://schemas.openxmlformats.org/drawingml/2006/main">
+              <a:graphicData uri="http://schemas.openxmlformats.org/drawingml/2006/picture">
+                <pic:pic xmlns:pic="http://schemas.openxmlformats.org/drawingml/2006/picture">
+                  <pic:nvPicPr>
+                    <pic:cNvPr id="626683304" name=""/>
+                    <pic:cNvPicPr/>
+                  </pic:nvPicPr>
+                  <pic:blipFill>
+                    <a:blip r:embed="rId53"/>
+                    <a:stretch>
+                      <a:fillRect/>
+                    </a:stretch>
+                  </pic:blipFill>
+                  <pic:spPr>
+                    <a:xfrm>
+                      <a:off x="0" y="0"/>
+                      <a:ext cx="5274310" cy="2802890"/>
+                    </a:xfrm>
+                    <a:prstGeom prst="rect">
+                      <a:avLst/>
+                    </a:prstGeom>
+                  </pic:spPr>
+                </pic:pic>
+              </a:graphicData>
+            </a:graphic>
+          </wp:inline>
+        </w:drawing>
+      </w:r>
+    </w:p>
+    <w:p>
+      <w:r>
+        <w:drawing>
+          <wp:inline distT="0" distB="0" distL="0" distR="0" wp14:anchorId="0B7C6BD5" wp14:editId="0E592402">
+            <wp:extent cx="5274310" cy="2989580"/>
+            <wp:effectExtent l="0" t="0" r="2540" b="1270"/>
+            <wp:docPr id="1627729320" name="图片 1"/>
+            <wp:cNvGraphicFramePr>
+              <a:graphicFrameLocks xmlns:a="http://schemas.openxmlformats.org/drawingml/2006/main" noChangeAspect="1"/>
+            </wp:cNvGraphicFramePr>
+            <a:graphic xmlns:a="http://schemas.openxmlformats.org/drawingml/2006/main">
+              <a:graphicData uri="http://schemas.openxmlformats.org/drawingml/2006/picture">
+                <pic:pic xmlns:pic="http://schemas.openxmlformats.org/drawingml/2006/picture">
+                  <pic:nvPicPr>
+                    <pic:cNvPr id="1627729320" name=""/>
+                    <pic:cNvPicPr/>
+                  </pic:nvPicPr>
+                  <pic:blipFill>
+                    <a:blip r:embed="rId54"/>
+                    <a:stretch>
+                      <a:fillRect/>
+                    </a:stretch>
+                  </pic:blipFill>
+                  <pic:spPr>
+                    <a:xfrm>
+                      <a:off x="0" y="0"/>
+                      <a:ext cx="5274310" cy="2989580"/>
+                    </a:xfrm>
+                    <a:prstGeom prst="rect">
+                      <a:avLst/>
+                    </a:prstGeom>
+                  </pic:spPr>
+                </pic:pic>
+              </a:graphicData>
+            </a:graphic>
+          </wp:inline>
+        </w:drawing>
+      </w:r>
+    </w:p>
+    <w:p>
       <w:pPr>
-        <w:jc w:val="center"/>
         <w:rPr>
           <w:rFonts w:hint="eastAsia"/>
         </w:rPr>
       </w:pPr>
+      <w:r>
+        <w:drawing>
+          <wp:inline distT="0" distB="0" distL="0" distR="0" wp14:anchorId="4D1E6407" wp14:editId="0F80AEAD">
+            <wp:extent cx="5274310" cy="1727200"/>
+            <wp:effectExtent l="0" t="0" r="2540" b="6350"/>
+            <wp:docPr id="660980510" name="图片 1"/>
+            <wp:cNvGraphicFramePr>
+              <a:graphicFrameLocks xmlns:a="http://schemas.openxmlformats.org/drawingml/2006/main" noChangeAspect="1"/>
+            </wp:cNvGraphicFramePr>
+            <a:graphic xmlns:a="http://schemas.openxmlformats.org/drawingml/2006/main">
+              <a:graphicData uri="http://schemas.openxmlformats.org/drawingml/2006/picture">
+                <pic:pic xmlns:pic="http://schemas.openxmlformats.org/drawingml/2006/picture">
+                  <pic:nvPicPr>
+                    <pic:cNvPr id="660980510" name=""/>
+                    <pic:cNvPicPr/>
+                  </pic:nvPicPr>
+                  <pic:blipFill>
+                    <a:blip r:embed="rId55"/>
+                    <a:stretch>
+                      <a:fillRect/>
+                    </a:stretch>
+                  </pic:blipFill>
+                  <pic:spPr>
+                    <a:xfrm>
+                      <a:off x="0" y="0"/>
+                      <a:ext cx="5274310" cy="1727200"/>
+                    </a:xfrm>
+                    <a:prstGeom prst="rect">
+                      <a:avLst/>
+                    </a:prstGeom>
+                  </pic:spPr>
+                </pic:pic>
+              </a:graphicData>
+            </a:graphic>
+          </wp:inline>
+        </w:drawing>
+      </w:r>
     </w:p>
     <w:sectPr>
       <w:pgSz w:w="11906" w:h="16838"/>

--- a/doc/log_hs_dem.docx
+++ b/doc/log_hs_dem.docx
@@ -2902,6 +2902,9 @@
     </w:p>
     <w:p>
       <w:r>
+        <w:rPr>
+          <w:noProof/>
+        </w:rPr>
         <w:drawing>
           <wp:inline distT="0" distB="0" distL="0" distR="0" wp14:anchorId="0B7C6BD5" wp14:editId="0E592402">
             <wp:extent cx="5274310" cy="2989580"/>
@@ -2940,12 +2943,10 @@
       </w:r>
     </w:p>
     <w:p>
-      <w:pPr>
-        <w:rPr>
-          <w:rFonts w:hint="eastAsia"/>
-        </w:rPr>
-      </w:pPr>
-      <w:r>
+      <w:r>
+        <w:rPr>
+          <w:noProof/>
+        </w:rPr>
         <w:drawing>
           <wp:inline distT="0" distB="0" distL="0" distR="0" wp14:anchorId="4D1E6407" wp14:editId="0F80AEAD">
             <wp:extent cx="5274310" cy="1727200"/>
@@ -2971,6 +2972,90 @@
                     <a:xfrm>
                       <a:off x="0" y="0"/>
                       <a:ext cx="5274310" cy="1727200"/>
+                    </a:xfrm>
+                    <a:prstGeom prst="rect">
+                      <a:avLst/>
+                    </a:prstGeom>
+                  </pic:spPr>
+                </pic:pic>
+              </a:graphicData>
+            </a:graphic>
+          </wp:inline>
+        </w:drawing>
+      </w:r>
+    </w:p>
+    <w:p>
+      <w:r>
+        <w:lastRenderedPageBreak/>
+        <w:drawing>
+          <wp:inline distT="0" distB="0" distL="0" distR="0" wp14:anchorId="2CA6103C" wp14:editId="023E450D">
+            <wp:extent cx="5274310" cy="2328545"/>
+            <wp:effectExtent l="0" t="0" r="2540" b="0"/>
+            <wp:docPr id="1432371711" name="图片 1"/>
+            <wp:cNvGraphicFramePr>
+              <a:graphicFrameLocks xmlns:a="http://schemas.openxmlformats.org/drawingml/2006/main" noChangeAspect="1"/>
+            </wp:cNvGraphicFramePr>
+            <a:graphic xmlns:a="http://schemas.openxmlformats.org/drawingml/2006/main">
+              <a:graphicData uri="http://schemas.openxmlformats.org/drawingml/2006/picture">
+                <pic:pic xmlns:pic="http://schemas.openxmlformats.org/drawingml/2006/picture">
+                  <pic:nvPicPr>
+                    <pic:cNvPr id="1432371711" name=""/>
+                    <pic:cNvPicPr/>
+                  </pic:nvPicPr>
+                  <pic:blipFill>
+                    <a:blip r:embed="rId56"/>
+                    <a:stretch>
+                      <a:fillRect/>
+                    </a:stretch>
+                  </pic:blipFill>
+                  <pic:spPr>
+                    <a:xfrm>
+                      <a:off x="0" y="0"/>
+                      <a:ext cx="5274310" cy="2328545"/>
+                    </a:xfrm>
+                    <a:prstGeom prst="rect">
+                      <a:avLst/>
+                    </a:prstGeom>
+                  </pic:spPr>
+                </pic:pic>
+              </a:graphicData>
+            </a:graphic>
+          </wp:inline>
+        </w:drawing>
+      </w:r>
+    </w:p>
+    <w:p>
+      <w:pPr>
+        <w:rPr>
+          <w:rFonts w:hint="eastAsia"/>
+        </w:rPr>
+      </w:pPr>
+      <w:r>
+        <w:drawing>
+          <wp:inline distT="0" distB="0" distL="0" distR="0" wp14:anchorId="19056400" wp14:editId="3A2C6EDA">
+            <wp:extent cx="5274310" cy="2459990"/>
+            <wp:effectExtent l="0" t="0" r="2540" b="0"/>
+            <wp:docPr id="1792156265" name="图片 1"/>
+            <wp:cNvGraphicFramePr>
+              <a:graphicFrameLocks xmlns:a="http://schemas.openxmlformats.org/drawingml/2006/main" noChangeAspect="1"/>
+            </wp:cNvGraphicFramePr>
+            <a:graphic xmlns:a="http://schemas.openxmlformats.org/drawingml/2006/main">
+              <a:graphicData uri="http://schemas.openxmlformats.org/drawingml/2006/picture">
+                <pic:pic xmlns:pic="http://schemas.openxmlformats.org/drawingml/2006/picture">
+                  <pic:nvPicPr>
+                    <pic:cNvPr id="1792156265" name=""/>
+                    <pic:cNvPicPr/>
+                  </pic:nvPicPr>
+                  <pic:blipFill>
+                    <a:blip r:embed="rId57"/>
+                    <a:stretch>
+                      <a:fillRect/>
+                    </a:stretch>
+                  </pic:blipFill>
+                  <pic:spPr>
+                    <a:xfrm>
+                      <a:off x="0" y="0"/>
+                      <a:ext cx="5274310" cy="2459990"/>
                     </a:xfrm>
                     <a:prstGeom prst="rect">
                       <a:avLst/>

--- a/doc/log_hs_dem.docx
+++ b/doc/log_hs_dem.docx
@@ -2986,6 +2986,9 @@
     </w:p>
     <w:p>
       <w:r>
+        <w:rPr>
+          <w:noProof/>
+        </w:rPr>
         <w:lastRenderedPageBreak/>
         <w:drawing>
           <wp:inline distT="0" distB="0" distL="0" distR="0" wp14:anchorId="2CA6103C" wp14:editId="023E450D">
@@ -3025,12 +3028,10 @@
       </w:r>
     </w:p>
     <w:p>
-      <w:pPr>
-        <w:rPr>
-          <w:rFonts w:hint="eastAsia"/>
-        </w:rPr>
-      </w:pPr>
-      <w:r>
+      <w:r>
+        <w:rPr>
+          <w:noProof/>
+        </w:rPr>
         <w:drawing>
           <wp:inline distT="0" distB="0" distL="0" distR="0" wp14:anchorId="19056400" wp14:editId="3A2C6EDA">
             <wp:extent cx="5274310" cy="2459990"/>
@@ -3056,6 +3057,61 @@
                     <a:xfrm>
                       <a:off x="0" y="0"/>
                       <a:ext cx="5274310" cy="2459990"/>
+                    </a:xfrm>
+                    <a:prstGeom prst="rect">
+                      <a:avLst/>
+                    </a:prstGeom>
+                  </pic:spPr>
+                </pic:pic>
+              </a:graphicData>
+            </a:graphic>
+          </wp:inline>
+        </w:drawing>
+      </w:r>
+    </w:p>
+    <w:p>
+      <w:pPr>
+        <w:pStyle w:val="1"/>
+      </w:pPr>
+      <w:r>
+        <w:rPr>
+          <w:rFonts w:hint="eastAsia"/>
+        </w:rPr>
+        <w:t>2026/5/5</w:t>
+      </w:r>
+    </w:p>
+    <w:p>
+      <w:pPr>
+        <w:rPr>
+          <w:rFonts w:hint="eastAsia"/>
+        </w:rPr>
+      </w:pPr>
+      <w:r>
+        <w:drawing>
+          <wp:inline distT="0" distB="0" distL="0" distR="0" wp14:anchorId="56530790" wp14:editId="2B1F3BAC">
+            <wp:extent cx="5274310" cy="1945640"/>
+            <wp:effectExtent l="0" t="0" r="2540" b="0"/>
+            <wp:docPr id="2137097488" name="图片 1"/>
+            <wp:cNvGraphicFramePr>
+              <a:graphicFrameLocks xmlns:a="http://schemas.openxmlformats.org/drawingml/2006/main" noChangeAspect="1"/>
+            </wp:cNvGraphicFramePr>
+            <a:graphic xmlns:a="http://schemas.openxmlformats.org/drawingml/2006/main">
+              <a:graphicData uri="http://schemas.openxmlformats.org/drawingml/2006/picture">
+                <pic:pic xmlns:pic="http://schemas.openxmlformats.org/drawingml/2006/picture">
+                  <pic:nvPicPr>
+                    <pic:cNvPr id="2137097488" name=""/>
+                    <pic:cNvPicPr/>
+                  </pic:nvPicPr>
+                  <pic:blipFill>
+                    <a:blip r:embed="rId58"/>
+                    <a:stretch>
+                      <a:fillRect/>
+                    </a:stretch>
+                  </pic:blipFill>
+                  <pic:spPr>
+                    <a:xfrm>
+                      <a:off x="0" y="0"/>
+                      <a:ext cx="5274310" cy="1945640"/>
                     </a:xfrm>
                     <a:prstGeom prst="rect">
                       <a:avLst/>

--- a/doc/log_hs_dem.docx
+++ b/doc/log_hs_dem.docx
@@ -44,12 +44,14 @@
         </w:rPr>
         <w:t>）的波形，进行仿真，</w:t>
       </w:r>
+      <w:proofErr w:type="spellStart"/>
       <w:r>
         <w:rPr>
           <w:rFonts w:hint="eastAsia"/>
         </w:rPr>
         <w:t>modelsim</w:t>
       </w:r>
+      <w:proofErr w:type="spellEnd"/>
       <w:r>
         <w:rPr>
           <w:rFonts w:hint="eastAsia"/>
@@ -251,12 +253,14 @@
         </w:rPr>
         <w:t>的数据导出来，用</w:t>
       </w:r>
+      <w:proofErr w:type="spellStart"/>
       <w:r>
         <w:rPr>
           <w:rFonts w:hint="eastAsia"/>
         </w:rPr>
         <w:t>matlab</w:t>
       </w:r>
+      <w:proofErr w:type="spellEnd"/>
       <w:r>
         <w:rPr>
           <w:rFonts w:hint="eastAsia"/>
@@ -272,12 +276,14 @@
         </w:rPr>
         <w:t>还需要增加状态机。在</w:t>
       </w:r>
+      <w:proofErr w:type="spellStart"/>
       <w:r>
         <w:rPr>
           <w:rFonts w:hint="eastAsia"/>
         </w:rPr>
         <w:t>agc</w:t>
       </w:r>
+      <w:proofErr w:type="spellEnd"/>
       <w:r>
         <w:rPr>
           <w:rFonts w:hint="eastAsia"/>
@@ -1596,7 +1602,14 @@
         <w:rPr>
           <w:rFonts w:hint="eastAsia"/>
         </w:rPr>
-        <w:t>跟踪速率太慢！</w:t>
+        <w:t>跟踪速率太</w:t>
+      </w:r>
+      <w:proofErr w:type="gramStart"/>
+      <w:r>
+        <w:rPr>
+          <w:rFonts w:hint="eastAsia"/>
+        </w:rPr>
+        <w:t>慢！</w:t>
       </w:r>
       <w:r>
         <w:rPr>
@@ -1604,6 +1617,7 @@
         </w:rPr>
         <w:t>！！</w:t>
       </w:r>
+      <w:proofErr w:type="gramEnd"/>
     </w:p>
     <w:p>
       <w:pPr>
@@ -2373,12 +2387,14 @@
         </w:rPr>
         <w:t>抓了些</w:t>
       </w:r>
+      <w:proofErr w:type="spellStart"/>
       <w:r>
         <w:rPr>
           <w:rFonts w:hint="eastAsia"/>
         </w:rPr>
         <w:t>waveiq</w:t>
       </w:r>
+      <w:proofErr w:type="spellEnd"/>
       <w:r>
         <w:rPr>
           <w:rFonts w:hint="eastAsia"/>
@@ -2689,12 +2705,14 @@
         </w:rPr>
         <w:t>符号弄倒了，导致</w:t>
       </w:r>
+      <w:proofErr w:type="spellStart"/>
       <w:r>
         <w:rPr>
           <w:rFonts w:hint="eastAsia"/>
         </w:rPr>
         <w:t>phase_in</w:t>
       </w:r>
+      <w:proofErr w:type="spellEnd"/>
       <w:r>
         <w:rPr>
           <w:rFonts w:hint="eastAsia"/>
@@ -3081,12 +3099,10 @@
       </w:r>
     </w:p>
     <w:p>
-      <w:pPr>
-        <w:rPr>
-          <w:rFonts w:hint="eastAsia"/>
-        </w:rPr>
-      </w:pPr>
-      <w:r>
+      <w:r>
+        <w:rPr>
+          <w:noProof/>
+        </w:rPr>
         <w:drawing>
           <wp:inline distT="0" distB="0" distL="0" distR="0" wp14:anchorId="56530790" wp14:editId="2B1F3BAC">
             <wp:extent cx="5274310" cy="1945640"/>
@@ -3123,6 +3139,92 @@
           </wp:inline>
         </w:drawing>
       </w:r>
+    </w:p>
+    <w:p>
+      <w:pPr>
+        <w:pStyle w:val="1"/>
+      </w:pPr>
+      <w:r>
+        <w:rPr>
+          <w:rFonts w:hint="eastAsia"/>
+        </w:rPr>
+        <w:lastRenderedPageBreak/>
+        <w:t>2026/7/25</w:t>
+      </w:r>
+    </w:p>
+    <w:p>
+      <w:r>
+        <w:rPr>
+          <w:rFonts w:hint="eastAsia"/>
+        </w:rPr>
+        <w:t>仿真的时候需要把注释打开</w:t>
+      </w:r>
+    </w:p>
+    <w:p>
+      <w:r>
+        <w:drawing>
+          <wp:inline distT="0" distB="0" distL="0" distR="0" wp14:anchorId="48AEF2B1" wp14:editId="7AA158D3">
+            <wp:extent cx="3820058" cy="3391373"/>
+            <wp:effectExtent l="0" t="0" r="9525" b="0"/>
+            <wp:docPr id="935984006" name="图片 1"/>
+            <wp:cNvGraphicFramePr>
+              <a:graphicFrameLocks xmlns:a="http://schemas.openxmlformats.org/drawingml/2006/main" noChangeAspect="1"/>
+            </wp:cNvGraphicFramePr>
+            <a:graphic xmlns:a="http://schemas.openxmlformats.org/drawingml/2006/main">
+              <a:graphicData uri="http://schemas.openxmlformats.org/drawingml/2006/picture">
+                <pic:pic xmlns:pic="http://schemas.openxmlformats.org/drawingml/2006/picture">
+                  <pic:nvPicPr>
+                    <pic:cNvPr id="935984006" name=""/>
+                    <pic:cNvPicPr/>
+                  </pic:nvPicPr>
+                  <pic:blipFill>
+                    <a:blip r:embed="rId59"/>
+                    <a:stretch>
+                      <a:fillRect/>
+                    </a:stretch>
+                  </pic:blipFill>
+                  <pic:spPr>
+                    <a:xfrm>
+                      <a:off x="0" y="0"/>
+                      <a:ext cx="3820058" cy="3391373"/>
+                    </a:xfrm>
+                    <a:prstGeom prst="rect">
+                      <a:avLst/>
+                    </a:prstGeom>
+                  </pic:spPr>
+                </pic:pic>
+              </a:graphicData>
+            </a:graphic>
+          </wp:inline>
+        </w:drawing>
+      </w:r>
+    </w:p>
+    <w:p>
+      <w:r>
+        <w:rPr>
+          <w:rFonts w:hint="eastAsia"/>
+        </w:rPr>
+        <w:t>同时把</w:t>
+      </w:r>
+      <w:r>
+        <w:rPr>
+          <w:rFonts w:hint="eastAsia"/>
+        </w:rPr>
+        <w:t>VIO</w:t>
+      </w:r>
+      <w:r>
+        <w:rPr>
+          <w:rFonts w:hint="eastAsia"/>
+        </w:rPr>
+        <w:t>和状态机全部注释</w:t>
+      </w:r>
+    </w:p>
+    <w:p>
+      <w:pPr>
+        <w:rPr>
+          <w:rFonts w:hint="eastAsia"/>
+        </w:rPr>
+      </w:pPr>
     </w:p>
     <w:sectPr>
       <w:pgSz w:w="11906" w:h="16838"/>

--- a/doc/log_hs_dem.docx
+++ b/doc/log_hs_dem.docx
@@ -3162,6 +3162,9 @@
     </w:p>
     <w:p>
       <w:r>
+        <w:rPr>
+          <w:noProof/>
+        </w:rPr>
         <w:drawing>
           <wp:inline distT="0" distB="0" distL="0" distR="0" wp14:anchorId="48AEF2B1" wp14:editId="7AA158D3">
             <wp:extent cx="3820058" cy="3391373"/>
@@ -3221,10 +3224,852 @@
     </w:p>
     <w:p>
       <w:pPr>
-        <w:rPr>
-          <w:rFonts w:hint="eastAsia"/>
-        </w:rPr>
+        <w:pStyle w:val="1"/>
       </w:pPr>
+      <w:r>
+        <w:rPr>
+          <w:rFonts w:hint="eastAsia"/>
+        </w:rPr>
+        <w:t>2026/7/27</w:t>
+      </w:r>
+    </w:p>
+    <w:p>
+      <w:r>
+        <w:rPr>
+          <w:rFonts w:hint="eastAsia"/>
+        </w:rPr>
+        <w:t>拆办卡，撕胶布</w:t>
+      </w:r>
+    </w:p>
+    <w:p>
+      <w:r>
+        <w:rPr>
+          <w:rFonts w:hint="eastAsia"/>
+        </w:rPr>
+        <w:t>AD1</w:t>
+      </w:r>
+      <w:r>
+        <w:rPr>
+          <w:rFonts w:hint="eastAsia"/>
+        </w:rPr>
+        <w:t>是</w:t>
+      </w:r>
+      <w:r>
+        <w:rPr>
+          <w:rFonts w:hint="eastAsia"/>
+        </w:rPr>
+        <w:t>S</w:t>
+      </w:r>
+      <w:r>
+        <w:rPr>
+          <w:rFonts w:hint="eastAsia"/>
+        </w:rPr>
+        <w:t>频段</w:t>
+      </w:r>
+      <w:r>
+        <w:rPr>
+          <w:rFonts w:hint="eastAsia"/>
+        </w:rPr>
+        <w:t xml:space="preserve"> </w:t>
+      </w:r>
+      <w:r>
+        <w:rPr>
+          <w:rFonts w:hint="eastAsia"/>
+        </w:rPr>
+        <w:t>（低速）</w:t>
+      </w:r>
+    </w:p>
+    <w:p>
+      <w:r>
+        <w:rPr>
+          <w:rFonts w:hint="eastAsia"/>
+        </w:rPr>
+        <w:t>AD2</w:t>
+      </w:r>
+      <w:r>
+        <w:rPr>
+          <w:rFonts w:hint="eastAsia"/>
+        </w:rPr>
+        <w:t>是</w:t>
+      </w:r>
+      <w:r>
+        <w:rPr>
+          <w:rFonts w:hint="eastAsia"/>
+        </w:rPr>
+        <w:t>X</w:t>
+      </w:r>
+      <w:r>
+        <w:rPr>
+          <w:rFonts w:hint="eastAsia"/>
+        </w:rPr>
+        <w:t>频段（高速），中频接入是</w:t>
+      </w:r>
+      <w:r>
+        <w:rPr>
+          <w:rFonts w:hint="eastAsia"/>
+        </w:rPr>
+        <w:t>614.4MHz.</w:t>
+      </w:r>
+    </w:p>
+    <w:p>
+      <w:r>
+        <w:rPr>
+          <w:rFonts w:hint="eastAsia"/>
+        </w:rPr>
+        <w:t>服务器密码：</w:t>
+      </w:r>
+      <w:r>
+        <w:rPr>
+          <w:rFonts w:hint="eastAsia"/>
+        </w:rPr>
+        <w:t>abc@123</w:t>
+      </w:r>
+    </w:p>
+    <w:p/>
+    <w:p>
+      <w:r>
+        <w:rPr>
+          <w:rFonts w:hint="eastAsia"/>
+        </w:rPr>
+        <w:t>插回的时候没有插紧</w:t>
+      </w:r>
+    </w:p>
+    <w:p>
+      <w:r>
+        <w:rPr>
+          <w:rFonts w:hint="eastAsia"/>
+        </w:rPr>
+        <w:t>Card1</w:t>
+      </w:r>
+      <w:r>
+        <w:rPr>
+          <w:rFonts w:hint="eastAsia"/>
+        </w:rPr>
+        <w:t>和</w:t>
+      </w:r>
+      <w:r>
+        <w:rPr>
+          <w:rFonts w:hint="eastAsia"/>
+        </w:rPr>
+        <w:t>Card2</w:t>
+      </w:r>
+      <w:r>
+        <w:rPr>
+          <w:rFonts w:hint="eastAsia"/>
+        </w:rPr>
+        <w:t>要修改对应的</w:t>
+      </w:r>
+      <w:proofErr w:type="spellStart"/>
+      <w:r>
+        <w:rPr>
+          <w:rFonts w:hint="eastAsia"/>
+        </w:rPr>
+        <w:t>CardNum</w:t>
+      </w:r>
+      <w:proofErr w:type="spellEnd"/>
+    </w:p>
+    <w:p>
+      <w:r>
+        <w:rPr>
+          <w:rFonts w:hint="eastAsia"/>
+        </w:rPr>
+        <w:t>信号源输入</w:t>
+      </w:r>
+      <w:r>
+        <w:rPr>
+          <w:rFonts w:hint="eastAsia"/>
+        </w:rPr>
+        <w:t>615.4MHz</w:t>
+      </w:r>
+      <w:r>
+        <w:rPr>
+          <w:rFonts w:hint="eastAsia"/>
+        </w:rPr>
+        <w:t>信号，幅度为</w:t>
+      </w:r>
+      <w:r>
+        <w:rPr>
+          <w:rFonts w:hint="eastAsia"/>
+        </w:rPr>
+        <w:t>-20</w:t>
+      </w:r>
+      <w:r>
+        <w:rPr>
+          <w:rFonts w:hint="eastAsia"/>
+        </w:rPr>
+        <w:t>，采样点</w:t>
+      </w:r>
+    </w:p>
+    <w:p>
+      <w:r>
+        <w:rPr>
+          <w:rFonts w:hint="eastAsia"/>
+        </w:rPr>
+        <w:t>64322770-64323192</w:t>
+      </w:r>
+    </w:p>
+    <w:p>
+      <w:r>
+        <w:rPr>
+          <w:noProof/>
+        </w:rPr>
+        <w:lastRenderedPageBreak/>
+        <w:drawing>
+          <wp:inline distT="0" distB="0" distL="0" distR="0" wp14:anchorId="6222CFAA" wp14:editId="6C8597AE">
+            <wp:extent cx="1473276" cy="1682836"/>
+            <wp:effectExtent l="0" t="0" r="0" b="0"/>
+            <wp:docPr id="1143643768" name="图片 1"/>
+            <wp:cNvGraphicFramePr>
+              <a:graphicFrameLocks xmlns:a="http://schemas.openxmlformats.org/drawingml/2006/main" noChangeAspect="1"/>
+            </wp:cNvGraphicFramePr>
+            <a:graphic xmlns:a="http://schemas.openxmlformats.org/drawingml/2006/main">
+              <a:graphicData uri="http://schemas.openxmlformats.org/drawingml/2006/picture">
+                <pic:pic xmlns:pic="http://schemas.openxmlformats.org/drawingml/2006/picture">
+                  <pic:nvPicPr>
+                    <pic:cNvPr id="1143643768" name=""/>
+                    <pic:cNvPicPr/>
+                  </pic:nvPicPr>
+                  <pic:blipFill>
+                    <a:blip r:embed="rId60"/>
+                    <a:stretch>
+                      <a:fillRect/>
+                    </a:stretch>
+                  </pic:blipFill>
+                  <pic:spPr>
+                    <a:xfrm>
+                      <a:off x="0" y="0"/>
+                      <a:ext cx="1473276" cy="1682836"/>
+                    </a:xfrm>
+                    <a:prstGeom prst="rect">
+                      <a:avLst/>
+                    </a:prstGeom>
+                  </pic:spPr>
+                </pic:pic>
+              </a:graphicData>
+            </a:graphic>
+          </wp:inline>
+        </w:drawing>
+      </w:r>
+    </w:p>
+    <w:p>
+      <w:r>
+        <w:rPr>
+          <w:rFonts w:hint="eastAsia"/>
+        </w:rPr>
+        <w:t>采样率也是对的</w:t>
+      </w:r>
+    </w:p>
+    <w:p/>
+    <w:p>
+      <w:pPr>
+        <w:pStyle w:val="1"/>
+      </w:pPr>
+      <w:r>
+        <w:rPr>
+          <w:rFonts w:hint="eastAsia"/>
+        </w:rPr>
+        <w:t>2026/7/28</w:t>
+      </w:r>
+    </w:p>
+    <w:p>
+      <w:r>
+        <w:rPr>
+          <w:rFonts w:hint="eastAsia"/>
+        </w:rPr>
+        <w:t>X</w:t>
+      </w:r>
+      <w:r>
+        <w:rPr>
+          <w:rFonts w:hint="eastAsia"/>
+        </w:rPr>
+        <w:t>波段宽带</w:t>
+      </w:r>
+      <w:r>
+        <w:rPr>
+          <w:rFonts w:hint="eastAsia"/>
+        </w:rPr>
+        <w:t>-&gt;</w:t>
+      </w:r>
+      <w:r>
+        <w:rPr>
+          <w:rFonts w:hint="eastAsia"/>
+        </w:rPr>
+        <w:t>有源功分器输入</w:t>
+      </w:r>
+      <w:r>
+        <w:rPr>
+          <w:rFonts w:hint="eastAsia"/>
+        </w:rPr>
+        <w:t>1-&gt;</w:t>
+      </w:r>
+      <w:r>
+        <w:rPr>
+          <w:rFonts w:hint="eastAsia"/>
+        </w:rPr>
+        <w:t>有源功分器输出</w:t>
+      </w:r>
+      <w:r>
+        <w:rPr>
+          <w:rFonts w:hint="eastAsia"/>
+        </w:rPr>
+        <w:t>1-2 -&gt; RF in 2 -&gt; IF out2 -&gt; Card2</w:t>
+      </w:r>
+    </w:p>
+    <w:p>
+      <w:r>
+        <w:rPr>
+          <w:rFonts w:hint="eastAsia"/>
+        </w:rPr>
+        <w:t>S</w:t>
+      </w:r>
+      <w:r>
+        <w:rPr>
+          <w:rFonts w:hint="eastAsia"/>
+        </w:rPr>
+        <w:t>波段窄带</w:t>
+      </w:r>
+      <w:r>
+        <w:rPr>
+          <w:rFonts w:hint="eastAsia"/>
+        </w:rPr>
+        <w:t>-&gt;</w:t>
+      </w:r>
+      <w:r>
+        <w:rPr>
+          <w:rFonts w:hint="eastAsia"/>
+        </w:rPr>
+        <w:t>有源功分器输入</w:t>
+      </w:r>
+      <w:r>
+        <w:rPr>
+          <w:rFonts w:hint="eastAsia"/>
+        </w:rPr>
+        <w:t>2-&gt;</w:t>
+      </w:r>
+      <w:r>
+        <w:rPr>
+          <w:rFonts w:hint="eastAsia"/>
+        </w:rPr>
+        <w:t>有源功分器输出</w:t>
+      </w:r>
+      <w:r>
+        <w:rPr>
+          <w:rFonts w:hint="eastAsia"/>
+        </w:rPr>
+        <w:t>2-2-&gt;RF in 1 -&gt; IF out 1 -&gt; Card 1</w:t>
+      </w:r>
+    </w:p>
+    <w:p>
+      <w:pPr>
+        <w:rPr>
+          <w:rFonts w:hint="eastAsia"/>
+        </w:rPr>
+      </w:pPr>
+      <w:r>
+        <w:rPr>
+          <w:rFonts w:hint="eastAsia"/>
+        </w:rPr>
+        <w:t>QPSK</w:t>
+      </w:r>
+      <w:r>
+        <w:rPr>
+          <w:rFonts w:hint="eastAsia"/>
+        </w:rPr>
+        <w:t>的频偏只能从</w:t>
+      </w:r>
+      <w:r>
+        <w:rPr>
+          <w:rFonts w:hint="eastAsia"/>
+        </w:rPr>
+        <w:t>4</w:t>
+      </w:r>
+      <w:r>
+        <w:rPr>
+          <w:rFonts w:hint="eastAsia"/>
+        </w:rPr>
+        <w:t>次方谱获得</w:t>
+      </w:r>
+    </w:p>
+    <w:p>
+      <w:r>
+        <w:drawing>
+          <wp:inline distT="0" distB="0" distL="0" distR="0" wp14:anchorId="6FCD7ABA" wp14:editId="55F12392">
+            <wp:extent cx="5274310" cy="2840990"/>
+            <wp:effectExtent l="0" t="0" r="2540" b="0"/>
+            <wp:docPr id="1346165399" name="图片 1"/>
+            <wp:cNvGraphicFramePr>
+              <a:graphicFrameLocks xmlns:a="http://schemas.openxmlformats.org/drawingml/2006/main" noChangeAspect="1"/>
+            </wp:cNvGraphicFramePr>
+            <a:graphic xmlns:a="http://schemas.openxmlformats.org/drawingml/2006/main">
+              <a:graphicData uri="http://schemas.openxmlformats.org/drawingml/2006/picture">
+                <pic:pic xmlns:pic="http://schemas.openxmlformats.org/drawingml/2006/picture">
+                  <pic:nvPicPr>
+                    <pic:cNvPr id="1346165399" name=""/>
+                    <pic:cNvPicPr/>
+                  </pic:nvPicPr>
+                  <pic:blipFill>
+                    <a:blip r:embed="rId61"/>
+                    <a:stretch>
+                      <a:fillRect/>
+                    </a:stretch>
+                  </pic:blipFill>
+                  <pic:spPr>
+                    <a:xfrm>
+                      <a:off x="0" y="0"/>
+                      <a:ext cx="5274310" cy="2840990"/>
+                    </a:xfrm>
+                    <a:prstGeom prst="rect">
+                      <a:avLst/>
+                    </a:prstGeom>
+                  </pic:spPr>
+                </pic:pic>
+              </a:graphicData>
+            </a:graphic>
+          </wp:inline>
+        </w:drawing>
+      </w:r>
+    </w:p>
+    <w:p>
+      <w:r>
+        <w:lastRenderedPageBreak/>
+        <w:drawing>
+          <wp:inline distT="0" distB="0" distL="0" distR="0" wp14:anchorId="4C17D112" wp14:editId="48BC7B40">
+            <wp:extent cx="4769095" cy="4388076"/>
+            <wp:effectExtent l="0" t="0" r="0" b="0"/>
+            <wp:docPr id="1477263284" name="图片 1"/>
+            <wp:cNvGraphicFramePr>
+              <a:graphicFrameLocks xmlns:a="http://schemas.openxmlformats.org/drawingml/2006/main" noChangeAspect="1"/>
+            </wp:cNvGraphicFramePr>
+            <a:graphic xmlns:a="http://schemas.openxmlformats.org/drawingml/2006/main">
+              <a:graphicData uri="http://schemas.openxmlformats.org/drawingml/2006/picture">
+                <pic:pic xmlns:pic="http://schemas.openxmlformats.org/drawingml/2006/picture">
+                  <pic:nvPicPr>
+                    <pic:cNvPr id="1477263284" name=""/>
+                    <pic:cNvPicPr/>
+                  </pic:nvPicPr>
+                  <pic:blipFill>
+                    <a:blip r:embed="rId62"/>
+                    <a:stretch>
+                      <a:fillRect/>
+                    </a:stretch>
+                  </pic:blipFill>
+                  <pic:spPr>
+                    <a:xfrm>
+                      <a:off x="0" y="0"/>
+                      <a:ext cx="4769095" cy="4388076"/>
+                    </a:xfrm>
+                    <a:prstGeom prst="rect">
+                      <a:avLst/>
+                    </a:prstGeom>
+                  </pic:spPr>
+                </pic:pic>
+              </a:graphicData>
+            </a:graphic>
+          </wp:inline>
+        </w:drawing>
+      </w:r>
+    </w:p>
+    <w:p>
+      <w:r>
+        <w:lastRenderedPageBreak/>
+        <w:drawing>
+          <wp:inline distT="0" distB="0" distL="0" distR="0" wp14:anchorId="7CEAD5CD" wp14:editId="58190166">
+            <wp:extent cx="4311872" cy="4807197"/>
+            <wp:effectExtent l="0" t="0" r="0" b="0"/>
+            <wp:docPr id="1562783804" name="图片 1"/>
+            <wp:cNvGraphicFramePr>
+              <a:graphicFrameLocks xmlns:a="http://schemas.openxmlformats.org/drawingml/2006/main" noChangeAspect="1"/>
+            </wp:cNvGraphicFramePr>
+            <a:graphic xmlns:a="http://schemas.openxmlformats.org/drawingml/2006/main">
+              <a:graphicData uri="http://schemas.openxmlformats.org/drawingml/2006/picture">
+                <pic:pic xmlns:pic="http://schemas.openxmlformats.org/drawingml/2006/picture">
+                  <pic:nvPicPr>
+                    <pic:cNvPr id="1562783804" name=""/>
+                    <pic:cNvPicPr/>
+                  </pic:nvPicPr>
+                  <pic:blipFill>
+                    <a:blip r:embed="rId63"/>
+                    <a:stretch>
+                      <a:fillRect/>
+                    </a:stretch>
+                  </pic:blipFill>
+                  <pic:spPr>
+                    <a:xfrm>
+                      <a:off x="0" y="0"/>
+                      <a:ext cx="4311872" cy="4807197"/>
+                    </a:xfrm>
+                    <a:prstGeom prst="rect">
+                      <a:avLst/>
+                    </a:prstGeom>
+                  </pic:spPr>
+                </pic:pic>
+              </a:graphicData>
+            </a:graphic>
+          </wp:inline>
+        </w:drawing>
+      </w:r>
+    </w:p>
+    <w:p>
+      <w:r>
+        <w:rPr>
+          <w:rFonts w:hint="eastAsia"/>
+        </w:rPr>
+        <w:t>从天线下来的信号电平太大了，所以直接触发解调链路了</w:t>
+      </w:r>
+    </w:p>
+    <w:p>
+      <w:r>
+        <w:rPr>
+          <w:rFonts w:hint="eastAsia"/>
+        </w:rPr>
+        <w:t>只能把信号噪声门限提高。改到</w:t>
+      </w:r>
+      <w:r>
+        <w:rPr>
+          <w:rFonts w:hint="eastAsia"/>
+        </w:rPr>
+        <w:t xml:space="preserve">d4000 0000 </w:t>
+      </w:r>
+      <w:proofErr w:type="gramStart"/>
+      <w:r>
+        <w:rPr>
+          <w:rFonts w:hint="eastAsia"/>
+        </w:rPr>
+        <w:t>(h2625A00)</w:t>
+      </w:r>
+      <w:proofErr w:type="gramEnd"/>
+      <w:r>
+        <w:rPr>
+          <w:rFonts w:hint="eastAsia"/>
+        </w:rPr>
+        <w:t>就好多了</w:t>
+      </w:r>
+    </w:p>
+    <w:p>
+      <w:pPr>
+        <w:rPr>
+          <w:rFonts w:hint="eastAsia"/>
+        </w:rPr>
+      </w:pPr>
+      <w:r>
+        <w:rPr>
+          <w:rFonts w:hint="eastAsia"/>
+        </w:rPr>
+        <w:t>信号源注入真实信号，</w:t>
+      </w:r>
+      <w:proofErr w:type="spellStart"/>
+      <w:r>
+        <w:rPr>
+          <w:rFonts w:hint="eastAsia"/>
+        </w:rPr>
+        <w:t>power_out</w:t>
+      </w:r>
+      <w:proofErr w:type="spellEnd"/>
+      <w:r>
+        <w:rPr>
+          <w:rFonts w:hint="eastAsia"/>
+        </w:rPr>
+        <w:t xml:space="preserve"> = d400000 </w:t>
+      </w:r>
+      <w:r>
+        <w:rPr>
+          <w:rFonts w:hint="eastAsia"/>
+        </w:rPr>
+        <w:t>以上</w:t>
+      </w:r>
+    </w:p>
+    <w:p>
+      <w:r>
+        <w:drawing>
+          <wp:inline distT="0" distB="0" distL="0" distR="0" wp14:anchorId="7FA40DF6" wp14:editId="53B89059">
+            <wp:extent cx="2844946" cy="2559182"/>
+            <wp:effectExtent l="0" t="0" r="0" b="0"/>
+            <wp:docPr id="2137123631" name="图片 1"/>
+            <wp:cNvGraphicFramePr>
+              <a:graphicFrameLocks xmlns:a="http://schemas.openxmlformats.org/drawingml/2006/main" noChangeAspect="1"/>
+            </wp:cNvGraphicFramePr>
+            <a:graphic xmlns:a="http://schemas.openxmlformats.org/drawingml/2006/main">
+              <a:graphicData uri="http://schemas.openxmlformats.org/drawingml/2006/picture">
+                <pic:pic xmlns:pic="http://schemas.openxmlformats.org/drawingml/2006/picture">
+                  <pic:nvPicPr>
+                    <pic:cNvPr id="2137123631" name=""/>
+                    <pic:cNvPicPr/>
+                  </pic:nvPicPr>
+                  <pic:blipFill>
+                    <a:blip r:embed="rId64"/>
+                    <a:stretch>
+                      <a:fillRect/>
+                    </a:stretch>
+                  </pic:blipFill>
+                  <pic:spPr>
+                    <a:xfrm>
+                      <a:off x="0" y="0"/>
+                      <a:ext cx="2844946" cy="2559182"/>
+                    </a:xfrm>
+                    <a:prstGeom prst="rect">
+                      <a:avLst/>
+                    </a:prstGeom>
+                  </pic:spPr>
+                </pic:pic>
+              </a:graphicData>
+            </a:graphic>
+          </wp:inline>
+        </w:drawing>
+      </w:r>
+    </w:p>
+    <w:p>
+      <w:r>
+        <w:rPr>
+          <w:rFonts w:hint="eastAsia"/>
+        </w:rPr>
+        <w:t>接入天线信号</w:t>
+      </w:r>
+    </w:p>
+    <w:p>
+      <w:r>
+        <w:lastRenderedPageBreak/>
+        <w:drawing>
+          <wp:inline distT="0" distB="0" distL="0" distR="0" wp14:anchorId="6A9E6454" wp14:editId="597BE7DF">
+            <wp:extent cx="2857647" cy="2578233"/>
+            <wp:effectExtent l="0" t="0" r="0" b="0"/>
+            <wp:docPr id="65612819" name="图片 1"/>
+            <wp:cNvGraphicFramePr>
+              <a:graphicFrameLocks xmlns:a="http://schemas.openxmlformats.org/drawingml/2006/main" noChangeAspect="1"/>
+            </wp:cNvGraphicFramePr>
+            <a:graphic xmlns:a="http://schemas.openxmlformats.org/drawingml/2006/main">
+              <a:graphicData uri="http://schemas.openxmlformats.org/drawingml/2006/picture">
+                <pic:pic xmlns:pic="http://schemas.openxmlformats.org/drawingml/2006/picture">
+                  <pic:nvPicPr>
+                    <pic:cNvPr id="65612819" name=""/>
+                    <pic:cNvPicPr/>
+                  </pic:nvPicPr>
+                  <pic:blipFill>
+                    <a:blip r:embed="rId65"/>
+                    <a:stretch>
+                      <a:fillRect/>
+                    </a:stretch>
+                  </pic:blipFill>
+                  <pic:spPr>
+                    <a:xfrm>
+                      <a:off x="0" y="0"/>
+                      <a:ext cx="2857647" cy="2578233"/>
+                    </a:xfrm>
+                    <a:prstGeom prst="rect">
+                      <a:avLst/>
+                    </a:prstGeom>
+                  </pic:spPr>
+                </pic:pic>
+              </a:graphicData>
+            </a:graphic>
+          </wp:inline>
+        </w:drawing>
+      </w:r>
+    </w:p>
+    <w:p>
+      <w:r>
+        <w:drawing>
+          <wp:inline distT="0" distB="0" distL="0" distR="0" wp14:anchorId="1A6BB49E" wp14:editId="2746F5C7">
+            <wp:extent cx="5274310" cy="3968750"/>
+            <wp:effectExtent l="0" t="0" r="2540" b="0"/>
+            <wp:docPr id="726987143" name="图片 1"/>
+            <wp:cNvGraphicFramePr>
+              <a:graphicFrameLocks xmlns:a="http://schemas.openxmlformats.org/drawingml/2006/main" noChangeAspect="1"/>
+            </wp:cNvGraphicFramePr>
+            <a:graphic xmlns:a="http://schemas.openxmlformats.org/drawingml/2006/main">
+              <a:graphicData uri="http://schemas.openxmlformats.org/drawingml/2006/picture">
+                <pic:pic xmlns:pic="http://schemas.openxmlformats.org/drawingml/2006/picture">
+                  <pic:nvPicPr>
+                    <pic:cNvPr id="726987143" name=""/>
+                    <pic:cNvPicPr/>
+                  </pic:nvPicPr>
+                  <pic:blipFill>
+                    <a:blip r:embed="rId66"/>
+                    <a:stretch>
+                      <a:fillRect/>
+                    </a:stretch>
+                  </pic:blipFill>
+                  <pic:spPr>
+                    <a:xfrm>
+                      <a:off x="0" y="0"/>
+                      <a:ext cx="5274310" cy="3968750"/>
+                    </a:xfrm>
+                    <a:prstGeom prst="rect">
+                      <a:avLst/>
+                    </a:prstGeom>
+                  </pic:spPr>
+                </pic:pic>
+              </a:graphicData>
+            </a:graphic>
+          </wp:inline>
+        </w:drawing>
+      </w:r>
+    </w:p>
+    <w:p>
+      <w:r>
+        <w:rPr>
+          <w:rFonts w:hint="eastAsia"/>
+        </w:rPr>
+        <w:t>需要提高</w:t>
+      </w:r>
+      <w:r>
+        <w:rPr>
+          <w:rFonts w:hint="eastAsia"/>
+        </w:rPr>
+        <w:t>TLL</w:t>
+      </w:r>
+      <w:r>
+        <w:rPr>
+          <w:rFonts w:hint="eastAsia"/>
+        </w:rPr>
+        <w:t>的锁定门限，现在</w:t>
+      </w:r>
+      <w:r>
+        <w:rPr>
+          <w:rFonts w:hint="eastAsia"/>
+        </w:rPr>
+        <w:t>512</w:t>
+      </w:r>
+      <w:r>
+        <w:rPr>
+          <w:rFonts w:hint="eastAsia"/>
+        </w:rPr>
+        <w:t>太低了，容易误同步</w:t>
+      </w:r>
+    </w:p>
+    <w:p>
+      <w:r>
+        <w:lastRenderedPageBreak/>
+        <w:drawing>
+          <wp:inline distT="0" distB="0" distL="0" distR="0" wp14:anchorId="62393E51" wp14:editId="49188B9E">
+            <wp:extent cx="3429176" cy="3543482"/>
+            <wp:effectExtent l="0" t="0" r="0" b="0"/>
+            <wp:docPr id="327050190" name="图片 1"/>
+            <wp:cNvGraphicFramePr>
+              <a:graphicFrameLocks xmlns:a="http://schemas.openxmlformats.org/drawingml/2006/main" noChangeAspect="1"/>
+            </wp:cNvGraphicFramePr>
+            <a:graphic xmlns:a="http://schemas.openxmlformats.org/drawingml/2006/main">
+              <a:graphicData uri="http://schemas.openxmlformats.org/drawingml/2006/picture">
+                <pic:pic xmlns:pic="http://schemas.openxmlformats.org/drawingml/2006/picture">
+                  <pic:nvPicPr>
+                    <pic:cNvPr id="327050190" name=""/>
+                    <pic:cNvPicPr/>
+                  </pic:nvPicPr>
+                  <pic:blipFill>
+                    <a:blip r:embed="rId67"/>
+                    <a:stretch>
+                      <a:fillRect/>
+                    </a:stretch>
+                  </pic:blipFill>
+                  <pic:spPr>
+                    <a:xfrm>
+                      <a:off x="0" y="0"/>
+                      <a:ext cx="3429176" cy="3543482"/>
+                    </a:xfrm>
+                    <a:prstGeom prst="rect">
+                      <a:avLst/>
+                    </a:prstGeom>
+                  </pic:spPr>
+                </pic:pic>
+              </a:graphicData>
+            </a:graphic>
+          </wp:inline>
+        </w:drawing>
+      </w:r>
+    </w:p>
+    <w:p>
+      <w:r>
+        <w:rPr>
+          <w:rFonts w:hint="eastAsia"/>
+        </w:rPr>
+        <w:t>用真实信号，都大于</w:t>
+      </w:r>
+      <w:r>
+        <w:rPr>
+          <w:rFonts w:hint="eastAsia"/>
+        </w:rPr>
+        <w:t>1000</w:t>
+      </w:r>
+      <w:r>
+        <w:rPr>
+          <w:rFonts w:hint="eastAsia"/>
+        </w:rPr>
+        <w:t>了，因此可以适当提高。用天线信号来测，这个值一般在</w:t>
+      </w:r>
+      <w:r>
+        <w:rPr>
+          <w:rFonts w:hint="eastAsia"/>
+        </w:rPr>
+        <w:t>600</w:t>
+      </w:r>
+      <w:r>
+        <w:rPr>
+          <w:rFonts w:hint="eastAsia"/>
+        </w:rPr>
+        <w:t>左右，因此如果设置为</w:t>
+      </w:r>
+      <w:r>
+        <w:rPr>
+          <w:rFonts w:hint="eastAsia"/>
+        </w:rPr>
+        <w:t>512</w:t>
+      </w:r>
+      <w:r>
+        <w:rPr>
+          <w:rFonts w:hint="eastAsia"/>
+        </w:rPr>
+        <w:t>太低了！</w:t>
+      </w:r>
+    </w:p>
+    <w:p>
+      <w:pPr>
+        <w:rPr>
+          <w:rFonts w:hint="eastAsia"/>
+        </w:rPr>
+      </w:pPr>
+    </w:p>
+    <w:p>
+      <w:pPr>
+        <w:rPr>
+          <w:rFonts w:hint="eastAsia"/>
+        </w:rPr>
+      </w:pPr>
+      <w:r>
+        <w:drawing>
+          <wp:inline distT="0" distB="0" distL="0" distR="0" wp14:anchorId="42E3409E" wp14:editId="2332CA63">
+            <wp:extent cx="4711942" cy="2692538"/>
+            <wp:effectExtent l="0" t="0" r="0" b="0"/>
+            <wp:docPr id="142332831" name="图片 1"/>
+            <wp:cNvGraphicFramePr>
+              <a:graphicFrameLocks xmlns:a="http://schemas.openxmlformats.org/drawingml/2006/main" noChangeAspect="1"/>
+            </wp:cNvGraphicFramePr>
+            <a:graphic xmlns:a="http://schemas.openxmlformats.org/drawingml/2006/main">
+              <a:graphicData uri="http://schemas.openxmlformats.org/drawingml/2006/picture">
+                <pic:pic xmlns:pic="http://schemas.openxmlformats.org/drawingml/2006/picture">
+                  <pic:nvPicPr>
+                    <pic:cNvPr id="142332831" name=""/>
+                    <pic:cNvPicPr/>
+                  </pic:nvPicPr>
+                  <pic:blipFill>
+                    <a:blip r:embed="rId68"/>
+                    <a:stretch>
+                      <a:fillRect/>
+                    </a:stretch>
+                  </pic:blipFill>
+                  <pic:spPr>
+                    <a:xfrm>
+                      <a:off x="0" y="0"/>
+                      <a:ext cx="4711942" cy="2692538"/>
+                    </a:xfrm>
+                    <a:prstGeom prst="rect">
+                      <a:avLst/>
+                    </a:prstGeom>
+                  </pic:spPr>
+                </pic:pic>
+              </a:graphicData>
+            </a:graphic>
+          </wp:inline>
+        </w:drawing>
+      </w:r>
     </w:p>
     <w:sectPr>
       <w:pgSz w:w="11906" w:h="16838"/>

--- a/doc/log_hs_dem.docx
+++ b/doc/log_hs_dem.docx
@@ -1,6 +1,6 @@
 
 <file path=word/document.xml><?xml version="1.0" encoding="utf-8"?>
-<w:document xmlns:wpc="http://schemas.microsoft.com/office/word/2010/wordprocessingCanvas" xmlns:cx="http://schemas.microsoft.com/office/drawing/2014/chartex" xmlns:cx1="http://schemas.microsoft.com/office/drawing/2015/9/8/chartex" xmlns:cx2="http://schemas.microsoft.com/office/drawing/2015/10/21/chartex" xmlns:cx3="http://schemas.microsoft.com/office/drawing/2016/5/9/chartex" xmlns:cx4="http://schemas.microsoft.com/office/drawing/2016/5/10/chartex" xmlns:cx5="http://schemas.microsoft.com/office/drawing/2016/5/11/chartex" xmlns:cx6="http://schemas.microsoft.com/office/drawing/2016/5/12/chartex" xmlns:cx7="http://schemas.microsoft.com/office/drawing/2016/5/13/chartex" xmlns:cx8="http://schemas.microsoft.com/office/drawing/2016/5/14/chartex" xmlns:mc="http://schemas.openxmlformats.org/markup-compatibility/2006" xmlns:aink="http://schemas.microsoft.com/office/drawing/2016/ink" xmlns:am3d="http://schemas.microsoft.com/office/drawing/2017/model3d" xmlns:o="urn:schemas-microsoft-com:office:office" xmlns:oel="http://schemas.microsoft.com/office/2019/extlst" xmlns:r="http://schemas.openxmlformats.org/officeDocument/2006/relationships" xmlns:m="http://schemas.openxmlformats.org/officeDocument/2006/math" xmlns:v="urn:schemas-microsoft-com:vml" xmlns:wp14="http://schemas.microsoft.com/office/word/2010/wordprocessingDrawing" xmlns:wp="http://schemas.openxmlformats.org/drawingml/2006/wordprocessingDrawing" xmlns:w10="urn:schemas-microsoft-com:office:word" xmlns:w="http://schemas.openxmlformats.org/wordprocessingml/2006/main" xmlns:w14="http://schemas.microsoft.com/office/word/2010/wordml" xmlns:w15="http://schemas.microsoft.com/office/word/2012/wordml" xmlns:w16cex="http://schemas.microsoft.com/office/word/2018/wordml/cex" xmlns:w16cid="http://schemas.microsoft.com/office/word/2016/wordml/cid" xmlns:w16="http://schemas.microsoft.com/office/word/2018/wordml" xmlns:w16du="http://schemas.microsoft.com/office/word/2023/wordml/word16du" xmlns:w16sdtdh="http://schemas.microsoft.com/office/word/2020/wordml/sdtdatahash" xmlns:w16sdtfl="http://schemas.microsoft.com/office/word/2024/wordml/sdtformatlock" xmlns:w16se="http://schemas.microsoft.com/office/word/2015/wordml/symex" xmlns:wpg="http://schemas.microsoft.com/office/word/2010/wordprocessingGroup" xmlns:wpi="http://schemas.microsoft.com/office/word/2010/wordprocessingInk" xmlns:wne="http://schemas.microsoft.com/office/word/2006/wordml" xmlns:wps="http://schemas.microsoft.com/office/word/2010/wordprocessingShape" mc:Ignorable="w14 w15 w16se w16cid w16 w16cex w16sdtdh w16sdtfl w16du wp14">
+<w:document xmlns:wpc="http://schemas.microsoft.com/office/word/2010/wordprocessingCanvas" xmlns:cx="http://schemas.microsoft.com/office/drawing/2014/chartex" xmlns:cx1="http://schemas.microsoft.com/office/drawing/2015/9/8/chartex" xmlns:cx2="http://schemas.microsoft.com/office/drawing/2015/10/21/chartex" xmlns:cx3="http://schemas.microsoft.com/office/drawing/2016/5/9/chartex" xmlns:cx4="http://schemas.microsoft.com/office/drawing/2016/5/10/chartex" xmlns:cx5="http://schemas.microsoft.com/office/drawing/2016/5/11/chartex" xmlns:cx6="http://schemas.microsoft.com/office/drawing/2016/5/12/chartex" xmlns:cx7="http://schemas.microsoft.com/office/drawing/2016/5/13/chartex" xmlns:cx8="http://schemas.microsoft.com/office/drawing/2016/5/14/chartex" xmlns:mc="http://schemas.openxmlformats.org/markup-compatibility/2006" xmlns:aink="http://schemas.microsoft.com/office/drawing/2016/ink" xmlns:am3d="http://schemas.microsoft.com/office/drawing/2017/model3d" xmlns:o="urn:schemas-microsoft-com:office:office" xmlns:oel="http://schemas.microsoft.com/office/2019/extlst" xmlns:r="http://schemas.openxmlformats.org/officeDocument/2006/relationships" xmlns:m="http://schemas.openxmlformats.org/officeDocument/2006/math" xmlns:v="urn:schemas-microsoft-com:vml" xmlns:wp14="http://schemas.microsoft.com/office/word/2010/wordprocessingDrawing" xmlns:wp="http://schemas.openxmlformats.org/drawingml/2006/wordprocessingDrawing" xmlns:w10="urn:schemas-microsoft-com:office:word" xmlns:w="http://schemas.openxmlformats.org/wordprocessingml/2006/main" xmlns:w14="http://schemas.microsoft.com/office/word/2010/wordml" xmlns:w15="http://schemas.microsoft.com/office/word/2012/wordml" xmlns:w16cei="http://schemas.microsoft.com/office/word/2026/wordml/cei" xmlns:w16cex="http://schemas.microsoft.com/office/word/2018/wordml/cex" xmlns:w16cid="http://schemas.microsoft.com/office/word/2016/wordml/cid" xmlns:w16="http://schemas.microsoft.com/office/word/2018/wordml" xmlns:w16du="http://schemas.microsoft.com/office/word/2023/wordml/word16du" xmlns:w16sdtdh="http://schemas.microsoft.com/office/word/2020/wordml/sdtdatahash" xmlns:w16sdtfl="http://schemas.microsoft.com/office/word/2024/wordml/sdtformatlock" xmlns:w16se="http://schemas.microsoft.com/office/word/2015/wordml/symex" xmlns:wpg="http://schemas.microsoft.com/office/word/2010/wordprocessingGroup" xmlns:wpi="http://schemas.microsoft.com/office/word/2010/wordprocessingInk" xmlns:wne="http://schemas.microsoft.com/office/word/2006/wordml" xmlns:wps="http://schemas.microsoft.com/office/word/2010/wordprocessingShape" mc:Ignorable="w14 w15 w16se w16cid w16 w16cex w16sdtdh w16sdtfl w16du wp14">
   <w:body>
     <w:p>
       <w:pPr>
@@ -44,14 +44,12 @@
         </w:rPr>
         <w:t>）的波形，进行仿真，</w:t>
       </w:r>
-      <w:proofErr w:type="spellStart"/>
       <w:r>
         <w:rPr>
           <w:rFonts w:hint="eastAsia"/>
         </w:rPr>
         <w:t>modelsim</w:t>
       </w:r>
-      <w:proofErr w:type="spellEnd"/>
       <w:r>
         <w:rPr>
           <w:rFonts w:hint="eastAsia"/>
@@ -253,14 +251,12 @@
         </w:rPr>
         <w:t>的数据导出来，用</w:t>
       </w:r>
-      <w:proofErr w:type="spellStart"/>
       <w:r>
         <w:rPr>
           <w:rFonts w:hint="eastAsia"/>
         </w:rPr>
         <w:t>matlab</w:t>
       </w:r>
-      <w:proofErr w:type="spellEnd"/>
       <w:r>
         <w:rPr>
           <w:rFonts w:hint="eastAsia"/>
@@ -276,14 +272,12 @@
         </w:rPr>
         <w:t>还需要增加状态机。在</w:t>
       </w:r>
-      <w:proofErr w:type="spellStart"/>
       <w:r>
         <w:rPr>
           <w:rFonts w:hint="eastAsia"/>
         </w:rPr>
         <w:t>agc</w:t>
       </w:r>
-      <w:proofErr w:type="spellEnd"/>
       <w:r>
         <w:rPr>
           <w:rFonts w:hint="eastAsia"/>
@@ -1602,14 +1596,7 @@
         <w:rPr>
           <w:rFonts w:hint="eastAsia"/>
         </w:rPr>
-        <w:t>跟踪速率太</w:t>
-      </w:r>
-      <w:proofErr w:type="gramStart"/>
-      <w:r>
-        <w:rPr>
-          <w:rFonts w:hint="eastAsia"/>
-        </w:rPr>
-        <w:t>慢！</w:t>
+        <w:t>跟踪速率太慢！</w:t>
       </w:r>
       <w:r>
         <w:rPr>
@@ -1617,7 +1604,6 @@
         </w:rPr>
         <w:t>！！</w:t>
       </w:r>
-      <w:proofErr w:type="gramEnd"/>
     </w:p>
     <w:p>
       <w:pPr>
@@ -2387,14 +2373,12 @@
         </w:rPr>
         <w:t>抓了些</w:t>
       </w:r>
-      <w:proofErr w:type="spellStart"/>
       <w:r>
         <w:rPr>
           <w:rFonts w:hint="eastAsia"/>
         </w:rPr>
         <w:t>waveiq</w:t>
       </w:r>
-      <w:proofErr w:type="spellEnd"/>
       <w:r>
         <w:rPr>
           <w:rFonts w:hint="eastAsia"/>
@@ -2705,14 +2689,12 @@
         </w:rPr>
         <w:t>符号弄倒了，导致</w:t>
       </w:r>
-      <w:proofErr w:type="spellStart"/>
       <w:r>
         <w:rPr>
           <w:rFonts w:hint="eastAsia"/>
         </w:rPr>
         <w:t>phase_in</w:t>
       </w:r>
-      <w:proofErr w:type="spellEnd"/>
       <w:r>
         <w:rPr>
           <w:rFonts w:hint="eastAsia"/>
@@ -3359,14 +3341,12 @@
         </w:rPr>
         <w:t>要修改对应的</w:t>
       </w:r>
-      <w:proofErr w:type="spellStart"/>
       <w:r>
         <w:rPr>
           <w:rFonts w:hint="eastAsia"/>
         </w:rPr>
         <w:t>CardNum</w:t>
       </w:r>
-      <w:proofErr w:type="spellEnd"/>
     </w:p>
     <w:p>
       <w:r>
@@ -3560,11 +3540,6 @@
       </w:r>
     </w:p>
     <w:p>
-      <w:pPr>
-        <w:rPr>
-          <w:rFonts w:hint="eastAsia"/>
-        </w:rPr>
-      </w:pPr>
       <w:r>
         <w:rPr>
           <w:rFonts w:hint="eastAsia"/>
@@ -3592,6 +3567,9 @@
     </w:p>
     <w:p>
       <w:r>
+        <w:rPr>
+          <w:noProof/>
+        </w:rPr>
         <w:drawing>
           <wp:inline distT="0" distB="0" distL="0" distR="0" wp14:anchorId="6FCD7ABA" wp14:editId="55F12392">
             <wp:extent cx="5274310" cy="2840990"/>
@@ -3631,7 +3609,128 @@
     </w:p>
     <w:p>
       <w:r>
+        <w:rPr>
+          <w:rFonts w:hint="eastAsia"/>
+        </w:rPr>
+        <w:t>1397MHz,1.25Msps,QPSK</w:t>
+      </w:r>
+    </w:p>
+    <w:p>
+      <w:r>
+        <w:rPr>
+          <w:rFonts w:hint="eastAsia"/>
+        </w:rPr>
+        <w:t>1330MHz,105Msps,QPSK</w:t>
+      </w:r>
+    </w:p>
+    <w:p/>
+    <w:p>
+      <w:r>
+        <w:t>F</w:t>
+      </w:r>
+      <w:r>
+        <w:rPr>
+          <w:rFonts w:hint="eastAsia"/>
+        </w:rPr>
+        <w:t>lash</w:t>
+      </w:r>
+      <w:r>
+        <w:rPr>
+          <w:rFonts w:hint="eastAsia"/>
+        </w:rPr>
+        <w:t>型号</w:t>
+      </w:r>
+    </w:p>
+    <w:p>
+      <w:r>
+        <w:rPr>
+          <w:noProof/>
+        </w:rPr>
+        <w:drawing>
+          <wp:inline distT="0" distB="0" distL="0" distR="0" wp14:anchorId="74FD2697" wp14:editId="2EBE5E6D">
+            <wp:extent cx="2457576" cy="406421"/>
+            <wp:effectExtent l="0" t="0" r="0" b="0"/>
+            <wp:docPr id="597131087" name="图片 1"/>
+            <wp:cNvGraphicFramePr>
+              <a:graphicFrameLocks xmlns:a="http://schemas.openxmlformats.org/drawingml/2006/main" noChangeAspect="1"/>
+            </wp:cNvGraphicFramePr>
+            <a:graphic xmlns:a="http://schemas.openxmlformats.org/drawingml/2006/main">
+              <a:graphicData uri="http://schemas.openxmlformats.org/drawingml/2006/picture">
+                <pic:pic xmlns:pic="http://schemas.openxmlformats.org/drawingml/2006/picture">
+                  <pic:nvPicPr>
+                    <pic:cNvPr id="597131087" name=""/>
+                    <pic:cNvPicPr/>
+                  </pic:nvPicPr>
+                  <pic:blipFill>
+                    <a:blip r:embed="rId62"/>
+                    <a:stretch>
+                      <a:fillRect/>
+                    </a:stretch>
+                  </pic:blipFill>
+                  <pic:spPr>
+                    <a:xfrm>
+                      <a:off x="0" y="0"/>
+                      <a:ext cx="2457576" cy="406421"/>
+                    </a:xfrm>
+                    <a:prstGeom prst="rect">
+                      <a:avLst/>
+                    </a:prstGeom>
+                  </pic:spPr>
+                </pic:pic>
+              </a:graphicData>
+            </a:graphic>
+          </wp:inline>
+        </w:drawing>
+      </w:r>
+    </w:p>
+    <w:p>
+      <w:r>
+        <w:rPr>
+          <w:noProof/>
+        </w:rPr>
         <w:lastRenderedPageBreak/>
+        <w:drawing>
+          <wp:inline distT="0" distB="0" distL="0" distR="0" wp14:anchorId="1ED51CCF" wp14:editId="32C5E177">
+            <wp:extent cx="5274310" cy="2280920"/>
+            <wp:effectExtent l="0" t="0" r="2540" b="5080"/>
+            <wp:docPr id="1831889901" name="图片 1"/>
+            <wp:cNvGraphicFramePr>
+              <a:graphicFrameLocks xmlns:a="http://schemas.openxmlformats.org/drawingml/2006/main" noChangeAspect="1"/>
+            </wp:cNvGraphicFramePr>
+            <a:graphic xmlns:a="http://schemas.openxmlformats.org/drawingml/2006/main">
+              <a:graphicData uri="http://schemas.openxmlformats.org/drawingml/2006/picture">
+                <pic:pic xmlns:pic="http://schemas.openxmlformats.org/drawingml/2006/picture">
+                  <pic:nvPicPr>
+                    <pic:cNvPr id="1831889901" name=""/>
+                    <pic:cNvPicPr/>
+                  </pic:nvPicPr>
+                  <pic:blipFill>
+                    <a:blip r:embed="rId63"/>
+                    <a:stretch>
+                      <a:fillRect/>
+                    </a:stretch>
+                  </pic:blipFill>
+                  <pic:spPr>
+                    <a:xfrm>
+                      <a:off x="0" y="0"/>
+                      <a:ext cx="5274310" cy="2280920"/>
+                    </a:xfrm>
+                    <a:prstGeom prst="rect">
+                      <a:avLst/>
+                    </a:prstGeom>
+                  </pic:spPr>
+                </pic:pic>
+              </a:graphicData>
+            </a:graphic>
+          </wp:inline>
+        </w:drawing>
+      </w:r>
+    </w:p>
+    <w:p>
+      <w:r>
+        <w:rPr>
+          <w:noProof/>
+        </w:rPr>
         <w:drawing>
           <wp:inline distT="0" distB="0" distL="0" distR="0" wp14:anchorId="4C17D112" wp14:editId="48BC7B40">
             <wp:extent cx="4769095" cy="4388076"/>
@@ -3648,7 +3747,7 @@
                     <pic:cNvPicPr/>
                   </pic:nvPicPr>
                   <pic:blipFill>
-                    <a:blip r:embed="rId62"/>
+                    <a:blip r:embed="rId64"/>
                     <a:stretch>
                       <a:fillRect/>
                     </a:stretch>
@@ -3671,6 +3770,9 @@
     </w:p>
     <w:p>
       <w:r>
+        <w:rPr>
+          <w:noProof/>
+        </w:rPr>
         <w:lastRenderedPageBreak/>
         <w:drawing>
           <wp:inline distT="0" distB="0" distL="0" distR="0" wp14:anchorId="7CEAD5CD" wp14:editId="58190166">
@@ -3688,7 +3790,7 @@
                     <pic:cNvPicPr/>
                   </pic:nvPicPr>
                   <pic:blipFill>
-                    <a:blip r:embed="rId63"/>
+                    <a:blip r:embed="rId65"/>
                     <a:stretch>
                       <a:fillRect/>
                     </a:stretch>
@@ -3728,16 +3830,8 @@
         <w:rPr>
           <w:rFonts w:hint="eastAsia"/>
         </w:rPr>
-        <w:t xml:space="preserve">d4000 0000 </w:t>
-      </w:r>
-      <w:proofErr w:type="gramStart"/>
-      <w:r>
-        <w:rPr>
-          <w:rFonts w:hint="eastAsia"/>
-        </w:rPr>
-        <w:t>(h2625A00)</w:t>
-      </w:r>
-      <w:proofErr w:type="gramEnd"/>
+        <w:t>d4000 0000 (h2625A00)</w:t>
+      </w:r>
       <w:r>
         <w:rPr>
           <w:rFonts w:hint="eastAsia"/>
@@ -3746,30 +3840,17 @@
       </w:r>
     </w:p>
     <w:p>
-      <w:pPr>
-        <w:rPr>
-          <w:rFonts w:hint="eastAsia"/>
-        </w:rPr>
-      </w:pPr>
       <w:r>
         <w:rPr>
           <w:rFonts w:hint="eastAsia"/>
         </w:rPr>
         <w:t>信号源注入真实信号，</w:t>
       </w:r>
-      <w:proofErr w:type="spellStart"/>
-      <w:r>
-        <w:rPr>
-          <w:rFonts w:hint="eastAsia"/>
-        </w:rPr>
-        <w:t>power_out</w:t>
-      </w:r>
-      <w:proofErr w:type="spellEnd"/>
-      <w:r>
-        <w:rPr>
-          <w:rFonts w:hint="eastAsia"/>
-        </w:rPr>
-        <w:t xml:space="preserve"> = d400000 </w:t>
+      <w:r>
+        <w:rPr>
+          <w:rFonts w:hint="eastAsia"/>
+        </w:rPr>
+        <w:t xml:space="preserve">power_out = d400000 </w:t>
       </w:r>
       <w:r>
         <w:rPr>
@@ -3780,6 +3861,9 @@
     </w:p>
     <w:p>
       <w:r>
+        <w:rPr>
+          <w:noProof/>
+        </w:rPr>
         <w:drawing>
           <wp:inline distT="0" distB="0" distL="0" distR="0" wp14:anchorId="7FA40DF6" wp14:editId="53B89059">
             <wp:extent cx="2844946" cy="2559182"/>
@@ -3796,7 +3880,7 @@
                     <pic:cNvPicPr/>
                   </pic:nvPicPr>
                   <pic:blipFill>
-                    <a:blip r:embed="rId64"/>
+                    <a:blip r:embed="rId66"/>
                     <a:stretch>
                       <a:fillRect/>
                     </a:stretch>
@@ -3827,6 +3911,9 @@
     </w:p>
     <w:p>
       <w:r>
+        <w:rPr>
+          <w:noProof/>
+        </w:rPr>
         <w:lastRenderedPageBreak/>
         <w:drawing>
           <wp:inline distT="0" distB="0" distL="0" distR="0" wp14:anchorId="6A9E6454" wp14:editId="597BE7DF">
@@ -3844,7 +3931,7 @@
                     <pic:cNvPicPr/>
                   </pic:nvPicPr>
                   <pic:blipFill>
-                    <a:blip r:embed="rId65"/>
+                    <a:blip r:embed="rId67"/>
                     <a:stretch>
                       <a:fillRect/>
                     </a:stretch>
@@ -3867,6 +3954,9 @@
     </w:p>
     <w:p>
       <w:r>
+        <w:rPr>
+          <w:noProof/>
+        </w:rPr>
         <w:drawing>
           <wp:inline distT="0" distB="0" distL="0" distR="0" wp14:anchorId="1A6BB49E" wp14:editId="2746F5C7">
             <wp:extent cx="5274310" cy="3968750"/>
@@ -3883,7 +3973,7 @@
                     <pic:cNvPicPr/>
                   </pic:nvPicPr>
                   <pic:blipFill>
-                    <a:blip r:embed="rId66"/>
+                    <a:blip r:embed="rId68"/>
                     <a:stretch>
                       <a:fillRect/>
                     </a:stretch>
@@ -3938,6 +4028,9 @@
     </w:p>
     <w:p>
       <w:r>
+        <w:rPr>
+          <w:noProof/>
+        </w:rPr>
         <w:lastRenderedPageBreak/>
         <w:drawing>
           <wp:inline distT="0" distB="0" distL="0" distR="0" wp14:anchorId="62393E51" wp14:editId="49188B9E">
@@ -3955,7 +4048,7 @@
                     <pic:cNvPicPr/>
                   </pic:nvPicPr>
                   <pic:blipFill>
-                    <a:blip r:embed="rId67"/>
+                    <a:blip r:embed="rId69"/>
                     <a:stretch>
                       <a:fillRect/>
                     </a:stretch>
@@ -4020,20 +4113,12 @@
         <w:t>太低了！</w:t>
       </w:r>
     </w:p>
-    <w:p>
-      <w:pPr>
-        <w:rPr>
-          <w:rFonts w:hint="eastAsia"/>
-        </w:rPr>
-      </w:pPr>
-    </w:p>
-    <w:p>
-      <w:pPr>
-        <w:rPr>
-          <w:rFonts w:hint="eastAsia"/>
-        </w:rPr>
-      </w:pPr>
-      <w:r>
+    <w:p/>
+    <w:p>
+      <w:r>
+        <w:rPr>
+          <w:noProof/>
+        </w:rPr>
         <w:drawing>
           <wp:inline distT="0" distB="0" distL="0" distR="0" wp14:anchorId="42E3409E" wp14:editId="2332CA63">
             <wp:extent cx="4711942" cy="2692538"/>
@@ -4050,7 +4135,7 @@
                     <pic:cNvPicPr/>
                   </pic:nvPicPr>
                   <pic:blipFill>
-                    <a:blip r:embed="rId68"/>
+                    <a:blip r:embed="rId70"/>
                     <a:stretch>
                       <a:fillRect/>
                     </a:stretch>
@@ -4059,6 +4144,909 @@
                     <a:xfrm>
                       <a:off x="0" y="0"/>
                       <a:ext cx="4711942" cy="2692538"/>
+                    </a:xfrm>
+                    <a:prstGeom prst="rect">
+                      <a:avLst/>
+                    </a:prstGeom>
+                  </pic:spPr>
+                </pic:pic>
+              </a:graphicData>
+            </a:graphic>
+          </wp:inline>
+        </w:drawing>
+      </w:r>
+    </w:p>
+    <w:p>
+      <w:r>
+        <w:rPr>
+          <w:rFonts w:hint="eastAsia"/>
+        </w:rPr>
+        <w:t>灵敏度计算：</w:t>
+      </w:r>
+    </w:p>
+    <w:p/>
+    <w:p>
+      <w:r>
+        <w:rPr>
+          <w:rFonts w:hint="eastAsia"/>
+        </w:rPr>
+        <w:t>-174+10*log10(B)+SNR+NF=</w:t>
+      </w:r>
+      <w:r>
+        <w:t>-174+10*log10(105e6*1.35)+10</w:t>
+      </w:r>
+      <w:r>
+        <w:rPr>
+          <w:rFonts w:hint="eastAsia"/>
+        </w:rPr>
+        <w:t>+10</w:t>
+      </w:r>
+      <w:r>
+        <w:rPr>
+          <w:rFonts w:hint="eastAsia"/>
+        </w:rPr>
+        <w:t>≈</w:t>
+      </w:r>
+      <w:r>
+        <w:rPr>
+          <w:rFonts w:hint="eastAsia"/>
+        </w:rPr>
+        <w:t>-72dBm</w:t>
+      </w:r>
+    </w:p>
+    <w:p>
+      <w:r>
+        <w:rPr>
+          <w:rFonts w:hint="eastAsia"/>
+        </w:rPr>
+        <w:t>信号源：真实信号，设置为</w:t>
+      </w:r>
+      <w:r>
+        <w:rPr>
+          <w:rFonts w:hint="eastAsia"/>
+        </w:rPr>
+        <w:t>level -70dBm, PEP = -63.84dBm</w:t>
+      </w:r>
+    </w:p>
+    <w:p>
+      <w:r>
+        <w:rPr>
+          <w:rFonts w:hint="eastAsia"/>
+        </w:rPr>
+        <w:t>PEP</w:t>
+      </w:r>
+      <w:r>
+        <w:rPr>
+          <w:rFonts w:hint="eastAsia"/>
+        </w:rPr>
+        <w:t>：</w:t>
+      </w:r>
+      <w:r>
+        <w:rPr>
+          <w:rFonts w:hint="eastAsia"/>
+        </w:rPr>
+        <w:t xml:space="preserve">-73.84dBm </w:t>
+      </w:r>
+    </w:p>
+    <w:p>
+      <w:r>
+        <w:rPr>
+          <w:rFonts w:hint="eastAsia"/>
+        </w:rPr>
+        <w:t>LEVEL</w:t>
+      </w:r>
+      <w:r>
+        <w:rPr>
+          <w:rFonts w:hint="eastAsia"/>
+        </w:rPr>
+        <w:t>：</w:t>
+      </w:r>
+      <w:r>
+        <w:rPr>
+          <w:rFonts w:hint="eastAsia"/>
+        </w:rPr>
+        <w:t>-80dBm</w:t>
+      </w:r>
+    </w:p>
+    <w:p>
+      <w:r>
+        <w:rPr>
+          <w:rFonts w:hint="eastAsia"/>
+        </w:rPr>
+        <w:t>仍然可以解调</w:t>
+      </w:r>
+      <w:r>
+        <w:rPr>
+          <w:rFonts w:hint="eastAsia"/>
+        </w:rPr>
+        <w:t>，只不过星座图比较模糊</w:t>
+      </w:r>
+    </w:p>
+    <w:p>
+      <w:pPr>
+        <w:pStyle w:val="1"/>
+      </w:pPr>
+      <w:r>
+        <w:rPr>
+          <w:rFonts w:hint="eastAsia"/>
+        </w:rPr>
+        <w:lastRenderedPageBreak/>
+        <w:t>2026/7/29</w:t>
+      </w:r>
+    </w:p>
+    <w:p>
+      <w:r>
+        <w:rPr>
+          <w:rFonts w:hint="eastAsia"/>
+        </w:rPr>
+        <w:t>尝试对调宽带和窄带的接收链路</w:t>
+      </w:r>
+    </w:p>
+    <w:p>
+      <w:r>
+        <w:rPr>
+          <w:rFonts w:hint="eastAsia"/>
+        </w:rPr>
+        <w:t>通道</w:t>
+      </w:r>
+      <w:r>
+        <w:rPr>
+          <w:rFonts w:hint="eastAsia"/>
+        </w:rPr>
+        <w:t>1</w:t>
+      </w:r>
+      <w:r>
+        <w:rPr>
+          <w:rFonts w:hint="eastAsia"/>
+        </w:rPr>
+        <w:t>接收宽带（</w:t>
+      </w:r>
+      <w:r>
+        <w:rPr>
+          <w:rFonts w:hint="eastAsia"/>
+        </w:rPr>
+        <w:t>DDC</w:t>
+      </w:r>
+      <w:r>
+        <w:rPr>
+          <w:rFonts w:hint="eastAsia"/>
+        </w:rPr>
+        <w:t>带宽</w:t>
+      </w:r>
+      <w:r>
+        <w:rPr>
+          <w:rFonts w:hint="eastAsia"/>
+        </w:rPr>
+        <w:t>20M</w:t>
+      </w:r>
+      <w:r>
+        <w:rPr>
+          <w:rFonts w:hint="eastAsia"/>
+        </w:rPr>
+        <w:t>）</w:t>
+      </w:r>
+    </w:p>
+    <w:p>
+      <w:r>
+        <w:rPr>
+          <w:rFonts w:hint="eastAsia"/>
+        </w:rPr>
+        <w:t>通道</w:t>
+      </w:r>
+      <w:r>
+        <w:rPr>
+          <w:rFonts w:hint="eastAsia"/>
+        </w:rPr>
+        <w:t>2</w:t>
+      </w:r>
+      <w:r>
+        <w:rPr>
+          <w:rFonts w:hint="eastAsia"/>
+        </w:rPr>
+        <w:t>接收窄带（</w:t>
+      </w:r>
+      <w:r>
+        <w:rPr>
+          <w:rFonts w:hint="eastAsia"/>
+        </w:rPr>
+        <w:t>DDC</w:t>
+      </w:r>
+      <w:r>
+        <w:rPr>
+          <w:rFonts w:hint="eastAsia"/>
+        </w:rPr>
+        <w:t>带宽</w:t>
+      </w:r>
+      <w:r>
+        <w:rPr>
+          <w:rFonts w:hint="eastAsia"/>
+        </w:rPr>
+        <w:t>160M</w:t>
+      </w:r>
+      <w:r>
+        <w:rPr>
+          <w:rFonts w:hint="eastAsia"/>
+        </w:rPr>
+        <w:t>）</w:t>
+      </w:r>
+    </w:p>
+    <w:p/>
+    <w:p>
+      <w:r>
+        <w:rPr>
+          <w:rFonts w:hint="eastAsia"/>
+        </w:rPr>
+        <w:t>增加了两个</w:t>
+      </w:r>
+      <w:r>
+        <w:rPr>
+          <w:rFonts w:hint="eastAsia"/>
+        </w:rPr>
+        <w:t xml:space="preserve"> set  false</w:t>
+      </w:r>
+    </w:p>
+    <w:p>
+      <w:r>
+        <w:rPr>
+          <w:rFonts w:hint="eastAsia"/>
+        </w:rPr>
+        <w:t>把窄带复位引出来了</w:t>
+      </w:r>
+    </w:p>
+    <w:p/>
+    <w:p>
+      <w:r>
+        <w:rPr>
+          <w:rFonts w:hint="eastAsia"/>
+        </w:rPr>
+        <w:t>直接接入</w:t>
+      </w:r>
+      <w:r>
+        <w:rPr>
+          <w:rFonts w:hint="eastAsia"/>
+        </w:rPr>
+        <w:t>AD</w:t>
+      </w:r>
+      <w:r>
+        <w:rPr>
+          <w:rFonts w:hint="eastAsia"/>
+        </w:rPr>
+        <w:t>，</w:t>
+      </w:r>
+    </w:p>
+    <w:p>
+      <w:r>
+        <w:rPr>
+          <w:rFonts w:hint="eastAsia"/>
+        </w:rPr>
+        <w:t>宽带卡</w:t>
+      </w:r>
+      <w:r>
+        <w:rPr>
+          <w:rFonts w:hint="eastAsia"/>
+        </w:rPr>
+        <w:t>1</w:t>
+      </w:r>
+      <w:r>
+        <w:rPr>
+          <w:rFonts w:hint="eastAsia"/>
+        </w:rPr>
+        <w:t>灵敏度：</w:t>
+      </w:r>
+      <w:r>
+        <w:rPr>
+          <w:rFonts w:hint="eastAsia"/>
+        </w:rPr>
+        <w:t>PEP</w:t>
+      </w:r>
+      <w:r>
+        <w:rPr>
+          <w:rFonts w:hint="eastAsia"/>
+        </w:rPr>
+        <w:t>：</w:t>
+      </w:r>
+      <w:r>
+        <w:rPr>
+          <w:rFonts w:hint="eastAsia"/>
+        </w:rPr>
+        <w:t>-31.96dBm</w:t>
+      </w:r>
+      <w:r>
+        <w:rPr>
+          <w:rFonts w:hint="eastAsia"/>
+        </w:rPr>
+        <w:t>；</w:t>
+      </w:r>
+      <w:r>
+        <w:rPr>
+          <w:rFonts w:hint="eastAsia"/>
+        </w:rPr>
+        <w:t>LEVEL</w:t>
+      </w:r>
+      <w:r>
+        <w:rPr>
+          <w:rFonts w:hint="eastAsia"/>
+        </w:rPr>
+        <w:t>：</w:t>
+      </w:r>
+      <w:r>
+        <w:rPr>
+          <w:rFonts w:hint="eastAsia"/>
+        </w:rPr>
+        <w:t>-36dBm</w:t>
+      </w:r>
+    </w:p>
+    <w:p>
+      <w:r>
+        <w:rPr>
+          <w:rFonts w:hint="eastAsia"/>
+        </w:rPr>
+        <w:t>宽带卡</w:t>
+      </w:r>
+      <w:r>
+        <w:rPr>
+          <w:rFonts w:hint="eastAsia"/>
+        </w:rPr>
+        <w:t>2</w:t>
+      </w:r>
+      <w:r>
+        <w:rPr>
+          <w:rFonts w:hint="eastAsia"/>
+        </w:rPr>
+        <w:t>灵敏度：</w:t>
+      </w:r>
+      <w:r>
+        <w:rPr>
+          <w:rFonts w:hint="eastAsia"/>
+        </w:rPr>
+        <w:t>PEP</w:t>
+      </w:r>
+      <w:r>
+        <w:rPr>
+          <w:rFonts w:hint="eastAsia"/>
+        </w:rPr>
+        <w:t>：</w:t>
+      </w:r>
+      <w:r>
+        <w:rPr>
+          <w:rFonts w:hint="eastAsia"/>
+        </w:rPr>
+        <w:t>-31.96</w:t>
+      </w:r>
+      <w:r>
+        <w:rPr>
+          <w:rFonts w:hint="eastAsia"/>
+        </w:rPr>
+        <w:t>dBm</w:t>
+      </w:r>
+      <w:r>
+        <w:rPr>
+          <w:rFonts w:hint="eastAsia"/>
+        </w:rPr>
+        <w:t>；</w:t>
+      </w:r>
+      <w:r>
+        <w:rPr>
+          <w:rFonts w:hint="eastAsia"/>
+        </w:rPr>
+        <w:t>LEVEL</w:t>
+      </w:r>
+      <w:r>
+        <w:rPr>
+          <w:rFonts w:hint="eastAsia"/>
+        </w:rPr>
+        <w:t>：</w:t>
+      </w:r>
+      <w:r>
+        <w:rPr>
+          <w:rFonts w:hint="eastAsia"/>
+        </w:rPr>
+        <w:t>-36dBm</w:t>
+      </w:r>
+    </w:p>
+    <w:p/>
+    <w:p>
+      <w:r>
+        <w:rPr>
+          <w:rFonts w:hint="eastAsia"/>
+        </w:rPr>
+        <w:t>窄带卡</w:t>
+      </w:r>
+      <w:r>
+        <w:rPr>
+          <w:rFonts w:hint="eastAsia"/>
+        </w:rPr>
+        <w:t>1</w:t>
+      </w:r>
+      <w:r>
+        <w:rPr>
+          <w:rFonts w:hint="eastAsia"/>
+        </w:rPr>
+        <w:t>灵敏度：</w:t>
+      </w:r>
+      <w:r>
+        <w:rPr>
+          <w:rFonts w:hint="eastAsia"/>
+        </w:rPr>
+        <w:t>PEP</w:t>
+      </w:r>
+      <w:r>
+        <w:rPr>
+          <w:rFonts w:hint="eastAsia"/>
+        </w:rPr>
+        <w:t>：</w:t>
+      </w:r>
+      <w:r>
+        <w:rPr>
+          <w:rFonts w:hint="eastAsia"/>
+        </w:rPr>
+        <w:t>-14.03dBm</w:t>
+      </w:r>
+      <w:r>
+        <w:rPr>
+          <w:rFonts w:hint="eastAsia"/>
+        </w:rPr>
+        <w:t>，</w:t>
+      </w:r>
+      <w:r>
+        <w:rPr>
+          <w:rFonts w:hint="eastAsia"/>
+        </w:rPr>
+        <w:t>LEVEL</w:t>
+      </w:r>
+      <w:r>
+        <w:rPr>
+          <w:rFonts w:hint="eastAsia"/>
+        </w:rPr>
+        <w:t>：</w:t>
+      </w:r>
+      <w:r>
+        <w:rPr>
+          <w:rFonts w:hint="eastAsia"/>
+        </w:rPr>
+        <w:t>-18.00dBm</w:t>
+      </w:r>
+    </w:p>
+    <w:p>
+      <w:r>
+        <w:rPr>
+          <w:rFonts w:hint="eastAsia"/>
+        </w:rPr>
+        <w:t>窄带卡</w:t>
+      </w:r>
+      <w:r>
+        <w:rPr>
+          <w:rFonts w:hint="eastAsia"/>
+        </w:rPr>
+        <w:t>2</w:t>
+      </w:r>
+      <w:r>
+        <w:rPr>
+          <w:rFonts w:hint="eastAsia"/>
+        </w:rPr>
+        <w:t>灵敏度：</w:t>
+      </w:r>
+      <w:r>
+        <w:rPr>
+          <w:rFonts w:hint="eastAsia"/>
+        </w:rPr>
+        <w:t>PEP</w:t>
+      </w:r>
+      <w:r>
+        <w:rPr>
+          <w:rFonts w:hint="eastAsia"/>
+        </w:rPr>
+        <w:t>：</w:t>
+      </w:r>
+      <w:r>
+        <w:rPr>
+          <w:rFonts w:hint="eastAsia"/>
+        </w:rPr>
+        <w:t>-14.03dBm</w:t>
+      </w:r>
+      <w:r>
+        <w:rPr>
+          <w:rFonts w:hint="eastAsia"/>
+        </w:rPr>
+        <w:t>，</w:t>
+      </w:r>
+      <w:r>
+        <w:rPr>
+          <w:rFonts w:hint="eastAsia"/>
+        </w:rPr>
+        <w:t>LEVEL</w:t>
+      </w:r>
+      <w:r>
+        <w:rPr>
+          <w:rFonts w:hint="eastAsia"/>
+        </w:rPr>
+        <w:t>：</w:t>
+      </w:r>
+      <w:r>
+        <w:rPr>
+          <w:rFonts w:hint="eastAsia"/>
+        </w:rPr>
+        <w:t>-18.00dBm</w:t>
+      </w:r>
+    </w:p>
+    <w:p>
+      <w:pPr>
+        <w:rPr>
+          <w:rFonts w:hint="eastAsia"/>
+        </w:rPr>
+      </w:pPr>
+      <w:r>
+        <w:rPr>
+          <w:rFonts w:hint="eastAsia"/>
+        </w:rPr>
+        <w:t>调低</w:t>
+      </w:r>
+      <w:r>
+        <w:rPr>
+          <w:rFonts w:hint="eastAsia"/>
+        </w:rPr>
+        <w:t xml:space="preserve">noise power </w:t>
+      </w:r>
+      <w:r>
+        <w:rPr>
+          <w:rFonts w:hint="eastAsia"/>
+        </w:rPr>
+        <w:t>，</w:t>
+      </w:r>
+      <w:r>
+        <w:rPr>
+          <w:rFonts w:hint="eastAsia"/>
+        </w:rPr>
+        <w:t xml:space="preserve">TLL_LOCED_NUM </w:t>
+      </w:r>
+      <w:r>
+        <w:rPr>
+          <w:rFonts w:hint="eastAsia"/>
+        </w:rPr>
+        <w:t>改成</w:t>
+      </w:r>
+      <w:r>
+        <w:rPr>
+          <w:rFonts w:hint="eastAsia"/>
+        </w:rPr>
+        <w:t xml:space="preserve"> 0x300</w:t>
+      </w:r>
+      <w:r>
+        <w:rPr>
+          <w:rFonts w:hint="eastAsia"/>
+        </w:rPr>
+        <w:t>，</w:t>
+      </w:r>
+    </w:p>
+    <w:p>
+      <w:r>
+        <w:drawing>
+          <wp:inline distT="0" distB="0" distL="0" distR="0" wp14:anchorId="0F0FA2D0" wp14:editId="65E5CC98">
+            <wp:extent cx="4591286" cy="2787793"/>
+            <wp:effectExtent l="0" t="0" r="0" b="0"/>
+            <wp:docPr id="1511250554" name="图片 1"/>
+            <wp:cNvGraphicFramePr>
+              <a:graphicFrameLocks xmlns:a="http://schemas.openxmlformats.org/drawingml/2006/main" noChangeAspect="1"/>
+            </wp:cNvGraphicFramePr>
+            <a:graphic xmlns:a="http://schemas.openxmlformats.org/drawingml/2006/main">
+              <a:graphicData uri="http://schemas.openxmlformats.org/drawingml/2006/picture">
+                <pic:pic xmlns:pic="http://schemas.openxmlformats.org/drawingml/2006/picture">
+                  <pic:nvPicPr>
+                    <pic:cNvPr id="1511250554" name=""/>
+                    <pic:cNvPicPr/>
+                  </pic:nvPicPr>
+                  <pic:blipFill>
+                    <a:blip r:embed="rId71"/>
+                    <a:stretch>
+                      <a:fillRect/>
+                    </a:stretch>
+                  </pic:blipFill>
+                  <pic:spPr>
+                    <a:xfrm>
+                      <a:off x="0" y="0"/>
+                      <a:ext cx="4591286" cy="2787793"/>
+                    </a:xfrm>
+                    <a:prstGeom prst="rect">
+                      <a:avLst/>
+                    </a:prstGeom>
+                  </pic:spPr>
+                </pic:pic>
+              </a:graphicData>
+            </a:graphic>
+          </wp:inline>
+        </w:drawing>
+      </w:r>
+    </w:p>
+    <w:p/>
+    <w:p>
+      <w:r>
+        <w:rPr>
+          <w:rFonts w:hint="eastAsia"/>
+        </w:rPr>
+        <w:t>PEP</w:t>
+      </w:r>
+      <w:r>
+        <w:rPr>
+          <w:rFonts w:hint="eastAsia"/>
+        </w:rPr>
+        <w:t>：</w:t>
+      </w:r>
+      <w:r>
+        <w:rPr>
+          <w:rFonts w:hint="eastAsia"/>
+        </w:rPr>
+        <w:t>-40.03dBm</w:t>
+      </w:r>
+      <w:r>
+        <w:rPr>
+          <w:rFonts w:hint="eastAsia"/>
+        </w:rPr>
+        <w:t>，</w:t>
+      </w:r>
+      <w:r>
+        <w:rPr>
+          <w:rFonts w:hint="eastAsia"/>
+        </w:rPr>
+        <w:t>Level</w:t>
+      </w:r>
+      <w:r>
+        <w:rPr>
+          <w:rFonts w:hint="eastAsia"/>
+        </w:rPr>
+        <w:t>：</w:t>
+      </w:r>
+      <w:r>
+        <w:rPr>
+          <w:rFonts w:hint="eastAsia"/>
+        </w:rPr>
+        <w:t>-44dBm</w:t>
+      </w:r>
+      <w:r>
+        <w:rPr>
+          <w:rFonts w:hint="eastAsia"/>
+        </w:rPr>
+        <w:t>也行</w:t>
+      </w:r>
+    </w:p>
+    <w:p>
+      <w:r>
+        <w:rPr>
+          <w:rFonts w:hint="eastAsia"/>
+        </w:rPr>
+        <w:t>最低可以到</w:t>
+      </w:r>
+      <w:r>
+        <w:rPr>
+          <w:rFonts w:hint="eastAsia"/>
+        </w:rPr>
+        <w:t>-43.03dBm</w:t>
+      </w:r>
+      <w:r>
+        <w:rPr>
+          <w:rFonts w:hint="eastAsia"/>
+        </w:rPr>
+        <w:t>，</w:t>
+      </w:r>
+      <w:r>
+        <w:rPr>
+          <w:rFonts w:hint="eastAsia"/>
+        </w:rPr>
+        <w:t>Level</w:t>
+      </w:r>
+      <w:r>
+        <w:rPr>
+          <w:rFonts w:hint="eastAsia"/>
+        </w:rPr>
+        <w:t>：</w:t>
+      </w:r>
+      <w:r>
+        <w:rPr>
+          <w:rFonts w:hint="eastAsia"/>
+        </w:rPr>
+        <w:t>-47dBm</w:t>
+      </w:r>
+    </w:p>
+    <w:p>
+      <w:r>
+        <w:rPr>
+          <w:rFonts w:hint="eastAsia"/>
+        </w:rPr>
+        <w:t>显示的缓存实在是太多了！</w:t>
+      </w:r>
+      <w:r>
+        <w:rPr>
+          <w:rFonts w:hint="eastAsia"/>
+        </w:rPr>
+        <w:t>每次改完之后都很慢才刷新，要耐心的等待。</w:t>
+      </w:r>
+    </w:p>
+    <w:p/>
+    <w:p>
+      <w:r>
+        <w:rPr>
+          <w:rFonts w:hint="eastAsia"/>
+        </w:rPr>
+        <w:t>如果调低高速的噪声门限</w:t>
+      </w:r>
+    </w:p>
+    <w:p>
+      <w:r>
+        <w:lastRenderedPageBreak/>
+        <w:drawing>
+          <wp:inline distT="0" distB="0" distL="0" distR="0" wp14:anchorId="33CDBBEA" wp14:editId="76AED63F">
+            <wp:extent cx="4769095" cy="2463927"/>
+            <wp:effectExtent l="0" t="0" r="0" b="0"/>
+            <wp:docPr id="1774443171" name="图片 1"/>
+            <wp:cNvGraphicFramePr>
+              <a:graphicFrameLocks xmlns:a="http://schemas.openxmlformats.org/drawingml/2006/main" noChangeAspect="1"/>
+            </wp:cNvGraphicFramePr>
+            <a:graphic xmlns:a="http://schemas.openxmlformats.org/drawingml/2006/main">
+              <a:graphicData uri="http://schemas.openxmlformats.org/drawingml/2006/picture">
+                <pic:pic xmlns:pic="http://schemas.openxmlformats.org/drawingml/2006/picture">
+                  <pic:nvPicPr>
+                    <pic:cNvPr id="1774443171" name=""/>
+                    <pic:cNvPicPr/>
+                  </pic:nvPicPr>
+                  <pic:blipFill>
+                    <a:blip r:embed="rId72"/>
+                    <a:stretch>
+                      <a:fillRect/>
+                    </a:stretch>
+                  </pic:blipFill>
+                  <pic:spPr>
+                    <a:xfrm>
+                      <a:off x="0" y="0"/>
+                      <a:ext cx="4769095" cy="2463927"/>
+                    </a:xfrm>
+                    <a:prstGeom prst="rect">
+                      <a:avLst/>
+                    </a:prstGeom>
+                  </pic:spPr>
+                </pic:pic>
+              </a:graphicData>
+            </a:graphic>
+          </wp:inline>
+        </w:drawing>
+      </w:r>
+    </w:p>
+    <w:p>
+      <w:r>
+        <w:rPr>
+          <w:rFonts w:hint="eastAsia"/>
+        </w:rPr>
+        <w:t>基本可以到</w:t>
+      </w:r>
+      <w:r>
+        <w:rPr>
+          <w:rFonts w:hint="eastAsia"/>
+        </w:rPr>
+        <w:t>PEP</w:t>
+      </w:r>
+      <w:r>
+        <w:rPr>
+          <w:rFonts w:hint="eastAsia"/>
+        </w:rPr>
+        <w:t>：</w:t>
+      </w:r>
+      <w:r>
+        <w:rPr>
+          <w:rFonts w:hint="eastAsia"/>
+        </w:rPr>
+        <w:t>-49.96dBm</w:t>
+      </w:r>
+      <w:r>
+        <w:rPr>
+          <w:rFonts w:hint="eastAsia"/>
+        </w:rPr>
+        <w:t>，</w:t>
+      </w:r>
+      <w:r>
+        <w:rPr>
+          <w:rFonts w:hint="eastAsia"/>
+        </w:rPr>
+        <w:t xml:space="preserve"> LEVEL</w:t>
+      </w:r>
+      <w:r>
+        <w:rPr>
+          <w:rFonts w:hint="eastAsia"/>
+        </w:rPr>
+        <w:t>：</w:t>
+      </w:r>
+      <w:r>
+        <w:rPr>
+          <w:rFonts w:hint="eastAsia"/>
+        </w:rPr>
+        <w:t>-54dBm</w:t>
+      </w:r>
+    </w:p>
+    <w:p/>
+    <w:p>
+      <w:pPr>
+        <w:rPr>
+          <w:rFonts w:hint="eastAsia"/>
+        </w:rPr>
+      </w:pPr>
+      <w:r>
+        <w:rPr>
+          <w:rFonts w:hint="eastAsia"/>
+        </w:rPr>
+        <w:t>从有源功分给信号，可以到</w:t>
+      </w:r>
+      <w:r>
+        <w:rPr>
+          <w:rFonts w:hint="eastAsia"/>
+        </w:rPr>
+        <w:t>PEP</w:t>
+      </w:r>
+      <w:r>
+        <w:rPr>
+          <w:rFonts w:hint="eastAsia"/>
+        </w:rPr>
+        <w:t>：</w:t>
+      </w:r>
+      <w:r>
+        <w:rPr>
+          <w:rFonts w:hint="eastAsia"/>
+        </w:rPr>
+        <w:t>-94.03dBm</w:t>
+      </w:r>
+      <w:r>
+        <w:rPr>
+          <w:rFonts w:hint="eastAsia"/>
+        </w:rPr>
+        <w:t>，</w:t>
+      </w:r>
+      <w:r>
+        <w:rPr>
+          <w:rFonts w:hint="eastAsia"/>
+        </w:rPr>
+        <w:t>LEVEL</w:t>
+      </w:r>
+      <w:r>
+        <w:rPr>
+          <w:rFonts w:hint="eastAsia"/>
+        </w:rPr>
+        <w:t>：</w:t>
+      </w:r>
+      <w:r>
+        <w:rPr>
+          <w:rFonts w:hint="eastAsia"/>
+        </w:rPr>
+        <w:t>-98dBm</w:t>
+      </w:r>
+    </w:p>
+    <w:p>
+      <w:pPr>
+        <w:rPr>
+          <w:rFonts w:hint="eastAsia"/>
+        </w:rPr>
+      </w:pPr>
+      <w:r>
+        <w:drawing>
+          <wp:inline distT="0" distB="0" distL="0" distR="0" wp14:anchorId="082269AA" wp14:editId="2B3C5635">
+            <wp:extent cx="4521432" cy="2648086"/>
+            <wp:effectExtent l="0" t="0" r="0" b="0"/>
+            <wp:docPr id="1034110327" name="图片 1"/>
+            <wp:cNvGraphicFramePr>
+              <a:graphicFrameLocks xmlns:a="http://schemas.openxmlformats.org/drawingml/2006/main" noChangeAspect="1"/>
+            </wp:cNvGraphicFramePr>
+            <a:graphic xmlns:a="http://schemas.openxmlformats.org/drawingml/2006/main">
+              <a:graphicData uri="http://schemas.openxmlformats.org/drawingml/2006/picture">
+                <pic:pic xmlns:pic="http://schemas.openxmlformats.org/drawingml/2006/picture">
+                  <pic:nvPicPr>
+                    <pic:cNvPr id="1034110327" name=""/>
+                    <pic:cNvPicPr/>
+                  </pic:nvPicPr>
+                  <pic:blipFill>
+                    <a:blip r:embed="rId73"/>
+                    <a:stretch>
+                      <a:fillRect/>
+                    </a:stretch>
+                  </pic:blipFill>
+                  <pic:spPr>
+                    <a:xfrm>
+                      <a:off x="0" y="0"/>
+                      <a:ext cx="4521432" cy="2648086"/>
                     </a:xfrm>
                     <a:prstGeom prst="rect">
                       <a:avLst/>
@@ -4082,7 +5070,7 @@
 </file>
 
 <file path=word/endnotes.xml><?xml version="1.0" encoding="utf-8"?>
-<w:endnotes xmlns:wpc="http://schemas.microsoft.com/office/word/2010/wordprocessingCanvas" xmlns:cx="http://schemas.microsoft.com/office/drawing/2014/chartex" xmlns:cx1="http://schemas.microsoft.com/office/drawing/2015/9/8/chartex" xmlns:cx2="http://schemas.microsoft.com/office/drawing/2015/10/21/chartex" xmlns:cx3="http://schemas.microsoft.com/office/drawing/2016/5/9/chartex" xmlns:cx4="http://schemas.microsoft.com/office/drawing/2016/5/10/chartex" xmlns:cx5="http://schemas.microsoft.com/office/drawing/2016/5/11/chartex" xmlns:cx6="http://schemas.microsoft.com/office/drawing/2016/5/12/chartex" xmlns:cx7="http://schemas.microsoft.com/office/drawing/2016/5/13/chartex" xmlns:cx8="http://schemas.microsoft.com/office/drawing/2016/5/14/chartex" xmlns:mc="http://schemas.openxmlformats.org/markup-compatibility/2006" xmlns:aink="http://schemas.microsoft.com/office/drawing/2016/ink" xmlns:am3d="http://schemas.microsoft.com/office/drawing/2017/model3d" xmlns:o="urn:schemas-microsoft-com:office:office" xmlns:oel="http://schemas.microsoft.com/office/2019/extlst" xmlns:r="http://schemas.openxmlformats.org/officeDocument/2006/relationships" xmlns:m="http://schemas.openxmlformats.org/officeDocument/2006/math" xmlns:v="urn:schemas-microsoft-com:vml" xmlns:wp14="http://schemas.microsoft.com/office/word/2010/wordprocessingDrawing" xmlns:wp="http://schemas.openxmlformats.org/drawingml/2006/wordprocessingDrawing" xmlns:w10="urn:schemas-microsoft-com:office:word" xmlns:w="http://schemas.openxmlformats.org/wordprocessingml/2006/main" xmlns:w14="http://schemas.microsoft.com/office/word/2010/wordml" xmlns:w15="http://schemas.microsoft.com/office/word/2012/wordml" xmlns:w16cex="http://schemas.microsoft.com/office/word/2018/wordml/cex" xmlns:w16cid="http://schemas.microsoft.com/office/word/2016/wordml/cid" xmlns:w16="http://schemas.microsoft.com/office/word/2018/wordml" xmlns:w16du="http://schemas.microsoft.com/office/word/2023/wordml/word16du" xmlns:w16sdtdh="http://schemas.microsoft.com/office/word/2020/wordml/sdtdatahash" xmlns:w16sdtfl="http://schemas.microsoft.com/office/word/2024/wordml/sdtformatlock" xmlns:w16se="http://schemas.microsoft.com/office/word/2015/wordml/symex" xmlns:wpg="http://schemas.microsoft.com/office/word/2010/wordprocessingGroup" xmlns:wpi="http://schemas.microsoft.com/office/word/2010/wordprocessingInk" xmlns:wne="http://schemas.microsoft.com/office/word/2006/wordml" xmlns:wps="http://schemas.microsoft.com/office/word/2010/wordprocessingShape" mc:Ignorable="w14 w15 w16se w16cid w16 w16cex w16sdtdh w16sdtfl w16du wp14">
+<w:endnotes xmlns:wpc="http://schemas.microsoft.com/office/word/2010/wordprocessingCanvas" xmlns:cx="http://schemas.microsoft.com/office/drawing/2014/chartex" xmlns:cx1="http://schemas.microsoft.com/office/drawing/2015/9/8/chartex" xmlns:cx2="http://schemas.microsoft.com/office/drawing/2015/10/21/chartex" xmlns:cx3="http://schemas.microsoft.com/office/drawing/2016/5/9/chartex" xmlns:cx4="http://schemas.microsoft.com/office/drawing/2016/5/10/chartex" xmlns:cx5="http://schemas.microsoft.com/office/drawing/2016/5/11/chartex" xmlns:cx6="http://schemas.microsoft.com/office/drawing/2016/5/12/chartex" xmlns:cx7="http://schemas.microsoft.com/office/drawing/2016/5/13/chartex" xmlns:cx8="http://schemas.microsoft.com/office/drawing/2016/5/14/chartex" xmlns:mc="http://schemas.openxmlformats.org/markup-compatibility/2006" xmlns:aink="http://schemas.microsoft.com/office/drawing/2016/ink" xmlns:am3d="http://schemas.microsoft.com/office/drawing/2017/model3d" xmlns:o="urn:schemas-microsoft-com:office:office" xmlns:oel="http://schemas.microsoft.com/office/2019/extlst" xmlns:r="http://schemas.openxmlformats.org/officeDocument/2006/relationships" xmlns:m="http://schemas.openxmlformats.org/officeDocument/2006/math" xmlns:v="urn:schemas-microsoft-com:vml" xmlns:wp14="http://schemas.microsoft.com/office/word/2010/wordprocessingDrawing" xmlns:wp="http://schemas.openxmlformats.org/drawingml/2006/wordprocessingDrawing" xmlns:w10="urn:schemas-microsoft-com:office:word" xmlns:w="http://schemas.openxmlformats.org/wordprocessingml/2006/main" xmlns:w14="http://schemas.microsoft.com/office/word/2010/wordml" xmlns:w15="http://schemas.microsoft.com/office/word/2012/wordml" xmlns:w16cei="http://schemas.microsoft.com/office/word/2026/wordml/cei" xmlns:w16cex="http://schemas.microsoft.com/office/word/2018/wordml/cex" xmlns:w16cid="http://schemas.microsoft.com/office/word/2016/wordml/cid" xmlns:w16="http://schemas.microsoft.com/office/word/2018/wordml" xmlns:w16du="http://schemas.microsoft.com/office/word/2023/wordml/word16du" xmlns:w16sdtdh="http://schemas.microsoft.com/office/word/2020/wordml/sdtdatahash" xmlns:w16sdtfl="http://schemas.microsoft.com/office/word/2024/wordml/sdtformatlock" xmlns:w16se="http://schemas.microsoft.com/office/word/2015/wordml/symex" xmlns:wpg="http://schemas.microsoft.com/office/word/2010/wordprocessingGroup" xmlns:wpi="http://schemas.microsoft.com/office/word/2010/wordprocessingInk" xmlns:wne="http://schemas.microsoft.com/office/word/2006/wordml" xmlns:wps="http://schemas.microsoft.com/office/word/2010/wordprocessingShape" mc:Ignorable="w14 w15 w16se w16cid w16 w16cex w16sdtdh w16sdtfl w16du wp14">
   <w:endnote w:type="separator" w:id="-1">
     <w:p>
       <w:r>
@@ -4101,7 +5089,7 @@
 </file>
 
 <file path=word/footnotes.xml><?xml version="1.0" encoding="utf-8"?>
-<w:footnotes xmlns:wpc="http://schemas.microsoft.com/office/word/2010/wordprocessingCanvas" xmlns:cx="http://schemas.microsoft.com/office/drawing/2014/chartex" xmlns:cx1="http://schemas.microsoft.com/office/drawing/2015/9/8/chartex" xmlns:cx2="http://schemas.microsoft.com/office/drawing/2015/10/21/chartex" xmlns:cx3="http://schemas.microsoft.com/office/drawing/2016/5/9/chartex" xmlns:cx4="http://schemas.microsoft.com/office/drawing/2016/5/10/chartex" xmlns:cx5="http://schemas.microsoft.com/office/drawing/2016/5/11/chartex" xmlns:cx6="http://schemas.microsoft.com/office/drawing/2016/5/12/chartex" xmlns:cx7="http://schemas.microsoft.com/office/drawing/2016/5/13/chartex" xmlns:cx8="http://schemas.microsoft.com/office/drawing/2016/5/14/chartex" xmlns:mc="http://schemas.openxmlformats.org/markup-compatibility/2006" xmlns:aink="http://schemas.microsoft.com/office/drawing/2016/ink" xmlns:am3d="http://schemas.microsoft.com/office/drawing/2017/model3d" xmlns:o="urn:schemas-microsoft-com:office:office" xmlns:oel="http://schemas.microsoft.com/office/2019/extlst" xmlns:r="http://schemas.openxmlformats.org/officeDocument/2006/relationships" xmlns:m="http://schemas.openxmlformats.org/officeDocument/2006/math" xmlns:v="urn:schemas-microsoft-com:vml" xmlns:wp14="http://schemas.microsoft.com/office/word/2010/wordprocessingDrawing" xmlns:wp="http://schemas.openxmlformats.org/drawingml/2006/wordprocessingDrawing" xmlns:w10="urn:schemas-microsoft-com:office:word" xmlns:w="http://schemas.openxmlformats.org/wordprocessingml/2006/main" xmlns:w14="http://schemas.microsoft.com/office/word/2010/wordml" xmlns:w15="http://schemas.microsoft.com/office/word/2012/wordml" xmlns:w16cex="http://schemas.microsoft.com/office/word/2018/wordml/cex" xmlns:w16cid="http://schemas.microsoft.com/office/word/2016/wordml/cid" xmlns:w16="http://schemas.microsoft.com/office/word/2018/wordml" xmlns:w16du="http://schemas.microsoft.com/office/word/2023/wordml/word16du" xmlns:w16sdtdh="http://schemas.microsoft.com/office/word/2020/wordml/sdtdatahash" xmlns:w16sdtfl="http://schemas.microsoft.com/office/word/2024/wordml/sdtformatlock" xmlns:w16se="http://schemas.microsoft.com/office/word/2015/wordml/symex" xmlns:wpg="http://schemas.microsoft.com/office/word/2010/wordprocessingGroup" xmlns:wpi="http://schemas.microsoft.com/office/word/2010/wordprocessingInk" xmlns:wne="http://schemas.microsoft.com/office/word/2006/wordml" xmlns:wps="http://schemas.microsoft.com/office/word/2010/wordprocessingShape" mc:Ignorable="w14 w15 w16se w16cid w16 w16cex w16sdtdh w16sdtfl w16du wp14">
+<w:footnotes xmlns:wpc="http://schemas.microsoft.com/office/word/2010/wordprocessingCanvas" xmlns:cx="http://schemas.microsoft.com/office/drawing/2014/chartex" xmlns:cx1="http://schemas.microsoft.com/office/drawing/2015/9/8/chartex" xmlns:cx2="http://schemas.microsoft.com/office/drawing/2015/10/21/chartex" xmlns:cx3="http://schemas.microsoft.com/office/drawing/2016/5/9/chartex" xmlns:cx4="http://schemas.microsoft.com/office/drawing/2016/5/10/chartex" xmlns:cx5="http://schemas.microsoft.com/office/drawing/2016/5/11/chartex" xmlns:cx6="http://schemas.microsoft.com/office/drawing/2016/5/12/chartex" xmlns:cx7="http://schemas.microsoft.com/office/drawing/2016/5/13/chartex" xmlns:cx8="http://schemas.microsoft.com/office/drawing/2016/5/14/chartex" xmlns:mc="http://schemas.openxmlformats.org/markup-compatibility/2006" xmlns:aink="http://schemas.microsoft.com/office/drawing/2016/ink" xmlns:am3d="http://schemas.microsoft.com/office/drawing/2017/model3d" xmlns:o="urn:schemas-microsoft-com:office:office" xmlns:oel="http://schemas.microsoft.com/office/2019/extlst" xmlns:r="http://schemas.openxmlformats.org/officeDocument/2006/relationships" xmlns:m="http://schemas.openxmlformats.org/officeDocument/2006/math" xmlns:v="urn:schemas-microsoft-com:vml" xmlns:wp14="http://schemas.microsoft.com/office/word/2010/wordprocessingDrawing" xmlns:wp="http://schemas.openxmlformats.org/drawingml/2006/wordprocessingDrawing" xmlns:w10="urn:schemas-microsoft-com:office:word" xmlns:w="http://schemas.openxmlformats.org/wordprocessingml/2006/main" xmlns:w14="http://schemas.microsoft.com/office/word/2010/wordml" xmlns:w15="http://schemas.microsoft.com/office/word/2012/wordml" xmlns:w16cei="http://schemas.microsoft.com/office/word/2026/wordml/cei" xmlns:w16cex="http://schemas.microsoft.com/office/word/2018/wordml/cex" xmlns:w16cid="http://schemas.microsoft.com/office/word/2016/wordml/cid" xmlns:w16="http://schemas.microsoft.com/office/word/2018/wordml" xmlns:w16du="http://schemas.microsoft.com/office/word/2023/wordml/word16du" xmlns:w16sdtdh="http://schemas.microsoft.com/office/word/2020/wordml/sdtdatahash" xmlns:w16sdtfl="http://schemas.microsoft.com/office/word/2024/wordml/sdtformatlock" xmlns:w16se="http://schemas.microsoft.com/office/word/2015/wordml/symex" xmlns:wpg="http://schemas.microsoft.com/office/word/2010/wordprocessingGroup" xmlns:wpi="http://schemas.microsoft.com/office/word/2010/wordprocessingInk" xmlns:wne="http://schemas.microsoft.com/office/word/2006/wordml" xmlns:wps="http://schemas.microsoft.com/office/word/2010/wordprocessingShape" mc:Ignorable="w14 w15 w16se w16cid w16 w16cex w16sdtdh w16sdtfl w16du wp14">
   <w:footnote w:type="separator" w:id="-1">
     <w:p>
       <w:r>
@@ -4422,7 +5410,7 @@
   <w:style w:type="paragraph" w:default="1" w:styleId="a">
     <w:name w:val="Normal"/>
     <w:qFormat/>
-    <w:rsid w:val="006E2827"/>
+    <w:rsid w:val="000D72A9"/>
     <w:pPr>
       <w:widowControl w:val="0"/>
       <w:jc w:val="both"/>
